--- a/Sem-2/Java/Java Provided/Material/Unit-2 InheriatanceProgList.docx
+++ b/Sem-2/Java/Java Provided/Material/Unit-2 InheriatanceProgList.docx
@@ -4,31 +4,2434 @@
   <w:body>
     <w:p>
       <w:pPr>
-        <w:spacing w:before="100" w:beforeAutospacing="1" w:after="100" w:afterAutospacing="1" w:line="240" w:lineRule="auto"/>
-        <w:outlineLvl w:val="0"/>
-        <w:rPr>
-          <w:rFonts w:ascii="Times New Roman" w:eastAsia="Times New Roman" w:hAnsi="Times New Roman" w:cs="Times New Roman"/>
-          <w:b/>
-          <w:bCs/>
-          <w:kern w:val="36"/>
-          <w:sz w:val="48"/>
-          <w:szCs w:val="48"/>
-        </w:rPr>
-      </w:pPr>
-      <w:r>
-        <w:rPr>
-          <w:rFonts w:ascii="Times New Roman" w:eastAsia="Times New Roman" w:hAnsi="Times New Roman" w:cs="Times New Roman"/>
-          <w:b/>
-          <w:bCs/>
-          <w:kern w:val="36"/>
-          <w:sz w:val="48"/>
-          <w:szCs w:val="48"/>
-        </w:rPr>
-        <w:t>BANK INHERITANCE PROGRAM</w:t>
-      </w:r>
-    </w:p>
-    <w:p>
-      <w:pPr>
+        <w:pStyle w:val="Heading2"/>
+        <w:rPr>
+          <w:sz w:val="40"/>
+        </w:rPr>
+      </w:pPr>
+      <w:r>
+        <w:rPr>
+          <w:rStyle w:val="Strong"/>
+          <w:bCs w:val="0"/>
+          <w:sz w:val="40"/>
+        </w:rPr>
+        <w:t xml:space="preserve">Program </w:t>
+      </w:r>
+      <w:r>
+        <w:rPr>
+          <w:rStyle w:val="Strong"/>
+          <w:bCs w:val="0"/>
+          <w:sz w:val="40"/>
+        </w:rPr>
+        <w:t>1</w:t>
+      </w:r>
+      <w:r>
+        <w:rPr>
+          <w:rStyle w:val="Strong"/>
+          <w:bCs w:val="0"/>
+          <w:sz w:val="40"/>
+        </w:rPr>
+        <w:t>: Employee Management</w:t>
+      </w:r>
+    </w:p>
+    <w:p>
+      <w:pPr>
+        <w:pStyle w:val="NormalWeb"/>
+      </w:pPr>
+      <w:r>
+        <w:rPr>
+          <w:rStyle w:val="Strong"/>
+        </w:rPr>
+        <w:t>Base Class (Parent Class): Employee</w:t>
+      </w:r>
+    </w:p>
+    <w:p>
+      <w:pPr>
+        <w:pStyle w:val="NormalWeb"/>
+        <w:numPr>
+          <w:ilvl w:val="0"/>
+          <w:numId w:val="8"/>
+        </w:numPr>
+      </w:pPr>
+      <w:r>
+        <w:rPr>
+          <w:rStyle w:val="Strong"/>
+        </w:rPr>
+        <w:t>Variables:</w:t>
+      </w:r>
+      <w:r>
+        <w:t xml:space="preserve"> </w:t>
+      </w:r>
+      <w:proofErr w:type="spellStart"/>
+      <w:r>
+        <w:t>empID</w:t>
+      </w:r>
+      <w:proofErr w:type="spellEnd"/>
+      <w:r>
+        <w:t xml:space="preserve">, </w:t>
+      </w:r>
+      <w:proofErr w:type="spellStart"/>
+      <w:r>
+        <w:t>empName</w:t>
+      </w:r>
+      <w:proofErr w:type="spellEnd"/>
+      <w:r>
+        <w:t xml:space="preserve">, salary, </w:t>
+      </w:r>
+      <w:r>
+        <w:rPr>
+          <w:rStyle w:val="Strong"/>
+        </w:rPr>
+        <w:t xml:space="preserve">final String </w:t>
+      </w:r>
+      <w:proofErr w:type="spellStart"/>
+      <w:r>
+        <w:rPr>
+          <w:rStyle w:val="Strong"/>
+        </w:rPr>
+        <w:t>companyName</w:t>
+      </w:r>
+      <w:proofErr w:type="spellEnd"/>
+    </w:p>
+    <w:p>
+      <w:pPr>
+        <w:pStyle w:val="NormalWeb"/>
+        <w:numPr>
+          <w:ilvl w:val="0"/>
+          <w:numId w:val="8"/>
+        </w:numPr>
+      </w:pPr>
+      <w:r>
+        <w:rPr>
+          <w:rStyle w:val="Strong"/>
+        </w:rPr>
+        <w:t>Constructor:</w:t>
+      </w:r>
+      <w:r>
+        <w:t xml:space="preserve"> initializes </w:t>
+      </w:r>
+      <w:proofErr w:type="spellStart"/>
+      <w:r>
+        <w:t>empID</w:t>
+      </w:r>
+      <w:proofErr w:type="spellEnd"/>
+      <w:r>
+        <w:t xml:space="preserve">, </w:t>
+      </w:r>
+      <w:proofErr w:type="spellStart"/>
+      <w:r>
+        <w:t>empName</w:t>
+      </w:r>
+      <w:proofErr w:type="spellEnd"/>
+      <w:r>
+        <w:t>, salary (</w:t>
+      </w:r>
+      <w:r>
+        <w:rPr>
+          <w:rStyle w:val="Strong"/>
+        </w:rPr>
+        <w:t>this keyword</w:t>
+      </w:r>
+      <w:r>
+        <w:t>)</w:t>
+      </w:r>
+    </w:p>
+    <w:p>
+      <w:pPr>
+        <w:pStyle w:val="NormalWeb"/>
+        <w:numPr>
+          <w:ilvl w:val="0"/>
+          <w:numId w:val="8"/>
+        </w:numPr>
+      </w:pPr>
+      <w:r>
+        <w:rPr>
+          <w:rStyle w:val="Strong"/>
+        </w:rPr>
+        <w:t>Methods:</w:t>
+      </w:r>
+    </w:p>
+    <w:p>
+      <w:pPr>
+        <w:pStyle w:val="NormalWeb"/>
+        <w:numPr>
+          <w:ilvl w:val="1"/>
+          <w:numId w:val="8"/>
+        </w:numPr>
+      </w:pPr>
+      <w:proofErr w:type="spellStart"/>
+      <w:r>
+        <w:rPr>
+          <w:rStyle w:val="HTMLCode"/>
+        </w:rPr>
+        <w:t>displaySalary</w:t>
+      </w:r>
+      <w:proofErr w:type="spellEnd"/>
+      <w:r>
+        <w:rPr>
+          <w:rStyle w:val="HTMLCode"/>
+        </w:rPr>
+        <w:t>()</w:t>
+      </w:r>
+      <w:r>
+        <w:t xml:space="preserve"> – </w:t>
+      </w:r>
+      <w:r>
+        <w:rPr>
+          <w:rStyle w:val="Strong"/>
+        </w:rPr>
+        <w:t>final method</w:t>
+      </w:r>
+      <w:r>
+        <w:t xml:space="preserve"> (cannot override)</w:t>
+      </w:r>
+    </w:p>
+    <w:p>
+      <w:pPr>
+        <w:pStyle w:val="NormalWeb"/>
+        <w:numPr>
+          <w:ilvl w:val="1"/>
+          <w:numId w:val="8"/>
+        </w:numPr>
+      </w:pPr>
+      <w:proofErr w:type="spellStart"/>
+      <w:r>
+        <w:rPr>
+          <w:rStyle w:val="HTMLCode"/>
+        </w:rPr>
+        <w:t>calculateBonus</w:t>
+      </w:r>
+      <w:proofErr w:type="spellEnd"/>
+      <w:r>
+        <w:rPr>
+          <w:rStyle w:val="HTMLCode"/>
+        </w:rPr>
+        <w:t>()</w:t>
+      </w:r>
+      <w:r>
+        <w:t xml:space="preserve"> – abstract method</w:t>
+      </w:r>
+    </w:p>
+    <w:p>
+      <w:pPr>
+        <w:pStyle w:val="NormalWeb"/>
+      </w:pPr>
+      <w:r>
+        <w:rPr>
+          <w:rStyle w:val="Strong"/>
+        </w:rPr>
+        <w:t>Child Classes:</w:t>
+      </w:r>
+    </w:p>
+    <w:p>
+      <w:pPr>
+        <w:pStyle w:val="NormalWeb"/>
+        <w:numPr>
+          <w:ilvl w:val="0"/>
+          <w:numId w:val="9"/>
+        </w:numPr>
+      </w:pPr>
+      <w:r>
+        <w:rPr>
+          <w:rStyle w:val="Strong"/>
+        </w:rPr>
+        <w:t>Manager</w:t>
+      </w:r>
+      <w:r>
+        <w:t xml:space="preserve"> – implements </w:t>
+      </w:r>
+      <w:proofErr w:type="spellStart"/>
+      <w:r>
+        <w:t>calculateBonus</w:t>
+      </w:r>
+      <w:proofErr w:type="spellEnd"/>
+      <w:r>
+        <w:t>() (bonus = 10% of salary)</w:t>
+      </w:r>
+    </w:p>
+    <w:p>
+      <w:pPr>
+        <w:pStyle w:val="NormalWeb"/>
+        <w:numPr>
+          <w:ilvl w:val="0"/>
+          <w:numId w:val="9"/>
+        </w:numPr>
+      </w:pPr>
+      <w:r>
+        <w:rPr>
+          <w:rStyle w:val="Strong"/>
+        </w:rPr>
+        <w:t>Developer</w:t>
+      </w:r>
+      <w:r>
+        <w:t xml:space="preserve"> – implements </w:t>
+      </w:r>
+      <w:proofErr w:type="spellStart"/>
+      <w:r>
+        <w:t>calculateBonus</w:t>
+      </w:r>
+      <w:proofErr w:type="spellEnd"/>
+      <w:r>
+        <w:t>() (bonus = 5% of salary)</w:t>
+      </w:r>
+    </w:p>
+    <w:p>
+      <w:pPr>
+        <w:pStyle w:val="NormalWeb"/>
+      </w:pPr>
+      <w:r>
+        <w:rPr>
+          <w:rStyle w:val="Strong"/>
+        </w:rPr>
+        <w:t>Main Method:</w:t>
+      </w:r>
+    </w:p>
+    <w:p>
+      <w:pPr>
+        <w:pStyle w:val="NormalWeb"/>
+        <w:numPr>
+          <w:ilvl w:val="0"/>
+          <w:numId w:val="10"/>
+        </w:numPr>
+      </w:pPr>
+      <w:r>
+        <w:t>Create objects of Manager and Developer</w:t>
+      </w:r>
+    </w:p>
+    <w:p>
+      <w:pPr>
+        <w:pStyle w:val="NormalWeb"/>
+        <w:numPr>
+          <w:ilvl w:val="0"/>
+          <w:numId w:val="10"/>
+        </w:numPr>
+      </w:pPr>
+      <w:r>
+        <w:t xml:space="preserve">Call </w:t>
+      </w:r>
+      <w:proofErr w:type="spellStart"/>
+      <w:r>
+        <w:t>displaySalary</w:t>
+      </w:r>
+      <w:proofErr w:type="spellEnd"/>
+      <w:r>
+        <w:t xml:space="preserve">() and </w:t>
+      </w:r>
+      <w:proofErr w:type="spellStart"/>
+      <w:r>
+        <w:t>calculateBonus</w:t>
+      </w:r>
+      <w:proofErr w:type="spellEnd"/>
+      <w:r>
+        <w:t>()</w:t>
+      </w:r>
+    </w:p>
+    <w:p>
+      <w:pPr>
+        <w:pStyle w:val="NormalWeb"/>
+        <w:numPr>
+          <w:ilvl w:val="0"/>
+          <w:numId w:val="10"/>
+        </w:numPr>
+      </w:pPr>
+      <w:r>
+        <w:t xml:space="preserve">Show </w:t>
+      </w:r>
+      <w:proofErr w:type="spellStart"/>
+      <w:r>
+        <w:t>emp</w:t>
+      </w:r>
+      <w:proofErr w:type="spellEnd"/>
+      <w:r>
+        <w:t xml:space="preserve"> details and bonus</w:t>
+      </w:r>
+    </w:p>
+    <w:p>
+      <w:pPr>
+        <w:pStyle w:val="NormalWeb"/>
+      </w:pPr>
+      <w:r>
+        <w:rPr>
+          <w:rStyle w:val="Strong"/>
+        </w:rPr>
+        <w:t>Expected Output:</w:t>
+      </w:r>
+    </w:p>
+    <w:p>
+      <w:pPr>
+        <w:pStyle w:val="HTMLPreformatted"/>
+        <w:rPr>
+          <w:rStyle w:val="HTMLCode"/>
+        </w:rPr>
+      </w:pPr>
+      <w:r>
+        <w:rPr>
+          <w:rStyle w:val="hljs-attr"/>
+        </w:rPr>
+        <w:t>Company Name:</w:t>
+      </w:r>
+      <w:r>
+        <w:rPr>
+          <w:rStyle w:val="HTMLCode"/>
+        </w:rPr>
+        <w:t xml:space="preserve"> </w:t>
+      </w:r>
+      <w:proofErr w:type="spellStart"/>
+      <w:r>
+        <w:rPr>
+          <w:rStyle w:val="hljs-string"/>
+        </w:rPr>
+        <w:t>TechSoft</w:t>
+      </w:r>
+      <w:proofErr w:type="spellEnd"/>
+    </w:p>
+    <w:p>
+      <w:pPr>
+        <w:pStyle w:val="HTMLPreformatted"/>
+        <w:rPr>
+          <w:rStyle w:val="HTMLCode"/>
+        </w:rPr>
+      </w:pPr>
+      <w:r>
+        <w:rPr>
+          <w:rStyle w:val="hljs-attr"/>
+        </w:rPr>
+        <w:t>Employee ID:</w:t>
+      </w:r>
+      <w:r>
+        <w:rPr>
+          <w:rStyle w:val="HTMLCode"/>
+        </w:rPr>
+        <w:t xml:space="preserve"> </w:t>
+      </w:r>
+      <w:r>
+        <w:rPr>
+          <w:rStyle w:val="hljs-number"/>
+        </w:rPr>
+        <w:t>101</w:t>
+      </w:r>
+    </w:p>
+    <w:p>
+      <w:pPr>
+        <w:pStyle w:val="HTMLPreformatted"/>
+        <w:rPr>
+          <w:rStyle w:val="HTMLCode"/>
+        </w:rPr>
+      </w:pPr>
+      <w:r>
+        <w:rPr>
+          <w:rStyle w:val="hljs-attr"/>
+        </w:rPr>
+        <w:t>Employee Name:</w:t>
+      </w:r>
+      <w:r>
+        <w:rPr>
+          <w:rStyle w:val="HTMLCode"/>
+        </w:rPr>
+        <w:t xml:space="preserve"> </w:t>
+      </w:r>
+      <w:r>
+        <w:rPr>
+          <w:rStyle w:val="hljs-string"/>
+        </w:rPr>
+        <w:t>John</w:t>
+      </w:r>
+    </w:p>
+    <w:p>
+      <w:pPr>
+        <w:pStyle w:val="HTMLPreformatted"/>
+        <w:rPr>
+          <w:rStyle w:val="HTMLCode"/>
+        </w:rPr>
+      </w:pPr>
+      <w:r>
+        <w:rPr>
+          <w:rStyle w:val="hljs-attr"/>
+        </w:rPr>
+        <w:t>Salary:</w:t>
+      </w:r>
+      <w:r>
+        <w:rPr>
+          <w:rStyle w:val="HTMLCode"/>
+        </w:rPr>
+        <w:t xml:space="preserve"> </w:t>
+      </w:r>
+      <w:r>
+        <w:rPr>
+          <w:rStyle w:val="hljs-number"/>
+        </w:rPr>
+        <w:t>50000</w:t>
+      </w:r>
+    </w:p>
+    <w:p>
+      <w:pPr>
+        <w:pStyle w:val="HTMLPreformatted"/>
+        <w:rPr>
+          <w:rStyle w:val="HTMLCode"/>
+        </w:rPr>
+      </w:pPr>
+      <w:r>
+        <w:rPr>
+          <w:rStyle w:val="hljs-attr"/>
+        </w:rPr>
+        <w:t>Bonus:</w:t>
+      </w:r>
+      <w:r>
+        <w:rPr>
+          <w:rStyle w:val="HTMLCode"/>
+        </w:rPr>
+        <w:t xml:space="preserve"> </w:t>
+      </w:r>
+      <w:r>
+        <w:rPr>
+          <w:rStyle w:val="hljs-number"/>
+        </w:rPr>
+        <w:t>5000</w:t>
+      </w:r>
+    </w:p>
+    <w:p>
+      <w:pPr>
+        <w:pStyle w:val="HTMLPreformatted"/>
+        <w:rPr>
+          <w:rStyle w:val="HTMLCode"/>
+        </w:rPr>
+      </w:pPr>
+      <w:r>
+        <w:rPr>
+          <w:rStyle w:val="hljs-string"/>
+        </w:rPr>
+        <w:t>----------------------</w:t>
+      </w:r>
+    </w:p>
+    <w:p>
+      <w:pPr>
+        <w:pStyle w:val="HTMLPreformatted"/>
+        <w:rPr>
+          <w:rStyle w:val="HTMLCode"/>
+        </w:rPr>
+      </w:pPr>
+      <w:r>
+        <w:rPr>
+          <w:rStyle w:val="hljs-attr"/>
+        </w:rPr>
+        <w:t>Company Name:</w:t>
+      </w:r>
+      <w:r>
+        <w:rPr>
+          <w:rStyle w:val="HTMLCode"/>
+        </w:rPr>
+        <w:t xml:space="preserve"> </w:t>
+      </w:r>
+      <w:proofErr w:type="spellStart"/>
+      <w:r>
+        <w:rPr>
+          <w:rStyle w:val="hljs-string"/>
+        </w:rPr>
+        <w:t>TechSoft</w:t>
+      </w:r>
+      <w:proofErr w:type="spellEnd"/>
+    </w:p>
+    <w:p>
+      <w:pPr>
+        <w:pStyle w:val="HTMLPreformatted"/>
+        <w:rPr>
+          <w:rStyle w:val="HTMLCode"/>
+        </w:rPr>
+      </w:pPr>
+      <w:r>
+        <w:rPr>
+          <w:rStyle w:val="hljs-attr"/>
+        </w:rPr>
+        <w:t>Employee ID:</w:t>
+      </w:r>
+      <w:r>
+        <w:rPr>
+          <w:rStyle w:val="HTMLCode"/>
+        </w:rPr>
+        <w:t xml:space="preserve"> </w:t>
+      </w:r>
+      <w:r>
+        <w:rPr>
+          <w:rStyle w:val="hljs-number"/>
+        </w:rPr>
+        <w:t>102</w:t>
+      </w:r>
+    </w:p>
+    <w:p>
+      <w:pPr>
+        <w:pStyle w:val="HTMLPreformatted"/>
+        <w:rPr>
+          <w:rStyle w:val="HTMLCode"/>
+        </w:rPr>
+      </w:pPr>
+      <w:r>
+        <w:rPr>
+          <w:rStyle w:val="hljs-attr"/>
+        </w:rPr>
+        <w:t>Employee Name:</w:t>
+      </w:r>
+      <w:r>
+        <w:rPr>
+          <w:rStyle w:val="HTMLCode"/>
+        </w:rPr>
+        <w:t xml:space="preserve"> </w:t>
+      </w:r>
+      <w:r>
+        <w:rPr>
+          <w:rStyle w:val="hljs-string"/>
+        </w:rPr>
+        <w:t>Alice</w:t>
+      </w:r>
+    </w:p>
+    <w:p>
+      <w:pPr>
+        <w:pStyle w:val="HTMLPreformatted"/>
+        <w:rPr>
+          <w:rStyle w:val="HTMLCode"/>
+        </w:rPr>
+      </w:pPr>
+      <w:r>
+        <w:rPr>
+          <w:rStyle w:val="hljs-attr"/>
+        </w:rPr>
+        <w:t>Salary:</w:t>
+      </w:r>
+      <w:r>
+        <w:rPr>
+          <w:rStyle w:val="HTMLCode"/>
+        </w:rPr>
+        <w:t xml:space="preserve"> </w:t>
+      </w:r>
+      <w:r>
+        <w:rPr>
+          <w:rStyle w:val="hljs-number"/>
+        </w:rPr>
+        <w:t>40000</w:t>
+      </w:r>
+    </w:p>
+    <w:p>
+      <w:pPr>
+        <w:pStyle w:val="HTMLPreformatted"/>
+      </w:pPr>
+      <w:r>
+        <w:rPr>
+          <w:rStyle w:val="hljs-attr"/>
+        </w:rPr>
+        <w:t>Bonus:</w:t>
+      </w:r>
+      <w:r>
+        <w:rPr>
+          <w:rStyle w:val="HTMLCode"/>
+        </w:rPr>
+        <w:t xml:space="preserve"> </w:t>
+      </w:r>
+      <w:r>
+        <w:rPr>
+          <w:rStyle w:val="hljs-number"/>
+        </w:rPr>
+        <w:t>2000</w:t>
+      </w:r>
+    </w:p>
+    <w:p/>
+    <w:p/>
+    <w:p/>
+    <w:p/>
+    <w:p/>
+    <w:p/>
+    <w:p/>
+    <w:p/>
+    <w:p>
+      <w:pPr>
+        <w:pStyle w:val="Heading2"/>
+        <w:rPr>
+          <w:sz w:val="32"/>
+        </w:rPr>
+      </w:pPr>
+      <w:r>
+        <w:rPr>
+          <w:rStyle w:val="Strong"/>
+          <w:bCs w:val="0"/>
+          <w:sz w:val="32"/>
+        </w:rPr>
+        <w:lastRenderedPageBreak/>
+        <w:t xml:space="preserve">Program </w:t>
+      </w:r>
+      <w:r>
+        <w:rPr>
+          <w:rStyle w:val="Strong"/>
+          <w:bCs w:val="0"/>
+          <w:sz w:val="32"/>
+        </w:rPr>
+        <w:t>2</w:t>
+      </w:r>
+      <w:r>
+        <w:rPr>
+          <w:rStyle w:val="Strong"/>
+          <w:bCs w:val="0"/>
+          <w:sz w:val="32"/>
+        </w:rPr>
+        <w:t>: Student Grading System</w:t>
+      </w:r>
+    </w:p>
+    <w:p>
+      <w:pPr>
+        <w:pStyle w:val="NormalWeb"/>
+      </w:pPr>
+      <w:r>
+        <w:rPr>
+          <w:rStyle w:val="Strong"/>
+        </w:rPr>
+        <w:t>Base Class:</w:t>
+      </w:r>
+      <w:r>
+        <w:t xml:space="preserve"> Student (abstract)</w:t>
+      </w:r>
+    </w:p>
+    <w:p>
+      <w:pPr>
+        <w:pStyle w:val="NormalWeb"/>
+        <w:numPr>
+          <w:ilvl w:val="0"/>
+          <w:numId w:val="11"/>
+        </w:numPr>
+      </w:pPr>
+      <w:r>
+        <w:rPr>
+          <w:rStyle w:val="Strong"/>
+        </w:rPr>
+        <w:t>Variables:</w:t>
+      </w:r>
+      <w:r>
+        <w:t xml:space="preserve"> </w:t>
+      </w:r>
+      <w:proofErr w:type="spellStart"/>
+      <w:r>
+        <w:t>studentID</w:t>
+      </w:r>
+      <w:proofErr w:type="spellEnd"/>
+      <w:r>
+        <w:t xml:space="preserve">, name, </w:t>
+      </w:r>
+      <w:r>
+        <w:rPr>
+          <w:rStyle w:val="Strong"/>
+        </w:rPr>
+        <w:t xml:space="preserve">final String </w:t>
+      </w:r>
+      <w:proofErr w:type="spellStart"/>
+      <w:r>
+        <w:rPr>
+          <w:rStyle w:val="Strong"/>
+        </w:rPr>
+        <w:t>schoolName</w:t>
+      </w:r>
+      <w:proofErr w:type="spellEnd"/>
+    </w:p>
+    <w:p>
+      <w:pPr>
+        <w:pStyle w:val="NormalWeb"/>
+        <w:numPr>
+          <w:ilvl w:val="0"/>
+          <w:numId w:val="11"/>
+        </w:numPr>
+      </w:pPr>
+      <w:r>
+        <w:rPr>
+          <w:rStyle w:val="Strong"/>
+        </w:rPr>
+        <w:t>Constructor:</w:t>
+      </w:r>
+      <w:r>
+        <w:t xml:space="preserve"> initialize </w:t>
+      </w:r>
+      <w:proofErr w:type="spellStart"/>
+      <w:r>
+        <w:t>studentID</w:t>
+      </w:r>
+      <w:proofErr w:type="spellEnd"/>
+      <w:r>
+        <w:t>, name</w:t>
+      </w:r>
+    </w:p>
+    <w:p>
+      <w:pPr>
+        <w:pStyle w:val="NormalWeb"/>
+        <w:numPr>
+          <w:ilvl w:val="0"/>
+          <w:numId w:val="11"/>
+        </w:numPr>
+      </w:pPr>
+      <w:r>
+        <w:rPr>
+          <w:rStyle w:val="Strong"/>
+        </w:rPr>
+        <w:t>Methods:</w:t>
+      </w:r>
+    </w:p>
+    <w:p>
+      <w:pPr>
+        <w:pStyle w:val="NormalWeb"/>
+        <w:numPr>
+          <w:ilvl w:val="1"/>
+          <w:numId w:val="11"/>
+        </w:numPr>
+      </w:pPr>
+      <w:proofErr w:type="spellStart"/>
+      <w:r>
+        <w:rPr>
+          <w:rStyle w:val="HTMLCode"/>
+        </w:rPr>
+        <w:t>displayInfo</w:t>
+      </w:r>
+      <w:proofErr w:type="spellEnd"/>
+      <w:r>
+        <w:rPr>
+          <w:rStyle w:val="HTMLCode"/>
+        </w:rPr>
+        <w:t>()</w:t>
+      </w:r>
+      <w:r>
+        <w:t xml:space="preserve"> – final method</w:t>
+      </w:r>
+    </w:p>
+    <w:p>
+      <w:pPr>
+        <w:pStyle w:val="NormalWeb"/>
+        <w:numPr>
+          <w:ilvl w:val="1"/>
+          <w:numId w:val="11"/>
+        </w:numPr>
+      </w:pPr>
+      <w:proofErr w:type="spellStart"/>
+      <w:r>
+        <w:rPr>
+          <w:rStyle w:val="HTMLCode"/>
+        </w:rPr>
+        <w:t>calculateGrade</w:t>
+      </w:r>
+      <w:proofErr w:type="spellEnd"/>
+      <w:r>
+        <w:rPr>
+          <w:rStyle w:val="HTMLCode"/>
+        </w:rPr>
+        <w:t>()</w:t>
+      </w:r>
+      <w:r>
+        <w:t xml:space="preserve"> – abstract method</w:t>
+      </w:r>
+    </w:p>
+    <w:p>
+      <w:pPr>
+        <w:pStyle w:val="NormalWeb"/>
+      </w:pPr>
+      <w:r>
+        <w:rPr>
+          <w:rStyle w:val="Strong"/>
+        </w:rPr>
+        <w:t>Child Classes:</w:t>
+      </w:r>
+    </w:p>
+    <w:p>
+      <w:pPr>
+        <w:pStyle w:val="NormalWeb"/>
+        <w:numPr>
+          <w:ilvl w:val="0"/>
+          <w:numId w:val="12"/>
+        </w:numPr>
+      </w:pPr>
+      <w:proofErr w:type="spellStart"/>
+      <w:r>
+        <w:rPr>
+          <w:rStyle w:val="Strong"/>
+        </w:rPr>
+        <w:t>ScienceStudent</w:t>
+      </w:r>
+      <w:proofErr w:type="spellEnd"/>
+      <w:r>
+        <w:t xml:space="preserve"> – </w:t>
+      </w:r>
+      <w:r>
+        <w:t xml:space="preserve">Variable marks and </w:t>
+      </w:r>
+      <w:r>
+        <w:t xml:space="preserve">implements </w:t>
+      </w:r>
+      <w:proofErr w:type="spellStart"/>
+      <w:r>
+        <w:t>calculateGrade</w:t>
+      </w:r>
+      <w:proofErr w:type="spellEnd"/>
+      <w:r>
+        <w:t>() (marks &gt; 80 = A)</w:t>
+      </w:r>
+    </w:p>
+    <w:p>
+      <w:pPr>
+        <w:pStyle w:val="NormalWeb"/>
+        <w:numPr>
+          <w:ilvl w:val="0"/>
+          <w:numId w:val="12"/>
+        </w:numPr>
+      </w:pPr>
+      <w:proofErr w:type="spellStart"/>
+      <w:r>
+        <w:rPr>
+          <w:rStyle w:val="Strong"/>
+        </w:rPr>
+        <w:t>ArtsStudent</w:t>
+      </w:r>
+      <w:proofErr w:type="spellEnd"/>
+      <w:r>
+        <w:t xml:space="preserve"> – </w:t>
+      </w:r>
+      <w:r>
+        <w:t xml:space="preserve">Variable marks and </w:t>
+      </w:r>
+      <w:r>
+        <w:t xml:space="preserve">implements </w:t>
+      </w:r>
+      <w:proofErr w:type="spellStart"/>
+      <w:r>
+        <w:t>calculateGrade</w:t>
+      </w:r>
+      <w:proofErr w:type="spellEnd"/>
+      <w:r>
+        <w:t>() (marks &gt; 70 = A)</w:t>
+      </w:r>
+    </w:p>
+    <w:p>
+      <w:pPr>
+        <w:pStyle w:val="NormalWeb"/>
+      </w:pPr>
+      <w:r>
+        <w:rPr>
+          <w:rStyle w:val="Strong"/>
+        </w:rPr>
+        <w:t>Main Method:</w:t>
+      </w:r>
+    </w:p>
+    <w:p>
+      <w:pPr>
+        <w:pStyle w:val="NormalWeb"/>
+        <w:numPr>
+          <w:ilvl w:val="0"/>
+          <w:numId w:val="13"/>
+        </w:numPr>
+      </w:pPr>
+      <w:r>
+        <w:t xml:space="preserve">Create </w:t>
+      </w:r>
+      <w:proofErr w:type="spellStart"/>
+      <w:r>
+        <w:t>ScienceStudent</w:t>
+      </w:r>
+      <w:proofErr w:type="spellEnd"/>
+      <w:r>
+        <w:t xml:space="preserve"> and </w:t>
+      </w:r>
+      <w:proofErr w:type="spellStart"/>
+      <w:r>
+        <w:t>ArtsStudent</w:t>
+      </w:r>
+      <w:proofErr w:type="spellEnd"/>
+      <w:r>
+        <w:t xml:space="preserve"> objects</w:t>
+      </w:r>
+    </w:p>
+    <w:p>
+      <w:pPr>
+        <w:pStyle w:val="NormalWeb"/>
+        <w:numPr>
+          <w:ilvl w:val="0"/>
+          <w:numId w:val="13"/>
+        </w:numPr>
+      </w:pPr>
+      <w:r>
+        <w:t xml:space="preserve">Call </w:t>
+      </w:r>
+      <w:proofErr w:type="spellStart"/>
+      <w:r>
+        <w:t>displayInfo</w:t>
+      </w:r>
+      <w:proofErr w:type="spellEnd"/>
+      <w:r>
+        <w:t xml:space="preserve">() and </w:t>
+      </w:r>
+      <w:proofErr w:type="spellStart"/>
+      <w:r>
+        <w:t>calculateGrade</w:t>
+      </w:r>
+      <w:proofErr w:type="spellEnd"/>
+      <w:r>
+        <w:t>()</w:t>
+      </w:r>
+    </w:p>
+    <w:p>
+      <w:pPr>
+        <w:pStyle w:val="NormalWeb"/>
+      </w:pPr>
+      <w:r>
+        <w:rPr>
+          <w:rStyle w:val="Strong"/>
+        </w:rPr>
+        <w:t>Expected Output:</w:t>
+      </w:r>
+    </w:p>
+    <w:p>
+      <w:pPr>
+        <w:pStyle w:val="HTMLPreformatted"/>
+        <w:rPr>
+          <w:rStyle w:val="HTMLCode"/>
+        </w:rPr>
+      </w:pPr>
+      <w:r>
+        <w:rPr>
+          <w:rStyle w:val="hljs-attr"/>
+        </w:rPr>
+        <w:t>School:</w:t>
+      </w:r>
+      <w:r>
+        <w:rPr>
+          <w:rStyle w:val="HTMLCode"/>
+        </w:rPr>
+        <w:t xml:space="preserve"> </w:t>
+      </w:r>
+      <w:r>
+        <w:rPr>
+          <w:rStyle w:val="hljs-string"/>
+        </w:rPr>
+        <w:t>Bright</w:t>
+      </w:r>
+      <w:r>
+        <w:rPr>
+          <w:rStyle w:val="HTMLCode"/>
+        </w:rPr>
+        <w:t xml:space="preserve"> </w:t>
+      </w:r>
+      <w:r>
+        <w:rPr>
+          <w:rStyle w:val="hljs-string"/>
+        </w:rPr>
+        <w:t>School</w:t>
+      </w:r>
+    </w:p>
+    <w:p>
+      <w:pPr>
+        <w:pStyle w:val="HTMLPreformatted"/>
+        <w:rPr>
+          <w:rStyle w:val="HTMLCode"/>
+        </w:rPr>
+      </w:pPr>
+      <w:r>
+        <w:rPr>
+          <w:rStyle w:val="hljs-attr"/>
+        </w:rPr>
+        <w:t>Student ID:</w:t>
+      </w:r>
+      <w:r>
+        <w:rPr>
+          <w:rStyle w:val="HTMLCode"/>
+        </w:rPr>
+        <w:t xml:space="preserve"> </w:t>
+      </w:r>
+      <w:r>
+        <w:rPr>
+          <w:rStyle w:val="hljs-number"/>
+        </w:rPr>
+        <w:t>101</w:t>
+      </w:r>
+    </w:p>
+    <w:p>
+      <w:pPr>
+        <w:pStyle w:val="HTMLPreformatted"/>
+        <w:rPr>
+          <w:rStyle w:val="HTMLCode"/>
+        </w:rPr>
+      </w:pPr>
+      <w:r>
+        <w:rPr>
+          <w:rStyle w:val="hljs-attr"/>
+        </w:rPr>
+        <w:t>Name:</w:t>
+      </w:r>
+      <w:r>
+        <w:rPr>
+          <w:rStyle w:val="HTMLCode"/>
+        </w:rPr>
+        <w:t xml:space="preserve"> </w:t>
+      </w:r>
+      <w:r>
+        <w:rPr>
+          <w:rStyle w:val="hljs-string"/>
+        </w:rPr>
+        <w:t>John</w:t>
+      </w:r>
+    </w:p>
+    <w:p>
+      <w:pPr>
+        <w:pStyle w:val="HTMLPreformatted"/>
+        <w:rPr>
+          <w:rStyle w:val="HTMLCode"/>
+        </w:rPr>
+      </w:pPr>
+      <w:r>
+        <w:rPr>
+          <w:rStyle w:val="hljs-attr"/>
+        </w:rPr>
+        <w:t>Grade:</w:t>
+      </w:r>
+      <w:r>
+        <w:rPr>
+          <w:rStyle w:val="HTMLCode"/>
+        </w:rPr>
+        <w:t xml:space="preserve"> </w:t>
+      </w:r>
+      <w:r>
+        <w:rPr>
+          <w:rStyle w:val="hljs-string"/>
+        </w:rPr>
+        <w:t>A</w:t>
+      </w:r>
+    </w:p>
+    <w:p>
+      <w:pPr>
+        <w:pStyle w:val="HTMLPreformatted"/>
+        <w:rPr>
+          <w:rStyle w:val="HTMLCode"/>
+        </w:rPr>
+      </w:pPr>
+      <w:r>
+        <w:rPr>
+          <w:rStyle w:val="hljs-string"/>
+        </w:rPr>
+        <w:t>-----------------------</w:t>
+      </w:r>
+    </w:p>
+    <w:p>
+      <w:pPr>
+        <w:pStyle w:val="HTMLPreformatted"/>
+        <w:rPr>
+          <w:rStyle w:val="HTMLCode"/>
+        </w:rPr>
+      </w:pPr>
+      <w:r>
+        <w:rPr>
+          <w:rStyle w:val="hljs-attr"/>
+        </w:rPr>
+        <w:t>School:</w:t>
+      </w:r>
+      <w:r>
+        <w:rPr>
+          <w:rStyle w:val="HTMLCode"/>
+        </w:rPr>
+        <w:t xml:space="preserve"> </w:t>
+      </w:r>
+      <w:r>
+        <w:rPr>
+          <w:rStyle w:val="hljs-string"/>
+        </w:rPr>
+        <w:t>Bright</w:t>
+      </w:r>
+      <w:r>
+        <w:rPr>
+          <w:rStyle w:val="HTMLCode"/>
+        </w:rPr>
+        <w:t xml:space="preserve"> </w:t>
+      </w:r>
+      <w:r>
+        <w:rPr>
+          <w:rStyle w:val="hljs-string"/>
+        </w:rPr>
+        <w:t>School</w:t>
+      </w:r>
+    </w:p>
+    <w:p>
+      <w:pPr>
+        <w:pStyle w:val="HTMLPreformatted"/>
+        <w:rPr>
+          <w:rStyle w:val="HTMLCode"/>
+        </w:rPr>
+      </w:pPr>
+      <w:r>
+        <w:rPr>
+          <w:rStyle w:val="hljs-attr"/>
+        </w:rPr>
+        <w:t>Student ID:</w:t>
+      </w:r>
+      <w:r>
+        <w:rPr>
+          <w:rStyle w:val="HTMLCode"/>
+        </w:rPr>
+        <w:t xml:space="preserve"> </w:t>
+      </w:r>
+      <w:r>
+        <w:rPr>
+          <w:rStyle w:val="hljs-number"/>
+        </w:rPr>
+        <w:t>102</w:t>
+      </w:r>
+    </w:p>
+    <w:p>
+      <w:pPr>
+        <w:pStyle w:val="HTMLPreformatted"/>
+        <w:rPr>
+          <w:rStyle w:val="HTMLCode"/>
+        </w:rPr>
+      </w:pPr>
+      <w:r>
+        <w:rPr>
+          <w:rStyle w:val="hljs-attr"/>
+        </w:rPr>
+        <w:t>Name:</w:t>
+      </w:r>
+      <w:r>
+        <w:rPr>
+          <w:rStyle w:val="HTMLCode"/>
+        </w:rPr>
+        <w:t xml:space="preserve"> </w:t>
+      </w:r>
+      <w:r>
+        <w:rPr>
+          <w:rStyle w:val="hljs-string"/>
+        </w:rPr>
+        <w:t>Alice</w:t>
+      </w:r>
+    </w:p>
+    <w:p>
+      <w:pPr>
+        <w:pStyle w:val="HTMLPreformatted"/>
+        <w:rPr>
+          <w:rStyle w:val="HTMLCode"/>
+        </w:rPr>
+      </w:pPr>
+      <w:r>
+        <w:rPr>
+          <w:rStyle w:val="hljs-attr"/>
+        </w:rPr>
+        <w:t>Grade:</w:t>
+      </w:r>
+      <w:r>
+        <w:rPr>
+          <w:rStyle w:val="HTMLCode"/>
+        </w:rPr>
+        <w:t xml:space="preserve"> </w:t>
+      </w:r>
+      <w:r>
+        <w:rPr>
+          <w:rStyle w:val="hljs-string"/>
+        </w:rPr>
+        <w:t>B</w:t>
+      </w:r>
+    </w:p>
+    <w:p>
+      <w:r>
+        <w:pict>
+          <v:rect id="_x0000_i1025" style="width:0;height:1.5pt" o:hralign="center" o:hrstd="t" o:hr="t" fillcolor="#a0a0a0" stroked="f"/>
+        </w:pict>
+      </w:r>
+    </w:p>
+    <w:p>
+      <w:pPr>
+        <w:pStyle w:val="Heading2"/>
+        <w:rPr>
+          <w:rStyle w:val="Strong"/>
+          <w:bCs w:val="0"/>
+          <w:sz w:val="32"/>
+        </w:rPr>
+      </w:pPr>
+    </w:p>
+    <w:p/>
+    <w:p/>
+    <w:p>
+      <w:pPr>
+        <w:pStyle w:val="Heading2"/>
+        <w:rPr>
+          <w:rStyle w:val="Strong"/>
+          <w:bCs w:val="0"/>
+          <w:sz w:val="32"/>
+        </w:rPr>
+      </w:pPr>
+    </w:p>
+    <w:p/>
+    <w:p/>
+    <w:p/>
+    <w:p/>
+    <w:p/>
+    <w:p/>
+    <w:p/>
+    <w:p/>
+    <w:p>
+      <w:pPr>
+        <w:pStyle w:val="Heading2"/>
+        <w:rPr>
+          <w:rStyle w:val="Strong"/>
+          <w:sz w:val="32"/>
+        </w:rPr>
+      </w:pPr>
+      <w:r>
+        <w:rPr>
+          <w:rStyle w:val="Strong"/>
+          <w:bCs w:val="0"/>
+          <w:sz w:val="32"/>
+        </w:rPr>
+        <w:t xml:space="preserve">Program </w:t>
+      </w:r>
+      <w:r>
+        <w:rPr>
+          <w:rStyle w:val="Strong"/>
+          <w:bCs w:val="0"/>
+          <w:sz w:val="32"/>
+        </w:rPr>
+        <w:t>3</w:t>
+      </w:r>
+      <w:r>
+        <w:rPr>
+          <w:rStyle w:val="Strong"/>
+          <w:bCs w:val="0"/>
+          <w:sz w:val="32"/>
+        </w:rPr>
+        <w:t>: Library Management</w:t>
+      </w:r>
+    </w:p>
+    <w:p>
+      <w:pPr>
+        <w:pStyle w:val="NormalWeb"/>
+        <w:rPr>
+          <w:highlight w:val="yellow"/>
+        </w:rPr>
+      </w:pPr>
+      <w:r>
+        <w:rPr>
+          <w:rStyle w:val="Strong"/>
+        </w:rPr>
+        <w:t>Base Class</w:t>
+      </w:r>
+      <w:r>
+        <w:rPr>
+          <w:rStyle w:val="Strong"/>
+          <w:highlight w:val="yellow"/>
+        </w:rPr>
+        <w:t>:</w:t>
+      </w:r>
+      <w:r>
+        <w:rPr>
+          <w:highlight w:val="yellow"/>
+        </w:rPr>
+        <w:t xml:space="preserve"> </w:t>
+      </w:r>
+      <w:proofErr w:type="spellStart"/>
+      <w:r>
+        <w:rPr>
+          <w:highlight w:val="yellow"/>
+        </w:rPr>
+        <w:t>LibraryItem</w:t>
+      </w:r>
+      <w:proofErr w:type="spellEnd"/>
+      <w:r>
+        <w:rPr>
+          <w:highlight w:val="yellow"/>
+        </w:rPr>
+        <w:t xml:space="preserve"> (abstract)</w:t>
+      </w:r>
+    </w:p>
+    <w:p>
+      <w:pPr>
+        <w:pStyle w:val="NormalWeb"/>
+        <w:numPr>
+          <w:ilvl w:val="0"/>
+          <w:numId w:val="14"/>
+        </w:numPr>
+        <w:rPr>
+          <w:highlight w:val="yellow"/>
+        </w:rPr>
+      </w:pPr>
+      <w:r>
+        <w:rPr>
+          <w:rStyle w:val="Strong"/>
+          <w:highlight w:val="yellow"/>
+        </w:rPr>
+        <w:t>Variables:</w:t>
+      </w:r>
+      <w:r>
+        <w:rPr>
+          <w:highlight w:val="yellow"/>
+        </w:rPr>
+        <w:t xml:space="preserve"> </w:t>
+      </w:r>
+      <w:proofErr w:type="spellStart"/>
+      <w:r>
+        <w:rPr>
+          <w:highlight w:val="yellow"/>
+        </w:rPr>
+        <w:t>itemID</w:t>
+      </w:r>
+      <w:proofErr w:type="spellEnd"/>
+      <w:r>
+        <w:rPr>
+          <w:highlight w:val="yellow"/>
+        </w:rPr>
+        <w:t xml:space="preserve">, title, </w:t>
+      </w:r>
+      <w:r>
+        <w:rPr>
+          <w:rStyle w:val="Strong"/>
+          <w:highlight w:val="yellow"/>
+        </w:rPr>
+        <w:t xml:space="preserve">final String </w:t>
+      </w:r>
+      <w:proofErr w:type="spellStart"/>
+      <w:r>
+        <w:rPr>
+          <w:rStyle w:val="Strong"/>
+          <w:highlight w:val="yellow"/>
+        </w:rPr>
+        <w:t>libraryName</w:t>
+      </w:r>
+      <w:proofErr w:type="spellEnd"/>
+    </w:p>
+    <w:p>
+      <w:pPr>
+        <w:pStyle w:val="NormalWeb"/>
+        <w:numPr>
+          <w:ilvl w:val="0"/>
+          <w:numId w:val="14"/>
+        </w:numPr>
+        <w:rPr>
+          <w:highlight w:val="green"/>
+        </w:rPr>
+      </w:pPr>
+      <w:r>
+        <w:rPr>
+          <w:rStyle w:val="Strong"/>
+          <w:highlight w:val="green"/>
+        </w:rPr>
+        <w:t>Constructor:</w:t>
+      </w:r>
+      <w:r>
+        <w:rPr>
+          <w:highlight w:val="green"/>
+        </w:rPr>
+        <w:t xml:space="preserve"> initialize </w:t>
+      </w:r>
+      <w:proofErr w:type="spellStart"/>
+      <w:r>
+        <w:rPr>
+          <w:highlight w:val="green"/>
+        </w:rPr>
+        <w:t>itemID</w:t>
+      </w:r>
+      <w:proofErr w:type="spellEnd"/>
+      <w:r>
+        <w:rPr>
+          <w:highlight w:val="green"/>
+        </w:rPr>
+        <w:t>, title</w:t>
+      </w:r>
+    </w:p>
+    <w:p>
+      <w:pPr>
+        <w:pStyle w:val="NormalWeb"/>
+        <w:numPr>
+          <w:ilvl w:val="0"/>
+          <w:numId w:val="14"/>
+        </w:numPr>
+      </w:pPr>
+      <w:r>
+        <w:rPr>
+          <w:rStyle w:val="Strong"/>
+        </w:rPr>
+        <w:t>Methods:</w:t>
+      </w:r>
+    </w:p>
+    <w:p>
+      <w:pPr>
+        <w:pStyle w:val="NormalWeb"/>
+        <w:numPr>
+          <w:ilvl w:val="1"/>
+          <w:numId w:val="14"/>
+        </w:numPr>
+        <w:rPr>
+          <w:highlight w:val="green"/>
+        </w:rPr>
+      </w:pPr>
+      <w:proofErr w:type="spellStart"/>
+      <w:r>
+        <w:rPr>
+          <w:rStyle w:val="HTMLCode"/>
+          <w:highlight w:val="green"/>
+        </w:rPr>
+        <w:t>displayItem</w:t>
+      </w:r>
+      <w:proofErr w:type="spellEnd"/>
+      <w:r>
+        <w:rPr>
+          <w:rStyle w:val="HTMLCode"/>
+          <w:highlight w:val="green"/>
+        </w:rPr>
+        <w:t>()</w:t>
+      </w:r>
+      <w:r>
+        <w:rPr>
+          <w:highlight w:val="green"/>
+        </w:rPr>
+        <w:t xml:space="preserve"> – final method</w:t>
+      </w:r>
+    </w:p>
+    <w:p>
+      <w:pPr>
+        <w:pStyle w:val="NormalWeb"/>
+        <w:numPr>
+          <w:ilvl w:val="1"/>
+          <w:numId w:val="14"/>
+        </w:numPr>
+      </w:pPr>
+      <w:proofErr w:type="spellStart"/>
+      <w:r>
+        <w:rPr>
+          <w:rStyle w:val="HTMLCode"/>
+          <w:highlight w:val="green"/>
+        </w:rPr>
+        <w:t>calculateLateFee</w:t>
+      </w:r>
+      <w:proofErr w:type="spellEnd"/>
+      <w:r>
+        <w:rPr>
+          <w:rStyle w:val="HTMLCode"/>
+          <w:highlight w:val="green"/>
+        </w:rPr>
+        <w:t>(</w:t>
+      </w:r>
+      <w:proofErr w:type="spellStart"/>
+      <w:r>
+        <w:rPr>
+          <w:rStyle w:val="HTMLCode"/>
+          <w:highlight w:val="green"/>
+        </w:rPr>
+        <w:t>int</w:t>
+      </w:r>
+      <w:proofErr w:type="spellEnd"/>
+      <w:r>
+        <w:rPr>
+          <w:rStyle w:val="HTMLCode"/>
+          <w:highlight w:val="green"/>
+        </w:rPr>
+        <w:t xml:space="preserve"> </w:t>
+      </w:r>
+      <w:proofErr w:type="spellStart"/>
+      <w:r>
+        <w:rPr>
+          <w:rStyle w:val="HTMLCode"/>
+          <w:highlight w:val="green"/>
+        </w:rPr>
+        <w:t>latedays,int</w:t>
+      </w:r>
+      <w:proofErr w:type="spellEnd"/>
+      <w:r>
+        <w:rPr>
+          <w:rStyle w:val="HTMLCode"/>
+          <w:highlight w:val="green"/>
+        </w:rPr>
+        <w:t xml:space="preserve"> </w:t>
+      </w:r>
+      <w:proofErr w:type="spellStart"/>
+      <w:r>
+        <w:rPr>
+          <w:rStyle w:val="HTMLCode"/>
+          <w:highlight w:val="green"/>
+        </w:rPr>
+        <w:t>latefees</w:t>
+      </w:r>
+      <w:proofErr w:type="spellEnd"/>
+      <w:r>
+        <w:rPr>
+          <w:rStyle w:val="HTMLCode"/>
+          <w:highlight w:val="green"/>
+        </w:rPr>
+        <w:t>)</w:t>
+      </w:r>
+      <w:r>
+        <w:t xml:space="preserve"> – abstract method</w:t>
+      </w:r>
+    </w:p>
+    <w:p>
+      <w:pPr>
+        <w:pStyle w:val="NormalWeb"/>
+      </w:pPr>
+      <w:r>
+        <w:rPr>
+          <w:rStyle w:val="Strong"/>
+        </w:rPr>
+        <w:t>Child Classes:</w:t>
+      </w:r>
+    </w:p>
+    <w:p>
+      <w:pPr>
+        <w:pStyle w:val="NormalWeb"/>
+        <w:numPr>
+          <w:ilvl w:val="0"/>
+          <w:numId w:val="15"/>
+        </w:numPr>
+      </w:pPr>
+      <w:r>
+        <w:rPr>
+          <w:rStyle w:val="Strong"/>
+        </w:rPr>
+        <w:t>Book</w:t>
+      </w:r>
+      <w:r>
+        <w:t xml:space="preserve"> implements </w:t>
+      </w:r>
+      <w:proofErr w:type="spellStart"/>
+      <w:r>
+        <w:t>calculateLateFee</w:t>
+      </w:r>
+      <w:proofErr w:type="spellEnd"/>
+      <w:r>
+        <w:t>(</w:t>
+      </w:r>
+      <w:r>
+        <w:rPr>
+          <w:rStyle w:val="HTMLCode"/>
+        </w:rPr>
+        <w:t>(</w:t>
+      </w:r>
+      <w:proofErr w:type="spellStart"/>
+      <w:r>
+        <w:rPr>
+          <w:rStyle w:val="HTMLCode"/>
+        </w:rPr>
+        <w:t>int</w:t>
+      </w:r>
+      <w:proofErr w:type="spellEnd"/>
+      <w:r>
+        <w:rPr>
+          <w:rStyle w:val="HTMLCode"/>
+        </w:rPr>
+        <w:t xml:space="preserve"> </w:t>
+      </w:r>
+      <w:proofErr w:type="spellStart"/>
+      <w:r>
+        <w:rPr>
+          <w:rStyle w:val="HTMLCode"/>
+        </w:rPr>
+        <w:t>latedays,int</w:t>
+      </w:r>
+      <w:proofErr w:type="spellEnd"/>
+      <w:r>
+        <w:rPr>
+          <w:rStyle w:val="HTMLCode"/>
+        </w:rPr>
+        <w:t xml:space="preserve"> </w:t>
+      </w:r>
+      <w:proofErr w:type="spellStart"/>
+      <w:r>
+        <w:rPr>
+          <w:rStyle w:val="HTMLCode"/>
+        </w:rPr>
+        <w:t>latefees</w:t>
+      </w:r>
+      <w:proofErr w:type="spellEnd"/>
+      <w:r>
+        <w:rPr>
+          <w:rStyle w:val="HTMLCode"/>
+        </w:rPr>
+        <w:t>)</w:t>
+      </w:r>
+      <w:r>
+        <w:t>)</w:t>
+      </w:r>
+      <w:r>
+        <w:t>//</w:t>
+      </w:r>
+      <w:proofErr w:type="spellStart"/>
+      <w:r>
+        <w:t>latefees</w:t>
+      </w:r>
+      <w:proofErr w:type="spellEnd"/>
+      <w:r>
+        <w:t>=5</w:t>
+      </w:r>
+    </w:p>
+    <w:p>
+      <w:pPr>
+        <w:pStyle w:val="NormalWeb"/>
+        <w:numPr>
+          <w:ilvl w:val="0"/>
+          <w:numId w:val="15"/>
+        </w:numPr>
+      </w:pPr>
+      <w:r>
+        <w:rPr>
+          <w:rStyle w:val="Strong"/>
+        </w:rPr>
+        <w:t>Magazine</w:t>
+      </w:r>
+      <w:r>
+        <w:t xml:space="preserve"> –implements </w:t>
+      </w:r>
+      <w:proofErr w:type="spellStart"/>
+      <w:r>
+        <w:t>calculateLateFee</w:t>
+      </w:r>
+      <w:proofErr w:type="spellEnd"/>
+      <w:r>
+        <w:t>(</w:t>
+      </w:r>
+      <w:r>
+        <w:rPr>
+          <w:rStyle w:val="HTMLCode"/>
+        </w:rPr>
+        <w:t>(</w:t>
+      </w:r>
+      <w:proofErr w:type="spellStart"/>
+      <w:r>
+        <w:rPr>
+          <w:rStyle w:val="HTMLCode"/>
+        </w:rPr>
+        <w:t>int</w:t>
+      </w:r>
+      <w:proofErr w:type="spellEnd"/>
+      <w:r>
+        <w:rPr>
+          <w:rStyle w:val="HTMLCode"/>
+        </w:rPr>
+        <w:t xml:space="preserve"> </w:t>
+      </w:r>
+      <w:proofErr w:type="spellStart"/>
+      <w:r>
+        <w:rPr>
+          <w:rStyle w:val="HTMLCode"/>
+        </w:rPr>
+        <w:t>latedays,int</w:t>
+      </w:r>
+      <w:proofErr w:type="spellEnd"/>
+      <w:r>
+        <w:rPr>
+          <w:rStyle w:val="HTMLCode"/>
+        </w:rPr>
+        <w:t xml:space="preserve"> </w:t>
+      </w:r>
+      <w:proofErr w:type="spellStart"/>
+      <w:r>
+        <w:rPr>
+          <w:rStyle w:val="HTMLCode"/>
+        </w:rPr>
+        <w:t>latefees</w:t>
+      </w:r>
+      <w:proofErr w:type="spellEnd"/>
+      <w:r>
+        <w:rPr>
+          <w:rStyle w:val="HTMLCode"/>
+        </w:rPr>
+        <w:t>)</w:t>
+      </w:r>
+      <w:r>
+        <w:t>)</w:t>
+      </w:r>
+      <w:r>
+        <w:t>//</w:t>
+      </w:r>
+      <w:proofErr w:type="spellStart"/>
+      <w:r>
+        <w:t>latefees</w:t>
+      </w:r>
+      <w:proofErr w:type="spellEnd"/>
+      <w:r>
+        <w:t>=10</w:t>
+      </w:r>
+    </w:p>
+    <w:p>
+      <w:pPr>
+        <w:pStyle w:val="NormalWeb"/>
+      </w:pPr>
+    </w:p>
+    <w:p>
+      <w:pPr>
+        <w:pStyle w:val="NormalWeb"/>
+      </w:pPr>
+      <w:r>
+        <w:rPr>
+          <w:rStyle w:val="Strong"/>
+        </w:rPr>
+        <w:t>Main Method:</w:t>
+      </w:r>
+    </w:p>
+    <w:p>
+      <w:pPr>
+        <w:pStyle w:val="NormalWeb"/>
+        <w:numPr>
+          <w:ilvl w:val="0"/>
+          <w:numId w:val="16"/>
+        </w:numPr>
+      </w:pPr>
+      <w:r>
+        <w:t>Create Book and Magazine objects</w:t>
+      </w:r>
+    </w:p>
+    <w:p>
+      <w:pPr>
+        <w:pStyle w:val="NormalWeb"/>
+        <w:numPr>
+          <w:ilvl w:val="0"/>
+          <w:numId w:val="16"/>
+        </w:numPr>
+      </w:pPr>
+      <w:r>
+        <w:t xml:space="preserve">Call </w:t>
+      </w:r>
+      <w:proofErr w:type="spellStart"/>
+      <w:r>
+        <w:t>displayItem</w:t>
+      </w:r>
+      <w:proofErr w:type="spellEnd"/>
+      <w:r>
+        <w:t xml:space="preserve">() and </w:t>
+      </w:r>
+      <w:proofErr w:type="spellStart"/>
+      <w:r>
+        <w:t>calculateLateFee</w:t>
+      </w:r>
+      <w:proofErr w:type="spellEnd"/>
+      <w:r>
+        <w:t>()</w:t>
+      </w:r>
+    </w:p>
+    <w:p>
+      <w:pPr>
+        <w:pStyle w:val="NormalWeb"/>
+      </w:pPr>
+      <w:r>
+        <w:rPr>
+          <w:rStyle w:val="Strong"/>
+        </w:rPr>
+        <w:t>Expected Output:</w:t>
+      </w:r>
+    </w:p>
+    <w:p>
+      <w:pPr>
+        <w:pStyle w:val="HTMLPreformatted"/>
+        <w:rPr>
+          <w:rStyle w:val="HTMLCode"/>
+        </w:rPr>
+      </w:pPr>
+      <w:r>
+        <w:rPr>
+          <w:rStyle w:val="hljs-attr"/>
+        </w:rPr>
+        <w:t>Library Name:</w:t>
+      </w:r>
+      <w:r>
+        <w:rPr>
+          <w:rStyle w:val="HTMLCode"/>
+        </w:rPr>
+        <w:t xml:space="preserve"> </w:t>
+      </w:r>
+      <w:r>
+        <w:rPr>
+          <w:rStyle w:val="hljs-string"/>
+        </w:rPr>
+        <w:t>City</w:t>
+      </w:r>
+      <w:r>
+        <w:rPr>
+          <w:rStyle w:val="HTMLCode"/>
+        </w:rPr>
+        <w:t xml:space="preserve"> </w:t>
+      </w:r>
+      <w:r>
+        <w:rPr>
+          <w:rStyle w:val="hljs-string"/>
+        </w:rPr>
+        <w:t>Library</w:t>
+      </w:r>
+    </w:p>
+    <w:p>
+      <w:pPr>
+        <w:pStyle w:val="HTMLPreformatted"/>
+        <w:rPr>
+          <w:rStyle w:val="HTMLCode"/>
+        </w:rPr>
+      </w:pPr>
+      <w:r>
+        <w:rPr>
+          <w:rStyle w:val="hljs-attr"/>
+        </w:rPr>
+        <w:t>Item ID:</w:t>
+      </w:r>
+      <w:r>
+        <w:rPr>
+          <w:rStyle w:val="HTMLCode"/>
+        </w:rPr>
+        <w:t xml:space="preserve"> </w:t>
+      </w:r>
+      <w:r>
+        <w:rPr>
+          <w:rStyle w:val="hljs-string"/>
+        </w:rPr>
+        <w:t>B101</w:t>
+      </w:r>
+    </w:p>
+    <w:p>
+      <w:pPr>
+        <w:pStyle w:val="HTMLPreformatted"/>
+        <w:rPr>
+          <w:rStyle w:val="HTMLCode"/>
+        </w:rPr>
+      </w:pPr>
+      <w:r>
+        <w:rPr>
+          <w:rStyle w:val="hljs-attr"/>
+        </w:rPr>
+        <w:t>Title:</w:t>
+      </w:r>
+      <w:r>
+        <w:rPr>
+          <w:rStyle w:val="HTMLCode"/>
+        </w:rPr>
+        <w:t xml:space="preserve"> </w:t>
+      </w:r>
+      <w:r>
+        <w:rPr>
+          <w:rStyle w:val="hljs-string"/>
+        </w:rPr>
+        <w:t>Java</w:t>
+      </w:r>
+      <w:r>
+        <w:rPr>
+          <w:rStyle w:val="HTMLCode"/>
+        </w:rPr>
+        <w:t xml:space="preserve"> </w:t>
+      </w:r>
+      <w:r>
+        <w:rPr>
+          <w:rStyle w:val="hljs-string"/>
+        </w:rPr>
+        <w:t>Programming</w:t>
+      </w:r>
+    </w:p>
+    <w:p>
+      <w:pPr>
+        <w:pStyle w:val="HTMLPreformatted"/>
+        <w:rPr>
+          <w:rStyle w:val="HTMLCode"/>
+        </w:rPr>
+      </w:pPr>
+      <w:r>
+        <w:rPr>
+          <w:rStyle w:val="hljs-attr"/>
+        </w:rPr>
+        <w:t>Late Fee:</w:t>
+      </w:r>
+      <w:r>
+        <w:rPr>
+          <w:rStyle w:val="HTMLCode"/>
+        </w:rPr>
+        <w:t xml:space="preserve"> </w:t>
+      </w:r>
+      <w:r>
+        <w:rPr>
+          <w:rStyle w:val="hljs-number"/>
+        </w:rPr>
+        <w:t>50</w:t>
+      </w:r>
+    </w:p>
+    <w:p>
+      <w:pPr>
+        <w:pStyle w:val="HTMLPreformatted"/>
+        <w:rPr>
+          <w:rStyle w:val="HTMLCode"/>
+        </w:rPr>
+      </w:pPr>
+      <w:r>
+        <w:rPr>
+          <w:rStyle w:val="hljs-string"/>
+        </w:rPr>
+        <w:t>-----------------------</w:t>
+      </w:r>
+    </w:p>
+    <w:p>
+      <w:pPr>
+        <w:pStyle w:val="HTMLPreformatted"/>
+        <w:rPr>
+          <w:rStyle w:val="HTMLCode"/>
+        </w:rPr>
+      </w:pPr>
+      <w:r>
+        <w:rPr>
+          <w:rStyle w:val="hljs-attr"/>
+        </w:rPr>
+        <w:t>Library Name:</w:t>
+      </w:r>
+      <w:r>
+        <w:rPr>
+          <w:rStyle w:val="HTMLCode"/>
+        </w:rPr>
+        <w:t xml:space="preserve"> </w:t>
+      </w:r>
+      <w:r>
+        <w:rPr>
+          <w:rStyle w:val="hljs-string"/>
+        </w:rPr>
+        <w:t>City</w:t>
+      </w:r>
+      <w:r>
+        <w:rPr>
+          <w:rStyle w:val="HTMLCode"/>
+        </w:rPr>
+        <w:t xml:space="preserve"> </w:t>
+      </w:r>
+      <w:r>
+        <w:rPr>
+          <w:rStyle w:val="hljs-string"/>
+        </w:rPr>
+        <w:t>Library</w:t>
+      </w:r>
+    </w:p>
+    <w:p>
+      <w:pPr>
+        <w:pStyle w:val="HTMLPreformatted"/>
+        <w:rPr>
+          <w:rStyle w:val="HTMLCode"/>
+        </w:rPr>
+      </w:pPr>
+      <w:r>
+        <w:rPr>
+          <w:rStyle w:val="hljs-attr"/>
+        </w:rPr>
+        <w:t>Item ID:</w:t>
+      </w:r>
+      <w:r>
+        <w:rPr>
+          <w:rStyle w:val="HTMLCode"/>
+        </w:rPr>
+        <w:t xml:space="preserve"> </w:t>
+      </w:r>
+      <w:r>
+        <w:rPr>
+          <w:rStyle w:val="hljs-string"/>
+        </w:rPr>
+        <w:t>M201</w:t>
+      </w:r>
+    </w:p>
+    <w:p>
+      <w:pPr>
+        <w:pStyle w:val="HTMLPreformatted"/>
+        <w:rPr>
+          <w:rStyle w:val="HTMLCode"/>
+        </w:rPr>
+      </w:pPr>
+      <w:r>
+        <w:rPr>
+          <w:rStyle w:val="hljs-attr"/>
+        </w:rPr>
+        <w:t>Title:</w:t>
+      </w:r>
+      <w:r>
+        <w:rPr>
+          <w:rStyle w:val="HTMLCode"/>
+        </w:rPr>
+        <w:t xml:space="preserve"> </w:t>
+      </w:r>
+      <w:r>
+        <w:rPr>
+          <w:rStyle w:val="hljs-string"/>
+        </w:rPr>
+        <w:t>Science</w:t>
+      </w:r>
+      <w:r>
+        <w:rPr>
+          <w:rStyle w:val="HTMLCode"/>
+        </w:rPr>
+        <w:t xml:space="preserve"> </w:t>
+      </w:r>
+      <w:r>
+        <w:rPr>
+          <w:rStyle w:val="hljs-string"/>
+        </w:rPr>
+        <w:t>Monthly</w:t>
+      </w:r>
+    </w:p>
+    <w:p>
+      <w:pPr>
+        <w:pStyle w:val="HTMLPreformatted"/>
+      </w:pPr>
+      <w:r>
+        <w:rPr>
+          <w:rStyle w:val="hljs-attr"/>
+        </w:rPr>
+        <w:t>Late Fee:</w:t>
+      </w:r>
+      <w:r>
+        <w:rPr>
+          <w:rStyle w:val="HTMLCode"/>
+        </w:rPr>
+        <w:t xml:space="preserve"> </w:t>
+      </w:r>
+      <w:r>
+        <w:rPr>
+          <w:rStyle w:val="hljs-number"/>
+        </w:rPr>
+        <w:t>20</w:t>
+      </w:r>
+    </w:p>
+    <w:p>
+      <w:pPr>
+        <w:rPr>
+          <w:rStyle w:val="Strong"/>
+          <w:rFonts w:asciiTheme="majorHAnsi" w:eastAsiaTheme="majorEastAsia" w:hAnsiTheme="majorHAnsi" w:cstheme="majorBidi"/>
+          <w:color w:val="2E74B5" w:themeColor="accent1" w:themeShade="BF"/>
+          <w:sz w:val="32"/>
+          <w:szCs w:val="26"/>
+        </w:rPr>
+      </w:pPr>
+    </w:p>
+    <w:p>
+      <w:pPr>
+        <w:rPr>
+          <w:rStyle w:val="Strong"/>
+          <w:rFonts w:asciiTheme="majorHAnsi" w:eastAsiaTheme="majorEastAsia" w:hAnsiTheme="majorHAnsi" w:cstheme="majorBidi"/>
+          <w:color w:val="2E74B5" w:themeColor="accent1" w:themeShade="BF"/>
+          <w:sz w:val="32"/>
+          <w:szCs w:val="26"/>
+        </w:rPr>
+      </w:pPr>
+    </w:p>
+    <w:p>
+      <w:pPr>
+        <w:rPr>
+          <w:rStyle w:val="Strong"/>
+          <w:rFonts w:asciiTheme="majorHAnsi" w:eastAsiaTheme="majorEastAsia" w:hAnsiTheme="majorHAnsi" w:cstheme="majorBidi"/>
+          <w:color w:val="2E74B5" w:themeColor="accent1" w:themeShade="BF"/>
+          <w:sz w:val="32"/>
+          <w:szCs w:val="26"/>
+        </w:rPr>
+      </w:pPr>
+    </w:p>
+    <w:p>
+      <w:pPr>
+        <w:rPr>
+          <w:rStyle w:val="Strong"/>
+          <w:rFonts w:asciiTheme="majorHAnsi" w:eastAsiaTheme="majorEastAsia" w:hAnsiTheme="majorHAnsi" w:cstheme="majorBidi"/>
+          <w:color w:val="2E74B5" w:themeColor="accent1" w:themeShade="BF"/>
+          <w:sz w:val="32"/>
+          <w:szCs w:val="26"/>
+        </w:rPr>
+      </w:pPr>
+    </w:p>
+    <w:p>
+      <w:r>
+        <w:pict>
+          <v:rect id="_x0000_i1026" style="width:0;height:1.5pt" o:hralign="center" o:hrstd="t" o:hr="t" fillcolor="#a0a0a0" stroked="f"/>
+        </w:pict>
+      </w:r>
+    </w:p>
+    <w:p>
+      <w:pPr>
+        <w:pStyle w:val="Heading2"/>
+        <w:rPr>
+          <w:rStyle w:val="Strong"/>
+          <w:sz w:val="32"/>
+        </w:rPr>
+      </w:pPr>
+      <w:r>
+        <w:rPr>
+          <w:rStyle w:val="Strong"/>
+          <w:bCs w:val="0"/>
+          <w:sz w:val="32"/>
+        </w:rPr>
+        <w:lastRenderedPageBreak/>
+        <w:t xml:space="preserve">Program </w:t>
+      </w:r>
+      <w:r>
+        <w:rPr>
+          <w:rStyle w:val="Strong"/>
+          <w:bCs w:val="0"/>
+          <w:sz w:val="32"/>
+        </w:rPr>
+        <w:t>4</w:t>
+      </w:r>
+      <w:r>
+        <w:rPr>
+          <w:rStyle w:val="Strong"/>
+          <w:bCs w:val="0"/>
+          <w:sz w:val="32"/>
+        </w:rPr>
+        <w:t xml:space="preserve">: Vehicle → </w:t>
+      </w:r>
+      <w:proofErr w:type="spellStart"/>
+      <w:r>
+        <w:rPr>
+          <w:rStyle w:val="Strong"/>
+          <w:bCs w:val="0"/>
+          <w:sz w:val="32"/>
+        </w:rPr>
+        <w:t>TwoWheeler</w:t>
+      </w:r>
+      <w:proofErr w:type="spellEnd"/>
+      <w:r>
+        <w:rPr>
+          <w:rStyle w:val="Strong"/>
+          <w:bCs w:val="0"/>
+          <w:sz w:val="32"/>
+        </w:rPr>
+        <w:t xml:space="preserve"> → Bike</w:t>
+      </w:r>
+    </w:p>
+    <w:p>
+      <w:pPr>
+        <w:pStyle w:val="NormalWeb"/>
+      </w:pPr>
+      <w:r>
+        <w:rPr>
+          <w:rStyle w:val="Strong"/>
+        </w:rPr>
+        <w:t>Base Class:</w:t>
+      </w:r>
+      <w:r>
+        <w:t xml:space="preserve"> Vehicle</w:t>
+      </w:r>
+    </w:p>
+    <w:p>
+      <w:pPr>
+        <w:pStyle w:val="NormalWeb"/>
+        <w:numPr>
+          <w:ilvl w:val="0"/>
+          <w:numId w:val="29"/>
+        </w:numPr>
+      </w:pPr>
+      <w:r>
+        <w:rPr>
+          <w:rStyle w:val="Strong"/>
+        </w:rPr>
+        <w:t>Variables:</w:t>
+      </w:r>
+      <w:r>
+        <w:t xml:space="preserve"> </w:t>
+      </w:r>
+      <w:proofErr w:type="spellStart"/>
+      <w:r>
+        <w:t>vehicleNumber</w:t>
+      </w:r>
+      <w:proofErr w:type="spellEnd"/>
+      <w:r>
+        <w:t xml:space="preserve">, model, </w:t>
+      </w:r>
+      <w:r>
+        <w:rPr>
+          <w:rStyle w:val="Strong"/>
+        </w:rPr>
+        <w:t xml:space="preserve">final String </w:t>
+      </w:r>
+      <w:proofErr w:type="spellStart"/>
+      <w:r>
+        <w:rPr>
+          <w:rStyle w:val="Strong"/>
+        </w:rPr>
+        <w:t>companyName</w:t>
+      </w:r>
+      <w:proofErr w:type="spellEnd"/>
+    </w:p>
+    <w:p>
+      <w:pPr>
+        <w:pStyle w:val="NormalWeb"/>
+        <w:numPr>
+          <w:ilvl w:val="0"/>
+          <w:numId w:val="29"/>
+        </w:numPr>
+      </w:pPr>
+      <w:r>
+        <w:rPr>
+          <w:rStyle w:val="Strong"/>
+        </w:rPr>
+        <w:t>Constructor:</w:t>
+      </w:r>
+      <w:r>
+        <w:t xml:space="preserve"> initialize </w:t>
+      </w:r>
+      <w:proofErr w:type="spellStart"/>
+      <w:r>
+        <w:t>vehicleNumber</w:t>
+      </w:r>
+      <w:proofErr w:type="spellEnd"/>
+      <w:r>
+        <w:t>, model</w:t>
+      </w:r>
+    </w:p>
+    <w:p>
+      <w:pPr>
+        <w:pStyle w:val="NormalWeb"/>
+        <w:numPr>
+          <w:ilvl w:val="0"/>
+          <w:numId w:val="29"/>
+        </w:numPr>
+      </w:pPr>
+      <w:r>
+        <w:rPr>
+          <w:rStyle w:val="Strong"/>
+        </w:rPr>
+        <w:t>Methods:</w:t>
+      </w:r>
+    </w:p>
+    <w:p>
+      <w:pPr>
+        <w:pStyle w:val="NormalWeb"/>
+        <w:numPr>
+          <w:ilvl w:val="1"/>
+          <w:numId w:val="29"/>
+        </w:numPr>
+      </w:pPr>
+      <w:proofErr w:type="spellStart"/>
+      <w:r>
+        <w:rPr>
+          <w:rStyle w:val="HTMLCode"/>
+        </w:rPr>
+        <w:t>startEngine</w:t>
+      </w:r>
+      <w:proofErr w:type="spellEnd"/>
+      <w:r>
+        <w:rPr>
+          <w:rStyle w:val="HTMLCode"/>
+        </w:rPr>
+        <w:t>()</w:t>
+      </w:r>
+      <w:r>
+        <w:t xml:space="preserve"> – final method</w:t>
+      </w:r>
+      <w:r>
+        <w:t xml:space="preserve"> print message ("Engine started for vehicle: " + </w:t>
+      </w:r>
+      <w:proofErr w:type="spellStart"/>
+      <w:r>
+        <w:t>vehicleNumber</w:t>
+      </w:r>
+      <w:proofErr w:type="spellEnd"/>
+      <w:r>
+        <w:t>)</w:t>
+      </w:r>
+      <w:r>
+        <w:t xml:space="preserve"> and print vehicle number and model</w:t>
+      </w:r>
+    </w:p>
+    <w:p>
+      <w:pPr>
+        <w:pStyle w:val="NormalWeb"/>
+        <w:numPr>
+          <w:ilvl w:val="1"/>
+          <w:numId w:val="29"/>
+        </w:numPr>
+      </w:pPr>
+      <w:proofErr w:type="spellStart"/>
+      <w:r>
+        <w:rPr>
+          <w:rStyle w:val="HTMLCode"/>
+        </w:rPr>
+        <w:t>calculateMileage</w:t>
+      </w:r>
+      <w:proofErr w:type="spellEnd"/>
+      <w:r>
+        <w:rPr>
+          <w:rStyle w:val="HTMLCode"/>
+        </w:rPr>
+        <w:t>()</w:t>
+      </w:r>
+      <w:r>
+        <w:t xml:space="preserve"> – abstract method</w:t>
+      </w:r>
+    </w:p>
+    <w:p>
+      <w:pPr>
+        <w:pStyle w:val="NormalWeb"/>
+      </w:pPr>
+      <w:r>
+        <w:rPr>
+          <w:rStyle w:val="Strong"/>
+        </w:rPr>
+        <w:t>Intermediate Class:</w:t>
+      </w:r>
+      <w:r>
+        <w:t xml:space="preserve"> </w:t>
+      </w:r>
+      <w:proofErr w:type="spellStart"/>
+      <w:r>
+        <w:t>TwoWheeler</w:t>
+      </w:r>
+      <w:proofErr w:type="spellEnd"/>
+    </w:p>
+    <w:p>
+      <w:pPr>
+        <w:pStyle w:val="NormalWeb"/>
+        <w:numPr>
+          <w:ilvl w:val="0"/>
+          <w:numId w:val="30"/>
+        </w:numPr>
+      </w:pPr>
+      <w:r>
+        <w:rPr>
+          <w:rStyle w:val="Strong"/>
+        </w:rPr>
+        <w:t>Variable:</w:t>
+      </w:r>
+      <w:r>
+        <w:t xml:space="preserve"> type (Sports/Standard)</w:t>
+      </w:r>
+    </w:p>
+    <w:p>
+      <w:pPr>
+        <w:pStyle w:val="NormalWeb"/>
+        <w:numPr>
+          <w:ilvl w:val="0"/>
+          <w:numId w:val="30"/>
+        </w:numPr>
+      </w:pPr>
+      <w:r>
+        <w:rPr>
+          <w:rStyle w:val="Strong"/>
+        </w:rPr>
+        <w:t>Constructor:</w:t>
+      </w:r>
+      <w:r>
+        <w:t xml:space="preserve"> super keyword</w:t>
+      </w:r>
+    </w:p>
+    <w:p>
+      <w:pPr>
+        <w:pStyle w:val="NormalWeb"/>
+        <w:numPr>
+          <w:ilvl w:val="0"/>
+          <w:numId w:val="30"/>
+        </w:numPr>
+      </w:pPr>
+      <w:r>
+        <w:rPr>
+          <w:rStyle w:val="Strong"/>
+        </w:rPr>
+        <w:t xml:space="preserve"> </w:t>
+      </w:r>
+      <w:r>
+        <w:rPr>
+          <w:rStyle w:val="Strong"/>
+        </w:rPr>
+        <w:t>Method:</w:t>
+      </w:r>
+      <w:r>
+        <w:t xml:space="preserve"> implements </w:t>
+      </w:r>
+      <w:proofErr w:type="spellStart"/>
+      <w:r>
+        <w:t>calculateMileage</w:t>
+      </w:r>
+      <w:proofErr w:type="spellEnd"/>
+      <w:r>
+        <w:t>()</w:t>
+      </w:r>
+    </w:p>
+    <w:p>
+      <w:pPr>
+        <w:pStyle w:val="ListParagraph"/>
+        <w:numPr>
+          <w:ilvl w:val="0"/>
+          <w:numId w:val="40"/>
+        </w:numPr>
         <w:spacing w:before="100" w:beforeAutospacing="1" w:after="100" w:afterAutospacing="1" w:line="240" w:lineRule="auto"/>
         <w:rPr>
           <w:rFonts w:ascii="Times New Roman" w:eastAsia="Times New Roman" w:hAnsi="Times New Roman" w:cs="Times New Roman"/>
@@ -36,6 +2439,14 @@
           <w:szCs w:val="24"/>
         </w:rPr>
       </w:pPr>
+      <w:r>
+        <w:rPr>
+          <w:rFonts w:ascii="Times New Roman" w:eastAsia="Times New Roman" w:hAnsi="Times New Roman" w:cs="Times New Roman"/>
+          <w:sz w:val="24"/>
+          <w:szCs w:val="24"/>
+        </w:rPr>
+        <w:t xml:space="preserve">If the type is </w:t>
+      </w:r>
       <w:r>
         <w:rPr>
           <w:rFonts w:ascii="Times New Roman" w:eastAsia="Times New Roman" w:hAnsi="Times New Roman" w:cs="Times New Roman"/>
@@ -44,7 +2455,7 @@
           <w:sz w:val="24"/>
           <w:szCs w:val="24"/>
         </w:rPr>
-        <w:t>Base Class (Parent Class): Bank</w:t>
+        <w:t>Sports</w:t>
       </w:r>
       <w:r>
         <w:rPr>
@@ -52,8 +2463,7 @@
           <w:sz w:val="24"/>
           <w:szCs w:val="24"/>
         </w:rPr>
-        <w:br/>
-        <w:t xml:space="preserve">The Bank class is the base class and is declared as an </w:t>
+        <w:t xml:space="preserve">, the mileage is </w:t>
       </w:r>
       <w:r>
         <w:rPr>
@@ -63,7 +2473,7 @@
           <w:sz w:val="24"/>
           <w:szCs w:val="24"/>
         </w:rPr>
-        <w:t>abstract class</w:t>
+        <w:t>low</w:t>
       </w:r>
       <w:r>
         <w:rPr>
@@ -71,27 +2481,31 @@
           <w:sz w:val="24"/>
           <w:szCs w:val="24"/>
         </w:rPr>
-        <w:t xml:space="preserve"> because objects of Bank cannot be created directly.</w:t>
-      </w:r>
-      <w:r>
+        <w:t xml:space="preserve"> (for example, 35 km/l) because sports bikes are high-speed and consume more fuel.</w:t>
+      </w:r>
+    </w:p>
+    <w:p>
+      <w:pPr>
+        <w:pStyle w:val="ListParagraph"/>
+        <w:numPr>
+          <w:ilvl w:val="0"/>
+          <w:numId w:val="40"/>
+        </w:numPr>
+        <w:spacing w:before="100" w:beforeAutospacing="1" w:after="100" w:afterAutospacing="1" w:line="240" w:lineRule="auto"/>
         <w:rPr>
           <w:rFonts w:ascii="Times New Roman" w:eastAsia="Times New Roman" w:hAnsi="Times New Roman" w:cs="Times New Roman"/>
           <w:sz w:val="24"/>
           <w:szCs w:val="24"/>
         </w:rPr>
-        <w:br/>
-        <w:t>It contains common variables and methods for all bank accounts.</w:t>
-      </w:r>
-    </w:p>
-    <w:p>
-      <w:pPr>
-        <w:spacing w:before="100" w:beforeAutospacing="1" w:after="100" w:afterAutospacing="1" w:line="240" w:lineRule="auto"/>
+      </w:pPr>
+      <w:r>
         <w:rPr>
           <w:rFonts w:ascii="Times New Roman" w:eastAsia="Times New Roman" w:hAnsi="Times New Roman" w:cs="Times New Roman"/>
           <w:sz w:val="24"/>
           <w:szCs w:val="24"/>
         </w:rPr>
-      </w:pPr>
+        <w:t xml:space="preserve">If the type is </w:t>
+      </w:r>
       <w:r>
         <w:rPr>
           <w:rFonts w:ascii="Times New Roman" w:eastAsia="Times New Roman" w:hAnsi="Times New Roman" w:cs="Times New Roman"/>
@@ -100,6 +2514,617 @@
           <w:sz w:val="24"/>
           <w:szCs w:val="24"/>
         </w:rPr>
+        <w:t>Standard</w:t>
+      </w:r>
+      <w:r>
+        <w:rPr>
+          <w:rFonts w:ascii="Times New Roman" w:eastAsia="Times New Roman" w:hAnsi="Times New Roman" w:cs="Times New Roman"/>
+          <w:sz w:val="24"/>
+          <w:szCs w:val="24"/>
+        </w:rPr>
+        <w:t xml:space="preserve">, the mileage is </w:t>
+      </w:r>
+      <w:r>
+        <w:rPr>
+          <w:rFonts w:ascii="Times New Roman" w:eastAsia="Times New Roman" w:hAnsi="Times New Roman" w:cs="Times New Roman"/>
+          <w:b/>
+          <w:bCs/>
+          <w:sz w:val="24"/>
+          <w:szCs w:val="24"/>
+        </w:rPr>
+        <w:t>higher</w:t>
+      </w:r>
+      <w:r>
+        <w:rPr>
+          <w:rFonts w:ascii="Times New Roman" w:eastAsia="Times New Roman" w:hAnsi="Times New Roman" w:cs="Times New Roman"/>
+          <w:sz w:val="24"/>
+          <w:szCs w:val="24"/>
+        </w:rPr>
+        <w:t xml:space="preserve"> (for example, 50 km/l) because standard bikes are fuel-efficient.</w:t>
+      </w:r>
+    </w:p>
+    <w:p>
+      <w:pPr>
+        <w:pStyle w:val="NormalWeb"/>
+        <w:ind w:left="720"/>
+      </w:pPr>
+    </w:p>
+    <w:p>
+      <w:pPr>
+        <w:pStyle w:val="NormalWeb"/>
+      </w:pPr>
+      <w:r>
+        <w:rPr>
+          <w:rStyle w:val="Strong"/>
+        </w:rPr>
+        <w:t>Derived Class:</w:t>
+      </w:r>
+      <w:r>
+        <w:t xml:space="preserve"> Bike</w:t>
+      </w:r>
+    </w:p>
+    <w:p>
+      <w:pPr>
+        <w:pStyle w:val="NormalWeb"/>
+        <w:numPr>
+          <w:ilvl w:val="0"/>
+          <w:numId w:val="31"/>
+        </w:numPr>
+      </w:pPr>
+      <w:r>
+        <w:rPr>
+          <w:rStyle w:val="Strong"/>
+        </w:rPr>
+        <w:t>Variable:</w:t>
+      </w:r>
+      <w:r>
+        <w:t xml:space="preserve"> </w:t>
+      </w:r>
+      <w:proofErr w:type="spellStart"/>
+      <w:r>
+        <w:t>fuelCapacity</w:t>
+      </w:r>
+      <w:proofErr w:type="spellEnd"/>
+    </w:p>
+    <w:p>
+      <w:pPr>
+        <w:pStyle w:val="NormalWeb"/>
+        <w:numPr>
+          <w:ilvl w:val="0"/>
+          <w:numId w:val="31"/>
+        </w:numPr>
+      </w:pPr>
+      <w:r>
+        <w:rPr>
+          <w:rStyle w:val="Strong"/>
+        </w:rPr>
+        <w:t>Constructor:</w:t>
+      </w:r>
+      <w:r>
+        <w:t xml:space="preserve"> super keyword</w:t>
+      </w:r>
+    </w:p>
+    <w:p>
+      <w:pPr>
+        <w:pStyle w:val="NormalWeb"/>
+        <w:numPr>
+          <w:ilvl w:val="0"/>
+          <w:numId w:val="31"/>
+        </w:numPr>
+      </w:pPr>
+      <w:r>
+        <w:rPr>
+          <w:rStyle w:val="Strong"/>
+        </w:rPr>
+        <w:t>Method:</w:t>
+      </w:r>
+      <w:r>
+        <w:t xml:space="preserve"> overrides </w:t>
+      </w:r>
+      <w:proofErr w:type="spellStart"/>
+      <w:r>
+        <w:t>calculateMileage</w:t>
+      </w:r>
+      <w:proofErr w:type="spellEnd"/>
+      <w:r>
+        <w:t>() based on fuel capacity</w:t>
+      </w:r>
+    </w:p>
+    <w:p>
+      <w:pPr>
+        <w:pStyle w:val="NormalWeb"/>
+        <w:numPr>
+          <w:ilvl w:val="1"/>
+          <w:numId w:val="31"/>
+        </w:numPr>
+      </w:pPr>
+      <w:r>
+        <w:t xml:space="preserve">It uses the </w:t>
+      </w:r>
+      <w:r>
+        <w:rPr>
+          <w:rStyle w:val="Strong"/>
+        </w:rPr>
+        <w:t>fuel capacity of the bike</w:t>
+      </w:r>
+    </w:p>
+    <w:p>
+      <w:pPr>
+        <w:pStyle w:val="NormalWeb"/>
+        <w:numPr>
+          <w:ilvl w:val="1"/>
+          <w:numId w:val="31"/>
+        </w:numPr>
+      </w:pPr>
+      <w:r>
+        <w:t>Multiplies it with a fixed mileage value (for example, 45 km/l)</w:t>
+      </w:r>
+    </w:p>
+    <w:p>
+      <w:pPr>
+        <w:pStyle w:val="NormalWeb"/>
+        <w:numPr>
+          <w:ilvl w:val="1"/>
+          <w:numId w:val="31"/>
+        </w:numPr>
+      </w:pPr>
+      <w:r>
+        <w:t xml:space="preserve">Gives the </w:t>
+      </w:r>
+      <w:r>
+        <w:rPr>
+          <w:rStyle w:val="Strong"/>
+        </w:rPr>
+        <w:t>total distance the bike can travel with full fuel</w:t>
+      </w:r>
+    </w:p>
+    <w:p>
+      <w:pPr>
+        <w:pStyle w:val="NormalWeb"/>
+        <w:ind w:left="360" w:firstLine="720"/>
+      </w:pPr>
+      <w:r>
+        <w:t xml:space="preserve">So, if the bike has </w:t>
+      </w:r>
+      <w:r>
+        <w:rPr>
+          <w:rStyle w:val="Strong"/>
+        </w:rPr>
+        <w:t xml:space="preserve">10 </w:t>
+      </w:r>
+      <w:proofErr w:type="spellStart"/>
+      <w:r>
+        <w:rPr>
+          <w:rStyle w:val="Strong"/>
+        </w:rPr>
+        <w:t>litres</w:t>
+      </w:r>
+      <w:proofErr w:type="spellEnd"/>
+      <w:r>
+        <w:rPr>
+          <w:rStyle w:val="Strong"/>
+        </w:rPr>
+        <w:t xml:space="preserve"> fuel</w:t>
+      </w:r>
+      <w:r>
+        <w:t xml:space="preserve">, it can travel about </w:t>
+      </w:r>
+      <w:r>
+        <w:rPr>
+          <w:rStyle w:val="Strong"/>
+        </w:rPr>
+        <w:t>450 km</w:t>
+      </w:r>
+      <w:r>
+        <w:t>.</w:t>
+      </w:r>
+    </w:p>
+    <w:p>
+      <w:pPr>
+        <w:pStyle w:val="NormalWeb"/>
+        <w:ind w:left="1440"/>
+      </w:pPr>
+    </w:p>
+    <w:p>
+      <w:pPr>
+        <w:pStyle w:val="NormalWeb"/>
+      </w:pPr>
+      <w:r>
+        <w:rPr>
+          <w:rStyle w:val="Strong"/>
+        </w:rPr>
+        <w:t>Main Method:</w:t>
+      </w:r>
+    </w:p>
+    <w:p>
+      <w:pPr>
+        <w:pStyle w:val="NormalWeb"/>
+        <w:numPr>
+          <w:ilvl w:val="0"/>
+          <w:numId w:val="32"/>
+        </w:numPr>
+      </w:pPr>
+      <w:r>
+        <w:t>Create Bike object</w:t>
+      </w:r>
+    </w:p>
+    <w:p>
+      <w:pPr>
+        <w:pStyle w:val="NormalWeb"/>
+        <w:numPr>
+          <w:ilvl w:val="0"/>
+          <w:numId w:val="32"/>
+        </w:numPr>
+      </w:pPr>
+      <w:r>
+        <w:t xml:space="preserve">Call </w:t>
+      </w:r>
+      <w:proofErr w:type="spellStart"/>
+      <w:r>
+        <w:t>startEngine</w:t>
+      </w:r>
+      <w:proofErr w:type="spellEnd"/>
+      <w:r>
+        <w:t xml:space="preserve">(), </w:t>
+      </w:r>
+      <w:proofErr w:type="spellStart"/>
+      <w:r>
+        <w:t>calculateMileage</w:t>
+      </w:r>
+      <w:proofErr w:type="spellEnd"/>
+      <w:r>
+        <w:t>()</w:t>
+      </w:r>
+    </w:p>
+    <w:p>
+      <w:pPr>
+        <w:pStyle w:val="NormalWeb"/>
+        <w:ind w:left="1440"/>
+      </w:pPr>
+    </w:p>
+    <w:p>
+      <w:pPr>
+        <w:pStyle w:val="NormalWeb"/>
+        <w:ind w:left="720"/>
+      </w:pPr>
+    </w:p>
+    <w:p>
+      <w:pPr>
+        <w:pStyle w:val="NormalWeb"/>
+        <w:ind w:left="720"/>
+      </w:pPr>
+    </w:p>
+    <w:p>
+      <w:pPr>
+        <w:pStyle w:val="NormalWeb"/>
+        <w:ind w:left="720"/>
+      </w:pPr>
+    </w:p>
+    <w:p>
+      <w:pPr>
+        <w:pStyle w:val="NormalWeb"/>
+      </w:pPr>
+      <w:r>
+        <w:rPr>
+          <w:rStyle w:val="Strong"/>
+        </w:rPr>
+        <w:t>Expected Output:</w:t>
+      </w:r>
+    </w:p>
+    <w:p>
+      <w:pPr>
+        <w:pStyle w:val="HTMLPreformatted"/>
+        <w:rPr>
+          <w:rStyle w:val="HTMLCode"/>
+        </w:rPr>
+      </w:pPr>
+      <w:r>
+        <w:rPr>
+          <w:rStyle w:val="hljs-attr"/>
+        </w:rPr>
+        <w:t>Vehicle Company:</w:t>
+      </w:r>
+      <w:r>
+        <w:rPr>
+          <w:rStyle w:val="HTMLCode"/>
+        </w:rPr>
+        <w:t xml:space="preserve"> </w:t>
+      </w:r>
+      <w:proofErr w:type="spellStart"/>
+      <w:r>
+        <w:rPr>
+          <w:rStyle w:val="hljs-string"/>
+        </w:rPr>
+        <w:t>MotoCorp</w:t>
+      </w:r>
+      <w:proofErr w:type="spellEnd"/>
+    </w:p>
+    <w:p>
+      <w:pPr>
+        <w:pStyle w:val="HTMLPreformatted"/>
+        <w:rPr>
+          <w:rStyle w:val="HTMLCode"/>
+        </w:rPr>
+      </w:pPr>
+      <w:r>
+        <w:rPr>
+          <w:rStyle w:val="hljs-attr"/>
+        </w:rPr>
+        <w:t>Vehicle Number:</w:t>
+      </w:r>
+      <w:r>
+        <w:rPr>
+          <w:rStyle w:val="HTMLCode"/>
+        </w:rPr>
+        <w:t xml:space="preserve"> </w:t>
+      </w:r>
+      <w:r>
+        <w:rPr>
+          <w:rStyle w:val="hljs-string"/>
+        </w:rPr>
+        <w:t>B101</w:t>
+      </w:r>
+    </w:p>
+    <w:p>
+      <w:pPr>
+        <w:pStyle w:val="HTMLPreformatted"/>
+        <w:rPr>
+          <w:rStyle w:val="HTMLCode"/>
+        </w:rPr>
+      </w:pPr>
+      <w:r>
+        <w:rPr>
+          <w:rStyle w:val="hljs-attr"/>
+        </w:rPr>
+        <w:t>Model:</w:t>
+      </w:r>
+      <w:r>
+        <w:rPr>
+          <w:rStyle w:val="HTMLCode"/>
+        </w:rPr>
+        <w:t xml:space="preserve"> </w:t>
+      </w:r>
+      <w:r>
+        <w:rPr>
+          <w:rStyle w:val="hljs-string"/>
+        </w:rPr>
+        <w:t>Sports</w:t>
+      </w:r>
+    </w:p>
+    <w:p>
+      <w:pPr>
+        <w:pStyle w:val="HTMLPreformatted"/>
+        <w:rPr>
+          <w:rStyle w:val="HTMLCode"/>
+        </w:rPr>
+      </w:pPr>
+      <w:r>
+        <w:rPr>
+          <w:rStyle w:val="hljs-string"/>
+        </w:rPr>
+        <w:t>Engine</w:t>
+      </w:r>
+      <w:r>
+        <w:rPr>
+          <w:rStyle w:val="HTMLCode"/>
+        </w:rPr>
+        <w:t xml:space="preserve"> </w:t>
+      </w:r>
+      <w:r>
+        <w:rPr>
+          <w:rStyle w:val="hljs-string"/>
+        </w:rPr>
+        <w:t>Started</w:t>
+      </w:r>
+    </w:p>
+    <w:p>
+      <w:pPr>
+        <w:pStyle w:val="HTMLPreformatted"/>
+        <w:rPr>
+          <w:rStyle w:val="HTMLCode"/>
+        </w:rPr>
+      </w:pPr>
+      <w:r>
+        <w:rPr>
+          <w:rStyle w:val="hljs-attr"/>
+        </w:rPr>
+        <w:t>Type:</w:t>
+      </w:r>
+      <w:r>
+        <w:rPr>
+          <w:rStyle w:val="HTMLCode"/>
+        </w:rPr>
+        <w:t xml:space="preserve"> </w:t>
+      </w:r>
+      <w:r>
+        <w:rPr>
+          <w:rStyle w:val="hljs-string"/>
+        </w:rPr>
+        <w:t>Sports</w:t>
+      </w:r>
+    </w:p>
+    <w:p>
+      <w:pPr>
+        <w:pStyle w:val="HTMLPreformatted"/>
+        <w:rPr>
+          <w:rStyle w:val="HTMLCode"/>
+        </w:rPr>
+      </w:pPr>
+      <w:r>
+        <w:rPr>
+          <w:rStyle w:val="hljs-attr"/>
+        </w:rPr>
+        <w:t>Fuel Capacity:</w:t>
+      </w:r>
+      <w:r>
+        <w:rPr>
+          <w:rStyle w:val="HTMLCode"/>
+        </w:rPr>
+        <w:t xml:space="preserve"> </w:t>
+      </w:r>
+      <w:r>
+        <w:rPr>
+          <w:rStyle w:val="hljs-number"/>
+        </w:rPr>
+        <w:t>15</w:t>
+      </w:r>
+      <w:r>
+        <w:rPr>
+          <w:rStyle w:val="HTMLCode"/>
+        </w:rPr>
+        <w:t xml:space="preserve"> </w:t>
+      </w:r>
+      <w:r>
+        <w:rPr>
+          <w:rStyle w:val="hljs-string"/>
+        </w:rPr>
+        <w:t>L</w:t>
+      </w:r>
+    </w:p>
+    <w:p>
+      <w:pPr>
+        <w:pStyle w:val="HTMLPreformatted"/>
+        <w:pBdr>
+          <w:bottom w:val="single" w:sz="6" w:space="1" w:color="auto"/>
+        </w:pBdr>
+      </w:pPr>
+      <w:r>
+        <w:rPr>
+          <w:rStyle w:val="hljs-attr"/>
+        </w:rPr>
+        <w:t>Mileage:</w:t>
+      </w:r>
+      <w:r>
+        <w:rPr>
+          <w:rStyle w:val="HTMLCode"/>
+        </w:rPr>
+        <w:t xml:space="preserve"> </w:t>
+      </w:r>
+      <w:r>
+        <w:rPr>
+          <w:rStyle w:val="hljs-number"/>
+        </w:rPr>
+        <w:t>35</w:t>
+      </w:r>
+      <w:r>
+        <w:rPr>
+          <w:rStyle w:val="HTMLCode"/>
+        </w:rPr>
+        <w:t xml:space="preserve"> </w:t>
+      </w:r>
+      <w:r>
+        <w:rPr>
+          <w:rStyle w:val="hljs-string"/>
+        </w:rPr>
+        <w:t>km/l</w:t>
+      </w:r>
+    </w:p>
+    <w:p/>
+    <w:p/>
+    <w:p/>
+    <w:p/>
+    <w:p/>
+    <w:p>
+      <w:pPr>
+        <w:pStyle w:val="Heading2"/>
+        <w:rPr>
+          <w:rFonts w:ascii="Times New Roman" w:eastAsia="Times New Roman" w:hAnsi="Times New Roman" w:cs="Times New Roman"/>
+          <w:bCs/>
+          <w:kern w:val="36"/>
+          <w:sz w:val="48"/>
+          <w:szCs w:val="48"/>
+        </w:rPr>
+      </w:pPr>
+      <w:proofErr w:type="spellStart"/>
+      <w:r>
+        <w:rPr>
+          <w:rStyle w:val="Strong"/>
+          <w:sz w:val="32"/>
+        </w:rPr>
+        <w:t>Prog</w:t>
+      </w:r>
+      <w:proofErr w:type="spellEnd"/>
+      <w:r>
+        <w:rPr>
+          <w:rStyle w:val="Strong"/>
+          <w:sz w:val="32"/>
+        </w:rPr>
+        <w:t>: 5 BANK INHERITANCE PROGRAM</w:t>
+      </w:r>
+    </w:p>
+    <w:p>
+      <w:pPr>
+        <w:spacing w:before="100" w:beforeAutospacing="1" w:after="100" w:afterAutospacing="1" w:line="240" w:lineRule="auto"/>
+        <w:rPr>
+          <w:rFonts w:ascii="Times New Roman" w:eastAsia="Times New Roman" w:hAnsi="Times New Roman" w:cs="Times New Roman"/>
+          <w:sz w:val="24"/>
+          <w:szCs w:val="24"/>
+        </w:rPr>
+      </w:pPr>
+      <w:r>
+        <w:rPr>
+          <w:rFonts w:ascii="Times New Roman" w:eastAsia="Times New Roman" w:hAnsi="Times New Roman" w:cs="Times New Roman"/>
+          <w:b/>
+          <w:bCs/>
+          <w:sz w:val="24"/>
+          <w:szCs w:val="24"/>
+        </w:rPr>
+        <w:t>Base Class (Parent Class): Bank</w:t>
+      </w:r>
+      <w:r>
+        <w:rPr>
+          <w:rFonts w:ascii="Times New Roman" w:eastAsia="Times New Roman" w:hAnsi="Times New Roman" w:cs="Times New Roman"/>
+          <w:sz w:val="24"/>
+          <w:szCs w:val="24"/>
+        </w:rPr>
+        <w:br/>
+        <w:t xml:space="preserve">The Bank class is the base class and is declared as an </w:t>
+      </w:r>
+      <w:r>
+        <w:rPr>
+          <w:rFonts w:ascii="Times New Roman" w:eastAsia="Times New Roman" w:hAnsi="Times New Roman" w:cs="Times New Roman"/>
+          <w:b/>
+          <w:bCs/>
+          <w:sz w:val="24"/>
+          <w:szCs w:val="24"/>
+        </w:rPr>
+        <w:t>abstract class</w:t>
+      </w:r>
+      <w:r>
+        <w:rPr>
+          <w:rFonts w:ascii="Times New Roman" w:eastAsia="Times New Roman" w:hAnsi="Times New Roman" w:cs="Times New Roman"/>
+          <w:sz w:val="24"/>
+          <w:szCs w:val="24"/>
+        </w:rPr>
+        <w:t xml:space="preserve"> because objects of Bank cannot be created directly.</w:t>
+      </w:r>
+      <w:r>
+        <w:rPr>
+          <w:rFonts w:ascii="Times New Roman" w:eastAsia="Times New Roman" w:hAnsi="Times New Roman" w:cs="Times New Roman"/>
+          <w:sz w:val="24"/>
+          <w:szCs w:val="24"/>
+        </w:rPr>
+        <w:br/>
+        <w:t>It contains common variables and methods for all bank accounts.</w:t>
+      </w:r>
+    </w:p>
+    <w:p>
+      <w:pPr>
+        <w:spacing w:before="100" w:beforeAutospacing="1" w:after="100" w:afterAutospacing="1" w:line="240" w:lineRule="auto"/>
+        <w:rPr>
+          <w:rFonts w:ascii="Times New Roman" w:eastAsia="Times New Roman" w:hAnsi="Times New Roman" w:cs="Times New Roman"/>
+          <w:sz w:val="24"/>
+          <w:szCs w:val="24"/>
+        </w:rPr>
+      </w:pPr>
+      <w:r>
+        <w:rPr>
+          <w:rFonts w:ascii="Times New Roman" w:eastAsia="Times New Roman" w:hAnsi="Times New Roman" w:cs="Times New Roman"/>
+          <w:b/>
+          <w:bCs/>
+          <w:sz w:val="24"/>
+          <w:szCs w:val="24"/>
+        </w:rPr>
         <w:t>Variables of Bank class:</w:t>
       </w:r>
     </w:p>
@@ -496,8 +3521,6 @@
         </w:rPr>
         <w:t xml:space="preserve"> amount</w:t>
       </w:r>
-      <w:bookmarkStart w:id="0" w:name="_GoBack"/>
-      <w:bookmarkEnd w:id="0"/>
       <w:r>
         <w:rPr>
           <w:rFonts w:ascii="Courier New" w:eastAsia="Times New Roman" w:hAnsi="Courier New" w:cs="Courier New"/>
@@ -643,7 +3666,7 @@
           <w:szCs w:val="24"/>
         </w:rPr>
         <w:pict>
-          <v:rect id="_x0000_i1025" style="width:0;height:1.5pt" o:hralign="center" o:hrstd="t" o:hr="t" fillcolor="#a0a0a0" stroked="f"/>
+          <v:rect id="_x0000_i1027" style="width:0;height:1.5pt" o:hralign="center" o:hrstd="t" o:hr="t" fillcolor="#a0a0a0" stroked="f"/>
         </w:pict>
       </w:r>
     </w:p>
@@ -664,6 +3687,7 @@
           <w:sz w:val="24"/>
           <w:szCs w:val="24"/>
         </w:rPr>
+        <w:lastRenderedPageBreak/>
         <w:t>Derived Classes (Child Classes):</w:t>
       </w:r>
     </w:p>
@@ -706,6 +3730,7 @@
           <w:szCs w:val="24"/>
         </w:rPr>
       </w:pPr>
+      <w:bookmarkStart w:id="0" w:name="_GoBack"/>
       <w:proofErr w:type="spellStart"/>
       <w:r>
         <w:rPr>
@@ -717,6 +3742,7 @@
         </w:rPr>
         <w:t>CurrentAccount</w:t>
       </w:r>
+      <w:bookmarkEnd w:id="0"/>
       <w:proofErr w:type="spellEnd"/>
       <w:r>
         <w:rPr>
@@ -762,7 +3788,7 @@
           <w:szCs w:val="24"/>
         </w:rPr>
         <w:pict>
-          <v:rect id="_x0000_i1026" style="width:0;height:1.5pt" o:hralign="center" o:hrstd="t" o:hr="t" fillcolor="#a0a0a0" stroked="f"/>
+          <v:rect id="_x0000_i1028" style="width:0;height:1.5pt" o:hralign="center" o:hrstd="t" o:hr="t" fillcolor="#a0a0a0" stroked="f"/>
         </w:pict>
       </w:r>
     </w:p>
@@ -972,7 +3998,7 @@
           <w:szCs w:val="24"/>
         </w:rPr>
         <w:pict>
-          <v:rect id="_x0000_i1027" style="width:0;height:1.5pt" o:hralign="center" o:hrstd="t" o:hr="t" fillcolor="#a0a0a0" stroked="f"/>
+          <v:rect id="_x0000_i1029" style="width:0;height:1.5pt" o:hralign="center" o:hrstd="t" o:hr="t" fillcolor="#a0a0a0" stroked="f"/>
         </w:pict>
       </w:r>
     </w:p>
@@ -994,7 +4020,6 @@
           <w:sz w:val="24"/>
           <w:szCs w:val="24"/>
         </w:rPr>
-        <w:lastRenderedPageBreak/>
         <w:t>CurrentAccount</w:t>
       </w:r>
       <w:proofErr w:type="spellEnd"/>
@@ -1183,7 +4208,7 @@
           <w:szCs w:val="24"/>
         </w:rPr>
         <w:pict>
-          <v:rect id="_x0000_i1028" style="width:0;height:1.5pt" o:hralign="center" o:hrstd="t" o:hr="t" fillcolor="#a0a0a0" stroked="f"/>
+          <v:rect id="_x0000_i1030" style="width:0;height:1.5pt" o:hralign="center" o:hrstd="t" o:hr="t" fillcolor="#a0a0a0" stroked="f"/>
         </w:pict>
       </w:r>
     </w:p>
@@ -2082,4206 +5107,6 @@
         </w:rPr>
       </w:pPr>
     </w:p>
-    <w:p>
-      <w:pPr>
-        <w:pStyle w:val="Heading2"/>
-        <w:rPr>
-          <w:rStyle w:val="Strong"/>
-          <w:b w:val="0"/>
-          <w:bCs w:val="0"/>
-        </w:rPr>
-      </w:pPr>
-    </w:p>
-    <w:p/>
-    <w:p/>
-    <w:p>
-      <w:pPr>
-        <w:pStyle w:val="Heading2"/>
-        <w:rPr>
-          <w:rStyle w:val="Strong"/>
-          <w:b w:val="0"/>
-          <w:bCs w:val="0"/>
-        </w:rPr>
-      </w:pPr>
-    </w:p>
-    <w:p>
-      <w:pPr>
-        <w:pStyle w:val="Heading2"/>
-        <w:rPr>
-          <w:rStyle w:val="Strong"/>
-          <w:b w:val="0"/>
-          <w:bCs w:val="0"/>
-        </w:rPr>
-      </w:pPr>
-    </w:p>
-    <w:p>
-      <w:pPr>
-        <w:pStyle w:val="Heading2"/>
-        <w:rPr>
-          <w:rStyle w:val="Strong"/>
-          <w:b w:val="0"/>
-          <w:bCs w:val="0"/>
-        </w:rPr>
-      </w:pPr>
-    </w:p>
-    <w:p>
-      <w:pPr>
-        <w:pStyle w:val="Heading2"/>
-        <w:rPr>
-          <w:rStyle w:val="Strong"/>
-          <w:b w:val="0"/>
-          <w:bCs w:val="0"/>
-        </w:rPr>
-      </w:pPr>
-    </w:p>
-    <w:p>
-      <w:pPr>
-        <w:pStyle w:val="Heading2"/>
-      </w:pPr>
-      <w:r>
-        <w:rPr>
-          <w:rStyle w:val="Strong"/>
-          <w:b w:val="0"/>
-          <w:bCs w:val="0"/>
-        </w:rPr>
-        <w:t>Program 2: Employee Management</w:t>
-      </w:r>
-    </w:p>
-    <w:p>
-      <w:pPr>
-        <w:pStyle w:val="NormalWeb"/>
-      </w:pPr>
-      <w:r>
-        <w:rPr>
-          <w:rStyle w:val="Strong"/>
-        </w:rPr>
-        <w:t>Base Class (Parent Class): Employee</w:t>
-      </w:r>
-    </w:p>
-    <w:p>
-      <w:pPr>
-        <w:pStyle w:val="NormalWeb"/>
-        <w:numPr>
-          <w:ilvl w:val="0"/>
-          <w:numId w:val="8"/>
-        </w:numPr>
-      </w:pPr>
-      <w:r>
-        <w:rPr>
-          <w:rStyle w:val="Strong"/>
-        </w:rPr>
-        <w:t>Variables:</w:t>
-      </w:r>
-      <w:r>
-        <w:t xml:space="preserve"> </w:t>
-      </w:r>
-      <w:proofErr w:type="spellStart"/>
-      <w:r>
-        <w:t>empID</w:t>
-      </w:r>
-      <w:proofErr w:type="spellEnd"/>
-      <w:r>
-        <w:t xml:space="preserve">, </w:t>
-      </w:r>
-      <w:proofErr w:type="spellStart"/>
-      <w:r>
-        <w:t>empName</w:t>
-      </w:r>
-      <w:proofErr w:type="spellEnd"/>
-      <w:r>
-        <w:t xml:space="preserve">, salary, </w:t>
-      </w:r>
-      <w:r>
-        <w:rPr>
-          <w:rStyle w:val="Strong"/>
-        </w:rPr>
-        <w:t xml:space="preserve">final String </w:t>
-      </w:r>
-      <w:proofErr w:type="spellStart"/>
-      <w:r>
-        <w:rPr>
-          <w:rStyle w:val="Strong"/>
-        </w:rPr>
-        <w:t>companyName</w:t>
-      </w:r>
-      <w:proofErr w:type="spellEnd"/>
-    </w:p>
-    <w:p>
-      <w:pPr>
-        <w:pStyle w:val="NormalWeb"/>
-        <w:numPr>
-          <w:ilvl w:val="0"/>
-          <w:numId w:val="8"/>
-        </w:numPr>
-      </w:pPr>
-      <w:r>
-        <w:rPr>
-          <w:rStyle w:val="Strong"/>
-        </w:rPr>
-        <w:t>Constructor:</w:t>
-      </w:r>
-      <w:r>
-        <w:t xml:space="preserve"> initializes </w:t>
-      </w:r>
-      <w:proofErr w:type="spellStart"/>
-      <w:r>
-        <w:t>empID</w:t>
-      </w:r>
-      <w:proofErr w:type="spellEnd"/>
-      <w:r>
-        <w:t xml:space="preserve">, </w:t>
-      </w:r>
-      <w:proofErr w:type="spellStart"/>
-      <w:r>
-        <w:t>empName</w:t>
-      </w:r>
-      <w:proofErr w:type="spellEnd"/>
-      <w:r>
-        <w:t>, salary (</w:t>
-      </w:r>
-      <w:r>
-        <w:rPr>
-          <w:rStyle w:val="Strong"/>
-        </w:rPr>
-        <w:t>this keyword</w:t>
-      </w:r>
-      <w:r>
-        <w:t>)</w:t>
-      </w:r>
-    </w:p>
-    <w:p>
-      <w:pPr>
-        <w:pStyle w:val="NormalWeb"/>
-        <w:numPr>
-          <w:ilvl w:val="0"/>
-          <w:numId w:val="8"/>
-        </w:numPr>
-      </w:pPr>
-      <w:r>
-        <w:rPr>
-          <w:rStyle w:val="Strong"/>
-        </w:rPr>
-        <w:t>Methods:</w:t>
-      </w:r>
-    </w:p>
-    <w:p>
-      <w:pPr>
-        <w:pStyle w:val="NormalWeb"/>
-        <w:numPr>
-          <w:ilvl w:val="1"/>
-          <w:numId w:val="8"/>
-        </w:numPr>
-      </w:pPr>
-      <w:proofErr w:type="spellStart"/>
-      <w:r>
-        <w:rPr>
-          <w:rStyle w:val="HTMLCode"/>
-        </w:rPr>
-        <w:t>displaySalary</w:t>
-      </w:r>
-      <w:proofErr w:type="spellEnd"/>
-      <w:r>
-        <w:rPr>
-          <w:rStyle w:val="HTMLCode"/>
-        </w:rPr>
-        <w:t>()</w:t>
-      </w:r>
-      <w:r>
-        <w:t xml:space="preserve"> – </w:t>
-      </w:r>
-      <w:r>
-        <w:rPr>
-          <w:rStyle w:val="Strong"/>
-        </w:rPr>
-        <w:t>final method</w:t>
-      </w:r>
-      <w:r>
-        <w:t xml:space="preserve"> (cannot override)</w:t>
-      </w:r>
-    </w:p>
-    <w:p>
-      <w:pPr>
-        <w:pStyle w:val="NormalWeb"/>
-        <w:numPr>
-          <w:ilvl w:val="1"/>
-          <w:numId w:val="8"/>
-        </w:numPr>
-      </w:pPr>
-      <w:proofErr w:type="spellStart"/>
-      <w:r>
-        <w:rPr>
-          <w:rStyle w:val="HTMLCode"/>
-        </w:rPr>
-        <w:t>calculateBonus</w:t>
-      </w:r>
-      <w:proofErr w:type="spellEnd"/>
-      <w:r>
-        <w:rPr>
-          <w:rStyle w:val="HTMLCode"/>
-        </w:rPr>
-        <w:t>()</w:t>
-      </w:r>
-      <w:r>
-        <w:t xml:space="preserve"> – abstract method</w:t>
-      </w:r>
-    </w:p>
-    <w:p>
-      <w:pPr>
-        <w:pStyle w:val="NormalWeb"/>
-      </w:pPr>
-      <w:r>
-        <w:rPr>
-          <w:rStyle w:val="Strong"/>
-        </w:rPr>
-        <w:t>Child Classes:</w:t>
-      </w:r>
-    </w:p>
-    <w:p>
-      <w:pPr>
-        <w:pStyle w:val="NormalWeb"/>
-        <w:numPr>
-          <w:ilvl w:val="0"/>
-          <w:numId w:val="9"/>
-        </w:numPr>
-      </w:pPr>
-      <w:r>
-        <w:rPr>
-          <w:rStyle w:val="Strong"/>
-        </w:rPr>
-        <w:t>Manager</w:t>
-      </w:r>
-      <w:r>
-        <w:t xml:space="preserve"> – implements </w:t>
-      </w:r>
-      <w:proofErr w:type="spellStart"/>
-      <w:r>
-        <w:t>calculateBonus</w:t>
-      </w:r>
-      <w:proofErr w:type="spellEnd"/>
-      <w:r>
-        <w:t>() (bonus = 10% of salary)</w:t>
-      </w:r>
-    </w:p>
-    <w:p>
-      <w:pPr>
-        <w:pStyle w:val="NormalWeb"/>
-        <w:numPr>
-          <w:ilvl w:val="0"/>
-          <w:numId w:val="9"/>
-        </w:numPr>
-      </w:pPr>
-      <w:r>
-        <w:rPr>
-          <w:rStyle w:val="Strong"/>
-        </w:rPr>
-        <w:t>Developer</w:t>
-      </w:r>
-      <w:r>
-        <w:t xml:space="preserve"> – implements </w:t>
-      </w:r>
-      <w:proofErr w:type="spellStart"/>
-      <w:r>
-        <w:t>calculateBonus</w:t>
-      </w:r>
-      <w:proofErr w:type="spellEnd"/>
-      <w:r>
-        <w:t>() (bonus = 5% of salary)</w:t>
-      </w:r>
-    </w:p>
-    <w:p>
-      <w:pPr>
-        <w:pStyle w:val="NormalWeb"/>
-      </w:pPr>
-      <w:r>
-        <w:rPr>
-          <w:rStyle w:val="Strong"/>
-        </w:rPr>
-        <w:t>Main Method:</w:t>
-      </w:r>
-    </w:p>
-    <w:p>
-      <w:pPr>
-        <w:pStyle w:val="NormalWeb"/>
-        <w:numPr>
-          <w:ilvl w:val="0"/>
-          <w:numId w:val="10"/>
-        </w:numPr>
-      </w:pPr>
-      <w:r>
-        <w:t>Create objects of Manager and Developer</w:t>
-      </w:r>
-    </w:p>
-    <w:p>
-      <w:pPr>
-        <w:pStyle w:val="NormalWeb"/>
-        <w:numPr>
-          <w:ilvl w:val="0"/>
-          <w:numId w:val="10"/>
-        </w:numPr>
-      </w:pPr>
-      <w:r>
-        <w:t xml:space="preserve">Call </w:t>
-      </w:r>
-      <w:proofErr w:type="spellStart"/>
-      <w:r>
-        <w:t>displaySalary</w:t>
-      </w:r>
-      <w:proofErr w:type="spellEnd"/>
-      <w:r>
-        <w:t xml:space="preserve">() and </w:t>
-      </w:r>
-      <w:proofErr w:type="spellStart"/>
-      <w:r>
-        <w:t>calculateBonus</w:t>
-      </w:r>
-      <w:proofErr w:type="spellEnd"/>
-      <w:r>
-        <w:t>()</w:t>
-      </w:r>
-    </w:p>
-    <w:p>
-      <w:pPr>
-        <w:pStyle w:val="NormalWeb"/>
-        <w:numPr>
-          <w:ilvl w:val="0"/>
-          <w:numId w:val="10"/>
-        </w:numPr>
-      </w:pPr>
-      <w:r>
-        <w:t xml:space="preserve">Show </w:t>
-      </w:r>
-      <w:proofErr w:type="spellStart"/>
-      <w:r>
-        <w:t>emp</w:t>
-      </w:r>
-      <w:proofErr w:type="spellEnd"/>
-      <w:r>
-        <w:t xml:space="preserve"> details and bonus</w:t>
-      </w:r>
-    </w:p>
-    <w:p>
-      <w:pPr>
-        <w:pStyle w:val="NormalWeb"/>
-      </w:pPr>
-      <w:r>
-        <w:rPr>
-          <w:rStyle w:val="Strong"/>
-        </w:rPr>
-        <w:t>Expected Output:</w:t>
-      </w:r>
-    </w:p>
-    <w:p>
-      <w:pPr>
-        <w:pStyle w:val="HTMLPreformatted"/>
-        <w:rPr>
-          <w:rStyle w:val="HTMLCode"/>
-        </w:rPr>
-      </w:pPr>
-      <w:r>
-        <w:rPr>
-          <w:rStyle w:val="hljs-attr"/>
-        </w:rPr>
-        <w:t>Company Name:</w:t>
-      </w:r>
-      <w:r>
-        <w:rPr>
-          <w:rStyle w:val="HTMLCode"/>
-        </w:rPr>
-        <w:t xml:space="preserve"> </w:t>
-      </w:r>
-      <w:proofErr w:type="spellStart"/>
-      <w:r>
-        <w:rPr>
-          <w:rStyle w:val="hljs-string"/>
-        </w:rPr>
-        <w:t>TechSoft</w:t>
-      </w:r>
-      <w:proofErr w:type="spellEnd"/>
-    </w:p>
-    <w:p>
-      <w:pPr>
-        <w:pStyle w:val="HTMLPreformatted"/>
-        <w:rPr>
-          <w:rStyle w:val="HTMLCode"/>
-        </w:rPr>
-      </w:pPr>
-      <w:r>
-        <w:rPr>
-          <w:rStyle w:val="hljs-attr"/>
-        </w:rPr>
-        <w:t>Employee ID:</w:t>
-      </w:r>
-      <w:r>
-        <w:rPr>
-          <w:rStyle w:val="HTMLCode"/>
-        </w:rPr>
-        <w:t xml:space="preserve"> </w:t>
-      </w:r>
-      <w:r>
-        <w:rPr>
-          <w:rStyle w:val="hljs-number"/>
-        </w:rPr>
-        <w:t>101</w:t>
-      </w:r>
-    </w:p>
-    <w:p>
-      <w:pPr>
-        <w:pStyle w:val="HTMLPreformatted"/>
-        <w:rPr>
-          <w:rStyle w:val="HTMLCode"/>
-        </w:rPr>
-      </w:pPr>
-      <w:r>
-        <w:rPr>
-          <w:rStyle w:val="hljs-attr"/>
-        </w:rPr>
-        <w:t>Employee Name:</w:t>
-      </w:r>
-      <w:r>
-        <w:rPr>
-          <w:rStyle w:val="HTMLCode"/>
-        </w:rPr>
-        <w:t xml:space="preserve"> </w:t>
-      </w:r>
-      <w:r>
-        <w:rPr>
-          <w:rStyle w:val="hljs-string"/>
-        </w:rPr>
-        <w:t>John</w:t>
-      </w:r>
-    </w:p>
-    <w:p>
-      <w:pPr>
-        <w:pStyle w:val="HTMLPreformatted"/>
-        <w:rPr>
-          <w:rStyle w:val="HTMLCode"/>
-        </w:rPr>
-      </w:pPr>
-      <w:r>
-        <w:rPr>
-          <w:rStyle w:val="hljs-attr"/>
-        </w:rPr>
-        <w:t>Salary:</w:t>
-      </w:r>
-      <w:r>
-        <w:rPr>
-          <w:rStyle w:val="HTMLCode"/>
-        </w:rPr>
-        <w:t xml:space="preserve"> </w:t>
-      </w:r>
-      <w:r>
-        <w:rPr>
-          <w:rStyle w:val="hljs-number"/>
-        </w:rPr>
-        <w:t>50000</w:t>
-      </w:r>
-    </w:p>
-    <w:p>
-      <w:pPr>
-        <w:pStyle w:val="HTMLPreformatted"/>
-        <w:rPr>
-          <w:rStyle w:val="HTMLCode"/>
-        </w:rPr>
-      </w:pPr>
-      <w:r>
-        <w:rPr>
-          <w:rStyle w:val="hljs-attr"/>
-        </w:rPr>
-        <w:t>Bonus:</w:t>
-      </w:r>
-      <w:r>
-        <w:rPr>
-          <w:rStyle w:val="HTMLCode"/>
-        </w:rPr>
-        <w:t xml:space="preserve"> </w:t>
-      </w:r>
-      <w:r>
-        <w:rPr>
-          <w:rStyle w:val="hljs-number"/>
-        </w:rPr>
-        <w:t>5000</w:t>
-      </w:r>
-    </w:p>
-    <w:p>
-      <w:pPr>
-        <w:pStyle w:val="HTMLPreformatted"/>
-        <w:rPr>
-          <w:rStyle w:val="HTMLCode"/>
-        </w:rPr>
-      </w:pPr>
-      <w:r>
-        <w:rPr>
-          <w:rStyle w:val="hljs-string"/>
-        </w:rPr>
-        <w:t>----------------------</w:t>
-      </w:r>
-    </w:p>
-    <w:p>
-      <w:pPr>
-        <w:pStyle w:val="HTMLPreformatted"/>
-        <w:rPr>
-          <w:rStyle w:val="HTMLCode"/>
-        </w:rPr>
-      </w:pPr>
-      <w:r>
-        <w:rPr>
-          <w:rStyle w:val="hljs-attr"/>
-        </w:rPr>
-        <w:t>Company Name:</w:t>
-      </w:r>
-      <w:r>
-        <w:rPr>
-          <w:rStyle w:val="HTMLCode"/>
-        </w:rPr>
-        <w:t xml:space="preserve"> </w:t>
-      </w:r>
-      <w:proofErr w:type="spellStart"/>
-      <w:r>
-        <w:rPr>
-          <w:rStyle w:val="hljs-string"/>
-        </w:rPr>
-        <w:t>TechSoft</w:t>
-      </w:r>
-      <w:proofErr w:type="spellEnd"/>
-    </w:p>
-    <w:p>
-      <w:pPr>
-        <w:pStyle w:val="HTMLPreformatted"/>
-        <w:rPr>
-          <w:rStyle w:val="HTMLCode"/>
-        </w:rPr>
-      </w:pPr>
-      <w:r>
-        <w:rPr>
-          <w:rStyle w:val="hljs-attr"/>
-        </w:rPr>
-        <w:t>Employee ID:</w:t>
-      </w:r>
-      <w:r>
-        <w:rPr>
-          <w:rStyle w:val="HTMLCode"/>
-        </w:rPr>
-        <w:t xml:space="preserve"> </w:t>
-      </w:r>
-      <w:r>
-        <w:rPr>
-          <w:rStyle w:val="hljs-number"/>
-        </w:rPr>
-        <w:t>102</w:t>
-      </w:r>
-    </w:p>
-    <w:p>
-      <w:pPr>
-        <w:pStyle w:val="HTMLPreformatted"/>
-        <w:rPr>
-          <w:rStyle w:val="HTMLCode"/>
-        </w:rPr>
-      </w:pPr>
-      <w:r>
-        <w:rPr>
-          <w:rStyle w:val="hljs-attr"/>
-        </w:rPr>
-        <w:t>Employee Name:</w:t>
-      </w:r>
-      <w:r>
-        <w:rPr>
-          <w:rStyle w:val="HTMLCode"/>
-        </w:rPr>
-        <w:t xml:space="preserve"> </w:t>
-      </w:r>
-      <w:r>
-        <w:rPr>
-          <w:rStyle w:val="hljs-string"/>
-        </w:rPr>
-        <w:t>Alice</w:t>
-      </w:r>
-    </w:p>
-    <w:p>
-      <w:pPr>
-        <w:pStyle w:val="HTMLPreformatted"/>
-        <w:rPr>
-          <w:rStyle w:val="HTMLCode"/>
-        </w:rPr>
-      </w:pPr>
-      <w:r>
-        <w:rPr>
-          <w:rStyle w:val="hljs-attr"/>
-        </w:rPr>
-        <w:t>Salary:</w:t>
-      </w:r>
-      <w:r>
-        <w:rPr>
-          <w:rStyle w:val="HTMLCode"/>
-        </w:rPr>
-        <w:t xml:space="preserve"> </w:t>
-      </w:r>
-      <w:r>
-        <w:rPr>
-          <w:rStyle w:val="hljs-number"/>
-        </w:rPr>
-        <w:t>40000</w:t>
-      </w:r>
-    </w:p>
-    <w:p>
-      <w:pPr>
-        <w:pStyle w:val="HTMLPreformatted"/>
-      </w:pPr>
-      <w:r>
-        <w:rPr>
-          <w:rStyle w:val="hljs-attr"/>
-        </w:rPr>
-        <w:t>Bonus:</w:t>
-      </w:r>
-      <w:r>
-        <w:rPr>
-          <w:rStyle w:val="HTMLCode"/>
-        </w:rPr>
-        <w:t xml:space="preserve"> </w:t>
-      </w:r>
-      <w:r>
-        <w:rPr>
-          <w:rStyle w:val="hljs-number"/>
-        </w:rPr>
-        <w:t>2000</w:t>
-      </w:r>
-    </w:p>
-    <w:p/>
-    <w:p/>
-    <w:p/>
-    <w:p/>
-    <w:p/>
-    <w:p>
-      <w:pPr>
-        <w:pStyle w:val="Heading2"/>
-      </w:pPr>
-      <w:r>
-        <w:rPr>
-          <w:rStyle w:val="Strong"/>
-          <w:b w:val="0"/>
-          <w:bCs w:val="0"/>
-        </w:rPr>
-        <w:lastRenderedPageBreak/>
-        <w:t>Program 4: Student Grading System</w:t>
-      </w:r>
-    </w:p>
-    <w:p>
-      <w:pPr>
-        <w:pStyle w:val="NormalWeb"/>
-      </w:pPr>
-      <w:r>
-        <w:rPr>
-          <w:rStyle w:val="Strong"/>
-        </w:rPr>
-        <w:t>Base Class:</w:t>
-      </w:r>
-      <w:r>
-        <w:t xml:space="preserve"> Student (abstract)</w:t>
-      </w:r>
-    </w:p>
-    <w:p>
-      <w:pPr>
-        <w:pStyle w:val="NormalWeb"/>
-        <w:numPr>
-          <w:ilvl w:val="0"/>
-          <w:numId w:val="11"/>
-        </w:numPr>
-      </w:pPr>
-      <w:r>
-        <w:rPr>
-          <w:rStyle w:val="Strong"/>
-        </w:rPr>
-        <w:t>Variables:</w:t>
-      </w:r>
-      <w:r>
-        <w:t xml:space="preserve"> </w:t>
-      </w:r>
-      <w:proofErr w:type="spellStart"/>
-      <w:r>
-        <w:t>studentID</w:t>
-      </w:r>
-      <w:proofErr w:type="spellEnd"/>
-      <w:r>
-        <w:t xml:space="preserve">, name, </w:t>
-      </w:r>
-      <w:r>
-        <w:rPr>
-          <w:rStyle w:val="Strong"/>
-        </w:rPr>
-        <w:t xml:space="preserve">final String </w:t>
-      </w:r>
-      <w:proofErr w:type="spellStart"/>
-      <w:r>
-        <w:rPr>
-          <w:rStyle w:val="Strong"/>
-        </w:rPr>
-        <w:t>schoolName</w:t>
-      </w:r>
-      <w:proofErr w:type="spellEnd"/>
-    </w:p>
-    <w:p>
-      <w:pPr>
-        <w:pStyle w:val="NormalWeb"/>
-        <w:numPr>
-          <w:ilvl w:val="0"/>
-          <w:numId w:val="11"/>
-        </w:numPr>
-        <w:rPr>
-          <w:highlight w:val="yellow"/>
-        </w:rPr>
-      </w:pPr>
-      <w:r>
-        <w:rPr>
-          <w:rStyle w:val="Strong"/>
-          <w:highlight w:val="yellow"/>
-        </w:rPr>
-        <w:t>Constructor:</w:t>
-      </w:r>
-      <w:r>
-        <w:rPr>
-          <w:highlight w:val="yellow"/>
-        </w:rPr>
-        <w:t xml:space="preserve"> initialize </w:t>
-      </w:r>
-      <w:proofErr w:type="spellStart"/>
-      <w:r>
-        <w:rPr>
-          <w:highlight w:val="yellow"/>
-        </w:rPr>
-        <w:t>studentID</w:t>
-      </w:r>
-      <w:proofErr w:type="spellEnd"/>
-      <w:r>
-        <w:rPr>
-          <w:highlight w:val="yellow"/>
-        </w:rPr>
-        <w:t>, name</w:t>
-      </w:r>
-    </w:p>
-    <w:p>
-      <w:pPr>
-        <w:pStyle w:val="NormalWeb"/>
-        <w:numPr>
-          <w:ilvl w:val="0"/>
-          <w:numId w:val="11"/>
-        </w:numPr>
-      </w:pPr>
-      <w:r>
-        <w:rPr>
-          <w:rStyle w:val="Strong"/>
-        </w:rPr>
-        <w:t>Methods:</w:t>
-      </w:r>
-    </w:p>
-    <w:p>
-      <w:pPr>
-        <w:pStyle w:val="NormalWeb"/>
-        <w:numPr>
-          <w:ilvl w:val="1"/>
-          <w:numId w:val="11"/>
-        </w:numPr>
-      </w:pPr>
-      <w:proofErr w:type="spellStart"/>
-      <w:r>
-        <w:rPr>
-          <w:rStyle w:val="HTMLCode"/>
-        </w:rPr>
-        <w:t>displayInfo</w:t>
-      </w:r>
-      <w:proofErr w:type="spellEnd"/>
-      <w:r>
-        <w:rPr>
-          <w:rStyle w:val="HTMLCode"/>
-        </w:rPr>
-        <w:t>()</w:t>
-      </w:r>
-      <w:r>
-        <w:t xml:space="preserve"> – final method</w:t>
-      </w:r>
-    </w:p>
-    <w:p>
-      <w:pPr>
-        <w:pStyle w:val="NormalWeb"/>
-        <w:numPr>
-          <w:ilvl w:val="1"/>
-          <w:numId w:val="11"/>
-        </w:numPr>
-      </w:pPr>
-      <w:proofErr w:type="spellStart"/>
-      <w:r>
-        <w:rPr>
-          <w:rStyle w:val="HTMLCode"/>
-        </w:rPr>
-        <w:t>calculateGrade</w:t>
-      </w:r>
-      <w:proofErr w:type="spellEnd"/>
-      <w:r>
-        <w:rPr>
-          <w:rStyle w:val="HTMLCode"/>
-        </w:rPr>
-        <w:t>()</w:t>
-      </w:r>
-      <w:r>
-        <w:t xml:space="preserve"> – abstract method</w:t>
-      </w:r>
-    </w:p>
-    <w:p>
-      <w:pPr>
-        <w:pStyle w:val="NormalWeb"/>
-      </w:pPr>
-      <w:r>
-        <w:rPr>
-          <w:rStyle w:val="Strong"/>
-        </w:rPr>
-        <w:t>Child Classes:</w:t>
-      </w:r>
-    </w:p>
-    <w:p>
-      <w:pPr>
-        <w:pStyle w:val="NormalWeb"/>
-        <w:numPr>
-          <w:ilvl w:val="0"/>
-          <w:numId w:val="12"/>
-        </w:numPr>
-      </w:pPr>
-      <w:proofErr w:type="spellStart"/>
-      <w:r>
-        <w:rPr>
-          <w:rStyle w:val="Strong"/>
-        </w:rPr>
-        <w:t>ScienceStudent</w:t>
-      </w:r>
-      <w:proofErr w:type="spellEnd"/>
-      <w:r>
-        <w:t xml:space="preserve"> – implements </w:t>
-      </w:r>
-      <w:proofErr w:type="spellStart"/>
-      <w:r>
-        <w:t>calculateGrade</w:t>
-      </w:r>
-      <w:proofErr w:type="spellEnd"/>
-      <w:r>
-        <w:t>() (marks &gt; 80 = A)</w:t>
-      </w:r>
-    </w:p>
-    <w:p>
-      <w:pPr>
-        <w:pStyle w:val="NormalWeb"/>
-        <w:numPr>
-          <w:ilvl w:val="0"/>
-          <w:numId w:val="12"/>
-        </w:numPr>
-      </w:pPr>
-      <w:proofErr w:type="spellStart"/>
-      <w:r>
-        <w:rPr>
-          <w:rStyle w:val="Strong"/>
-        </w:rPr>
-        <w:t>ArtsStudent</w:t>
-      </w:r>
-      <w:proofErr w:type="spellEnd"/>
-      <w:r>
-        <w:t xml:space="preserve"> – implements </w:t>
-      </w:r>
-      <w:proofErr w:type="spellStart"/>
-      <w:r>
-        <w:t>calculateGrade</w:t>
-      </w:r>
-      <w:proofErr w:type="spellEnd"/>
-      <w:r>
-        <w:t>() (marks &gt; 70 = A)</w:t>
-      </w:r>
-    </w:p>
-    <w:p>
-      <w:pPr>
-        <w:pStyle w:val="NormalWeb"/>
-      </w:pPr>
-      <w:r>
-        <w:rPr>
-          <w:rStyle w:val="Strong"/>
-        </w:rPr>
-        <w:t>Main Method:</w:t>
-      </w:r>
-    </w:p>
-    <w:p>
-      <w:pPr>
-        <w:pStyle w:val="NormalWeb"/>
-        <w:numPr>
-          <w:ilvl w:val="0"/>
-          <w:numId w:val="13"/>
-        </w:numPr>
-      </w:pPr>
-      <w:r>
-        <w:t xml:space="preserve">Create </w:t>
-      </w:r>
-      <w:proofErr w:type="spellStart"/>
-      <w:r>
-        <w:t>ScienceStudent</w:t>
-      </w:r>
-      <w:proofErr w:type="spellEnd"/>
-      <w:r>
-        <w:t xml:space="preserve"> and </w:t>
-      </w:r>
-      <w:proofErr w:type="spellStart"/>
-      <w:r>
-        <w:t>ArtsStudent</w:t>
-      </w:r>
-      <w:proofErr w:type="spellEnd"/>
-      <w:r>
-        <w:t xml:space="preserve"> objects</w:t>
-      </w:r>
-    </w:p>
-    <w:p>
-      <w:pPr>
-        <w:pStyle w:val="NormalWeb"/>
-        <w:numPr>
-          <w:ilvl w:val="0"/>
-          <w:numId w:val="13"/>
-        </w:numPr>
-      </w:pPr>
-      <w:r>
-        <w:t xml:space="preserve">Call </w:t>
-      </w:r>
-      <w:proofErr w:type="spellStart"/>
-      <w:r>
-        <w:t>displayInfo</w:t>
-      </w:r>
-      <w:proofErr w:type="spellEnd"/>
-      <w:r>
-        <w:t xml:space="preserve">() and </w:t>
-      </w:r>
-      <w:proofErr w:type="spellStart"/>
-      <w:r>
-        <w:t>calculateGrade</w:t>
-      </w:r>
-      <w:proofErr w:type="spellEnd"/>
-      <w:r>
-        <w:t>()</w:t>
-      </w:r>
-    </w:p>
-    <w:p>
-      <w:pPr>
-        <w:pStyle w:val="NormalWeb"/>
-      </w:pPr>
-      <w:r>
-        <w:rPr>
-          <w:rStyle w:val="Strong"/>
-        </w:rPr>
-        <w:t>Expected Output:</w:t>
-      </w:r>
-    </w:p>
-    <w:p>
-      <w:pPr>
-        <w:pStyle w:val="HTMLPreformatted"/>
-        <w:rPr>
-          <w:rStyle w:val="HTMLCode"/>
-        </w:rPr>
-      </w:pPr>
-      <w:r>
-        <w:rPr>
-          <w:rStyle w:val="hljs-attr"/>
-        </w:rPr>
-        <w:t>School:</w:t>
-      </w:r>
-      <w:r>
-        <w:rPr>
-          <w:rStyle w:val="HTMLCode"/>
-        </w:rPr>
-        <w:t xml:space="preserve"> </w:t>
-      </w:r>
-      <w:r>
-        <w:rPr>
-          <w:rStyle w:val="hljs-string"/>
-        </w:rPr>
-        <w:t>Bright</w:t>
-      </w:r>
-      <w:r>
-        <w:rPr>
-          <w:rStyle w:val="HTMLCode"/>
-        </w:rPr>
-        <w:t xml:space="preserve"> </w:t>
-      </w:r>
-      <w:r>
-        <w:rPr>
-          <w:rStyle w:val="hljs-string"/>
-        </w:rPr>
-        <w:t>School</w:t>
-      </w:r>
-    </w:p>
-    <w:p>
-      <w:pPr>
-        <w:pStyle w:val="HTMLPreformatted"/>
-        <w:rPr>
-          <w:rStyle w:val="HTMLCode"/>
-        </w:rPr>
-      </w:pPr>
-      <w:r>
-        <w:rPr>
-          <w:rStyle w:val="hljs-attr"/>
-        </w:rPr>
-        <w:t>Student ID:</w:t>
-      </w:r>
-      <w:r>
-        <w:rPr>
-          <w:rStyle w:val="HTMLCode"/>
-        </w:rPr>
-        <w:t xml:space="preserve"> </w:t>
-      </w:r>
-      <w:r>
-        <w:rPr>
-          <w:rStyle w:val="hljs-number"/>
-        </w:rPr>
-        <w:t>101</w:t>
-      </w:r>
-    </w:p>
-    <w:p>
-      <w:pPr>
-        <w:pStyle w:val="HTMLPreformatted"/>
-        <w:rPr>
-          <w:rStyle w:val="HTMLCode"/>
-        </w:rPr>
-      </w:pPr>
-      <w:r>
-        <w:rPr>
-          <w:rStyle w:val="hljs-attr"/>
-        </w:rPr>
-        <w:t>Name:</w:t>
-      </w:r>
-      <w:r>
-        <w:rPr>
-          <w:rStyle w:val="HTMLCode"/>
-        </w:rPr>
-        <w:t xml:space="preserve"> </w:t>
-      </w:r>
-      <w:r>
-        <w:rPr>
-          <w:rStyle w:val="hljs-string"/>
-        </w:rPr>
-        <w:t>John</w:t>
-      </w:r>
-    </w:p>
-    <w:p>
-      <w:pPr>
-        <w:pStyle w:val="HTMLPreformatted"/>
-        <w:rPr>
-          <w:rStyle w:val="HTMLCode"/>
-        </w:rPr>
-      </w:pPr>
-      <w:r>
-        <w:rPr>
-          <w:rStyle w:val="hljs-attr"/>
-        </w:rPr>
-        <w:t>Grade:</w:t>
-      </w:r>
-      <w:r>
-        <w:rPr>
-          <w:rStyle w:val="HTMLCode"/>
-        </w:rPr>
-        <w:t xml:space="preserve"> </w:t>
-      </w:r>
-      <w:r>
-        <w:rPr>
-          <w:rStyle w:val="hljs-string"/>
-        </w:rPr>
-        <w:t>A</w:t>
-      </w:r>
-    </w:p>
-    <w:p>
-      <w:pPr>
-        <w:pStyle w:val="HTMLPreformatted"/>
-        <w:rPr>
-          <w:rStyle w:val="HTMLCode"/>
-        </w:rPr>
-      </w:pPr>
-      <w:r>
-        <w:rPr>
-          <w:rStyle w:val="hljs-string"/>
-        </w:rPr>
-        <w:t>-----------------------</w:t>
-      </w:r>
-    </w:p>
-    <w:p>
-      <w:pPr>
-        <w:pStyle w:val="HTMLPreformatted"/>
-        <w:rPr>
-          <w:rStyle w:val="HTMLCode"/>
-        </w:rPr>
-      </w:pPr>
-      <w:r>
-        <w:rPr>
-          <w:rStyle w:val="hljs-attr"/>
-        </w:rPr>
-        <w:t>School:</w:t>
-      </w:r>
-      <w:r>
-        <w:rPr>
-          <w:rStyle w:val="HTMLCode"/>
-        </w:rPr>
-        <w:t xml:space="preserve"> </w:t>
-      </w:r>
-      <w:r>
-        <w:rPr>
-          <w:rStyle w:val="hljs-string"/>
-        </w:rPr>
-        <w:t>Bright</w:t>
-      </w:r>
-      <w:r>
-        <w:rPr>
-          <w:rStyle w:val="HTMLCode"/>
-        </w:rPr>
-        <w:t xml:space="preserve"> </w:t>
-      </w:r>
-      <w:r>
-        <w:rPr>
-          <w:rStyle w:val="hljs-string"/>
-        </w:rPr>
-        <w:t>School</w:t>
-      </w:r>
-    </w:p>
-    <w:p>
-      <w:pPr>
-        <w:pStyle w:val="HTMLPreformatted"/>
-        <w:rPr>
-          <w:rStyle w:val="HTMLCode"/>
-        </w:rPr>
-      </w:pPr>
-      <w:r>
-        <w:rPr>
-          <w:rStyle w:val="hljs-attr"/>
-        </w:rPr>
-        <w:t>Student ID:</w:t>
-      </w:r>
-      <w:r>
-        <w:rPr>
-          <w:rStyle w:val="HTMLCode"/>
-        </w:rPr>
-        <w:t xml:space="preserve"> </w:t>
-      </w:r>
-      <w:r>
-        <w:rPr>
-          <w:rStyle w:val="hljs-number"/>
-        </w:rPr>
-        <w:t>102</w:t>
-      </w:r>
-    </w:p>
-    <w:p>
-      <w:pPr>
-        <w:pStyle w:val="HTMLPreformatted"/>
-        <w:rPr>
-          <w:rStyle w:val="HTMLCode"/>
-        </w:rPr>
-      </w:pPr>
-      <w:r>
-        <w:rPr>
-          <w:rStyle w:val="hljs-attr"/>
-        </w:rPr>
-        <w:t>Name:</w:t>
-      </w:r>
-      <w:r>
-        <w:rPr>
-          <w:rStyle w:val="HTMLCode"/>
-        </w:rPr>
-        <w:t xml:space="preserve"> </w:t>
-      </w:r>
-      <w:r>
-        <w:rPr>
-          <w:rStyle w:val="hljs-string"/>
-        </w:rPr>
-        <w:t>Alice</w:t>
-      </w:r>
-    </w:p>
-    <w:p>
-      <w:pPr>
-        <w:pStyle w:val="HTMLPreformatted"/>
-        <w:rPr>
-          <w:rStyle w:val="HTMLCode"/>
-        </w:rPr>
-      </w:pPr>
-      <w:r>
-        <w:rPr>
-          <w:rStyle w:val="hljs-attr"/>
-        </w:rPr>
-        <w:t>Grade:</w:t>
-      </w:r>
-      <w:r>
-        <w:rPr>
-          <w:rStyle w:val="HTMLCode"/>
-        </w:rPr>
-        <w:t xml:space="preserve"> </w:t>
-      </w:r>
-      <w:r>
-        <w:rPr>
-          <w:rStyle w:val="hljs-string"/>
-        </w:rPr>
-        <w:t>B</w:t>
-      </w:r>
-    </w:p>
-    <w:p>
-      <w:r>
-        <w:pict>
-          <v:rect id="_x0000_i1029" style="width:0;height:1.5pt" o:hralign="center" o:hrstd="t" o:hr="t" fillcolor="#a0a0a0" stroked="f"/>
-        </w:pict>
-      </w:r>
-    </w:p>
-    <w:p>
-      <w:pPr>
-        <w:pStyle w:val="Heading2"/>
-      </w:pPr>
-      <w:r>
-        <w:rPr>
-          <w:rStyle w:val="Strong"/>
-          <w:b w:val="0"/>
-          <w:bCs w:val="0"/>
-        </w:rPr>
-        <w:t>Program 5: Library Management</w:t>
-      </w:r>
-    </w:p>
-    <w:p>
-      <w:pPr>
-        <w:pStyle w:val="NormalWeb"/>
-      </w:pPr>
-      <w:r>
-        <w:rPr>
-          <w:rStyle w:val="Strong"/>
-        </w:rPr>
-        <w:t>Base Class:</w:t>
-      </w:r>
-      <w:r>
-        <w:t xml:space="preserve"> </w:t>
-      </w:r>
-      <w:proofErr w:type="spellStart"/>
-      <w:r>
-        <w:t>LibraryItem</w:t>
-      </w:r>
-      <w:proofErr w:type="spellEnd"/>
-      <w:r>
-        <w:t xml:space="preserve"> (abstract)</w:t>
-      </w:r>
-    </w:p>
-    <w:p>
-      <w:pPr>
-        <w:pStyle w:val="NormalWeb"/>
-        <w:numPr>
-          <w:ilvl w:val="0"/>
-          <w:numId w:val="14"/>
-        </w:numPr>
-      </w:pPr>
-      <w:r>
-        <w:rPr>
-          <w:rStyle w:val="Strong"/>
-        </w:rPr>
-        <w:t>Variables:</w:t>
-      </w:r>
-      <w:r>
-        <w:t xml:space="preserve"> </w:t>
-      </w:r>
-      <w:proofErr w:type="spellStart"/>
-      <w:r>
-        <w:t>itemID</w:t>
-      </w:r>
-      <w:proofErr w:type="spellEnd"/>
-      <w:r>
-        <w:t xml:space="preserve">, title, </w:t>
-      </w:r>
-      <w:r>
-        <w:rPr>
-          <w:rStyle w:val="Strong"/>
-        </w:rPr>
-        <w:t xml:space="preserve">final String </w:t>
-      </w:r>
-      <w:proofErr w:type="spellStart"/>
-      <w:r>
-        <w:rPr>
-          <w:rStyle w:val="Strong"/>
-        </w:rPr>
-        <w:t>libraryName</w:t>
-      </w:r>
-      <w:proofErr w:type="spellEnd"/>
-    </w:p>
-    <w:p>
-      <w:pPr>
-        <w:pStyle w:val="NormalWeb"/>
-        <w:numPr>
-          <w:ilvl w:val="0"/>
-          <w:numId w:val="14"/>
-        </w:numPr>
-      </w:pPr>
-      <w:r>
-        <w:rPr>
-          <w:rStyle w:val="Strong"/>
-        </w:rPr>
-        <w:t>Constructor:</w:t>
-      </w:r>
-      <w:r>
-        <w:t xml:space="preserve"> initialize </w:t>
-      </w:r>
-      <w:proofErr w:type="spellStart"/>
-      <w:r>
-        <w:t>itemID</w:t>
-      </w:r>
-      <w:proofErr w:type="spellEnd"/>
-      <w:r>
-        <w:t>, title</w:t>
-      </w:r>
-    </w:p>
-    <w:p>
-      <w:pPr>
-        <w:pStyle w:val="NormalWeb"/>
-        <w:numPr>
-          <w:ilvl w:val="0"/>
-          <w:numId w:val="14"/>
-        </w:numPr>
-      </w:pPr>
-      <w:r>
-        <w:rPr>
-          <w:rStyle w:val="Strong"/>
-        </w:rPr>
-        <w:t>Methods:</w:t>
-      </w:r>
-    </w:p>
-    <w:p>
-      <w:pPr>
-        <w:pStyle w:val="NormalWeb"/>
-        <w:numPr>
-          <w:ilvl w:val="1"/>
-          <w:numId w:val="14"/>
-        </w:numPr>
-      </w:pPr>
-      <w:proofErr w:type="spellStart"/>
-      <w:r>
-        <w:rPr>
-          <w:rStyle w:val="HTMLCode"/>
-        </w:rPr>
-        <w:t>displayItem</w:t>
-      </w:r>
-      <w:proofErr w:type="spellEnd"/>
-      <w:r>
-        <w:rPr>
-          <w:rStyle w:val="HTMLCode"/>
-        </w:rPr>
-        <w:t>()</w:t>
-      </w:r>
-      <w:r>
-        <w:t xml:space="preserve"> – final method</w:t>
-      </w:r>
-    </w:p>
-    <w:p>
-      <w:pPr>
-        <w:pStyle w:val="NormalWeb"/>
-        <w:numPr>
-          <w:ilvl w:val="1"/>
-          <w:numId w:val="14"/>
-        </w:numPr>
-      </w:pPr>
-      <w:proofErr w:type="spellStart"/>
-      <w:r>
-        <w:rPr>
-          <w:rStyle w:val="HTMLCode"/>
-        </w:rPr>
-        <w:t>calculateLateFee</w:t>
-      </w:r>
-      <w:proofErr w:type="spellEnd"/>
-      <w:r>
-        <w:rPr>
-          <w:rStyle w:val="HTMLCode"/>
-        </w:rPr>
-        <w:t>()</w:t>
-      </w:r>
-      <w:r>
-        <w:t xml:space="preserve"> – abstract method</w:t>
-      </w:r>
-    </w:p>
-    <w:p>
-      <w:pPr>
-        <w:pStyle w:val="NormalWeb"/>
-      </w:pPr>
-      <w:r>
-        <w:rPr>
-          <w:rStyle w:val="Strong"/>
-        </w:rPr>
-        <w:t>Child Classes:</w:t>
-      </w:r>
-    </w:p>
-    <w:p>
-      <w:pPr>
-        <w:pStyle w:val="NormalWeb"/>
-        <w:numPr>
-          <w:ilvl w:val="0"/>
-          <w:numId w:val="15"/>
-        </w:numPr>
-      </w:pPr>
-      <w:r>
-        <w:rPr>
-          <w:rStyle w:val="Strong"/>
-        </w:rPr>
-        <w:t>Book</w:t>
-      </w:r>
-      <w:r>
-        <w:t xml:space="preserve"> – implements </w:t>
-      </w:r>
-      <w:proofErr w:type="spellStart"/>
-      <w:r>
-        <w:t>calculateLateFee</w:t>
-      </w:r>
-      <w:proofErr w:type="spellEnd"/>
-      <w:r>
-        <w:t>()</w:t>
-      </w:r>
-    </w:p>
-    <w:p>
-      <w:pPr>
-        <w:pStyle w:val="NormalWeb"/>
-        <w:numPr>
-          <w:ilvl w:val="0"/>
-          <w:numId w:val="15"/>
-        </w:numPr>
-      </w:pPr>
-      <w:r>
-        <w:rPr>
-          <w:rStyle w:val="Strong"/>
-        </w:rPr>
-        <w:t>Magazine</w:t>
-      </w:r>
-      <w:r>
-        <w:t xml:space="preserve"> – implements </w:t>
-      </w:r>
-      <w:proofErr w:type="spellStart"/>
-      <w:r>
-        <w:t>calculateLateFee</w:t>
-      </w:r>
-      <w:proofErr w:type="spellEnd"/>
-      <w:r>
-        <w:t>()</w:t>
-      </w:r>
-    </w:p>
-    <w:p>
-      <w:pPr>
-        <w:pStyle w:val="NormalWeb"/>
-      </w:pPr>
-      <w:r>
-        <w:rPr>
-          <w:rStyle w:val="Strong"/>
-        </w:rPr>
-        <w:lastRenderedPageBreak/>
-        <w:t>Main Method:</w:t>
-      </w:r>
-    </w:p>
-    <w:p>
-      <w:pPr>
-        <w:pStyle w:val="NormalWeb"/>
-        <w:numPr>
-          <w:ilvl w:val="0"/>
-          <w:numId w:val="16"/>
-        </w:numPr>
-      </w:pPr>
-      <w:r>
-        <w:t>Create Book and Magazine objects</w:t>
-      </w:r>
-    </w:p>
-    <w:p>
-      <w:pPr>
-        <w:pStyle w:val="NormalWeb"/>
-        <w:numPr>
-          <w:ilvl w:val="0"/>
-          <w:numId w:val="16"/>
-        </w:numPr>
-      </w:pPr>
-      <w:r>
-        <w:t xml:space="preserve">Call </w:t>
-      </w:r>
-      <w:proofErr w:type="spellStart"/>
-      <w:r>
-        <w:t>displayItem</w:t>
-      </w:r>
-      <w:proofErr w:type="spellEnd"/>
-      <w:r>
-        <w:t xml:space="preserve">() and </w:t>
-      </w:r>
-      <w:proofErr w:type="spellStart"/>
-      <w:r>
-        <w:t>calculateLateFee</w:t>
-      </w:r>
-      <w:proofErr w:type="spellEnd"/>
-      <w:r>
-        <w:t>()</w:t>
-      </w:r>
-    </w:p>
-    <w:p>
-      <w:pPr>
-        <w:pStyle w:val="NormalWeb"/>
-      </w:pPr>
-      <w:r>
-        <w:rPr>
-          <w:rStyle w:val="Strong"/>
-        </w:rPr>
-        <w:t>Expected Output:</w:t>
-      </w:r>
-    </w:p>
-    <w:p>
-      <w:pPr>
-        <w:pStyle w:val="HTMLPreformatted"/>
-        <w:rPr>
-          <w:rStyle w:val="HTMLCode"/>
-        </w:rPr>
-      </w:pPr>
-      <w:r>
-        <w:rPr>
-          <w:rStyle w:val="hljs-attr"/>
-        </w:rPr>
-        <w:t>Library Name:</w:t>
-      </w:r>
-      <w:r>
-        <w:rPr>
-          <w:rStyle w:val="HTMLCode"/>
-        </w:rPr>
-        <w:t xml:space="preserve"> </w:t>
-      </w:r>
-      <w:r>
-        <w:rPr>
-          <w:rStyle w:val="hljs-string"/>
-        </w:rPr>
-        <w:t>City</w:t>
-      </w:r>
-      <w:r>
-        <w:rPr>
-          <w:rStyle w:val="HTMLCode"/>
-        </w:rPr>
-        <w:t xml:space="preserve"> </w:t>
-      </w:r>
-      <w:r>
-        <w:rPr>
-          <w:rStyle w:val="hljs-string"/>
-        </w:rPr>
-        <w:t>Library</w:t>
-      </w:r>
-    </w:p>
-    <w:p>
-      <w:pPr>
-        <w:pStyle w:val="HTMLPreformatted"/>
-        <w:rPr>
-          <w:rStyle w:val="HTMLCode"/>
-        </w:rPr>
-      </w:pPr>
-      <w:r>
-        <w:rPr>
-          <w:rStyle w:val="hljs-attr"/>
-        </w:rPr>
-        <w:t>Item ID:</w:t>
-      </w:r>
-      <w:r>
-        <w:rPr>
-          <w:rStyle w:val="HTMLCode"/>
-        </w:rPr>
-        <w:t xml:space="preserve"> </w:t>
-      </w:r>
-      <w:r>
-        <w:rPr>
-          <w:rStyle w:val="hljs-string"/>
-        </w:rPr>
-        <w:t>B101</w:t>
-      </w:r>
-    </w:p>
-    <w:p>
-      <w:pPr>
-        <w:pStyle w:val="HTMLPreformatted"/>
-        <w:rPr>
-          <w:rStyle w:val="HTMLCode"/>
-        </w:rPr>
-      </w:pPr>
-      <w:r>
-        <w:rPr>
-          <w:rStyle w:val="hljs-attr"/>
-        </w:rPr>
-        <w:t>Title:</w:t>
-      </w:r>
-      <w:r>
-        <w:rPr>
-          <w:rStyle w:val="HTMLCode"/>
-        </w:rPr>
-        <w:t xml:space="preserve"> </w:t>
-      </w:r>
-      <w:r>
-        <w:rPr>
-          <w:rStyle w:val="hljs-string"/>
-        </w:rPr>
-        <w:t>Java</w:t>
-      </w:r>
-      <w:r>
-        <w:rPr>
-          <w:rStyle w:val="HTMLCode"/>
-        </w:rPr>
-        <w:t xml:space="preserve"> </w:t>
-      </w:r>
-      <w:r>
-        <w:rPr>
-          <w:rStyle w:val="hljs-string"/>
-        </w:rPr>
-        <w:t>Programming</w:t>
-      </w:r>
-    </w:p>
-    <w:p>
-      <w:pPr>
-        <w:pStyle w:val="HTMLPreformatted"/>
-        <w:rPr>
-          <w:rStyle w:val="HTMLCode"/>
-        </w:rPr>
-      </w:pPr>
-      <w:r>
-        <w:rPr>
-          <w:rStyle w:val="hljs-attr"/>
-        </w:rPr>
-        <w:t>Late Fee:</w:t>
-      </w:r>
-      <w:r>
-        <w:rPr>
-          <w:rStyle w:val="HTMLCode"/>
-        </w:rPr>
-        <w:t xml:space="preserve"> </w:t>
-      </w:r>
-      <w:r>
-        <w:rPr>
-          <w:rStyle w:val="hljs-number"/>
-        </w:rPr>
-        <w:t>50</w:t>
-      </w:r>
-    </w:p>
-    <w:p>
-      <w:pPr>
-        <w:pStyle w:val="HTMLPreformatted"/>
-        <w:rPr>
-          <w:rStyle w:val="HTMLCode"/>
-        </w:rPr>
-      </w:pPr>
-      <w:r>
-        <w:rPr>
-          <w:rStyle w:val="hljs-string"/>
-        </w:rPr>
-        <w:t>-----------------------</w:t>
-      </w:r>
-    </w:p>
-    <w:p>
-      <w:pPr>
-        <w:pStyle w:val="HTMLPreformatted"/>
-        <w:rPr>
-          <w:rStyle w:val="HTMLCode"/>
-        </w:rPr>
-      </w:pPr>
-      <w:r>
-        <w:rPr>
-          <w:rStyle w:val="hljs-attr"/>
-        </w:rPr>
-        <w:t>Library Name:</w:t>
-      </w:r>
-      <w:r>
-        <w:rPr>
-          <w:rStyle w:val="HTMLCode"/>
-        </w:rPr>
-        <w:t xml:space="preserve"> </w:t>
-      </w:r>
-      <w:r>
-        <w:rPr>
-          <w:rStyle w:val="hljs-string"/>
-        </w:rPr>
-        <w:t>City</w:t>
-      </w:r>
-      <w:r>
-        <w:rPr>
-          <w:rStyle w:val="HTMLCode"/>
-        </w:rPr>
-        <w:t xml:space="preserve"> </w:t>
-      </w:r>
-      <w:r>
-        <w:rPr>
-          <w:rStyle w:val="hljs-string"/>
-        </w:rPr>
-        <w:t>Library</w:t>
-      </w:r>
-    </w:p>
-    <w:p>
-      <w:pPr>
-        <w:pStyle w:val="HTMLPreformatted"/>
-        <w:rPr>
-          <w:rStyle w:val="HTMLCode"/>
-        </w:rPr>
-      </w:pPr>
-      <w:r>
-        <w:rPr>
-          <w:rStyle w:val="hljs-attr"/>
-        </w:rPr>
-        <w:t>Item ID:</w:t>
-      </w:r>
-      <w:r>
-        <w:rPr>
-          <w:rStyle w:val="HTMLCode"/>
-        </w:rPr>
-        <w:t xml:space="preserve"> </w:t>
-      </w:r>
-      <w:r>
-        <w:rPr>
-          <w:rStyle w:val="hljs-string"/>
-        </w:rPr>
-        <w:t>M201</w:t>
-      </w:r>
-    </w:p>
-    <w:p>
-      <w:pPr>
-        <w:pStyle w:val="HTMLPreformatted"/>
-        <w:rPr>
-          <w:rStyle w:val="HTMLCode"/>
-        </w:rPr>
-      </w:pPr>
-      <w:r>
-        <w:rPr>
-          <w:rStyle w:val="hljs-attr"/>
-        </w:rPr>
-        <w:t>Title:</w:t>
-      </w:r>
-      <w:r>
-        <w:rPr>
-          <w:rStyle w:val="HTMLCode"/>
-        </w:rPr>
-        <w:t xml:space="preserve"> </w:t>
-      </w:r>
-      <w:r>
-        <w:rPr>
-          <w:rStyle w:val="hljs-string"/>
-        </w:rPr>
-        <w:t>Science</w:t>
-      </w:r>
-      <w:r>
-        <w:rPr>
-          <w:rStyle w:val="HTMLCode"/>
-        </w:rPr>
-        <w:t xml:space="preserve"> </w:t>
-      </w:r>
-      <w:r>
-        <w:rPr>
-          <w:rStyle w:val="hljs-string"/>
-        </w:rPr>
-        <w:t>Monthly</w:t>
-      </w:r>
-    </w:p>
-    <w:p>
-      <w:pPr>
-        <w:pStyle w:val="HTMLPreformatted"/>
-      </w:pPr>
-      <w:r>
-        <w:rPr>
-          <w:rStyle w:val="hljs-attr"/>
-        </w:rPr>
-        <w:t>Late Fee:</w:t>
-      </w:r>
-      <w:r>
-        <w:rPr>
-          <w:rStyle w:val="HTMLCode"/>
-        </w:rPr>
-        <w:t xml:space="preserve"> </w:t>
-      </w:r>
-      <w:r>
-        <w:rPr>
-          <w:rStyle w:val="hljs-number"/>
-        </w:rPr>
-        <w:t>20</w:t>
-      </w:r>
-    </w:p>
-    <w:p/>
-    <w:p>
-      <w:pPr>
-        <w:pStyle w:val="Heading2"/>
-      </w:pPr>
-      <w:r>
-        <w:rPr>
-          <w:rStyle w:val="Strong"/>
-          <w:b w:val="0"/>
-          <w:bCs w:val="0"/>
-        </w:rPr>
-        <w:t xml:space="preserve">Program 6: Employee → Manager → </w:t>
-      </w:r>
-      <w:proofErr w:type="spellStart"/>
-      <w:r>
-        <w:rPr>
-          <w:rStyle w:val="Strong"/>
-          <w:b w:val="0"/>
-          <w:bCs w:val="0"/>
-        </w:rPr>
-        <w:t>ProjectManager</w:t>
-      </w:r>
-      <w:proofErr w:type="spellEnd"/>
-    </w:p>
-    <w:p>
-      <w:pPr>
-        <w:pStyle w:val="NormalWeb"/>
-      </w:pPr>
-      <w:r>
-        <w:rPr>
-          <w:rStyle w:val="Strong"/>
-        </w:rPr>
-        <w:t>Base Class:</w:t>
-      </w:r>
-      <w:r>
-        <w:t xml:space="preserve"> Employee</w:t>
-      </w:r>
-    </w:p>
-    <w:p>
-      <w:pPr>
-        <w:pStyle w:val="NormalWeb"/>
-        <w:numPr>
-          <w:ilvl w:val="0"/>
-          <w:numId w:val="17"/>
-        </w:numPr>
-      </w:pPr>
-      <w:r>
-        <w:rPr>
-          <w:rStyle w:val="Strong"/>
-        </w:rPr>
-        <w:t>Variables:</w:t>
-      </w:r>
-      <w:r>
-        <w:t xml:space="preserve"> </w:t>
-      </w:r>
-      <w:proofErr w:type="spellStart"/>
-      <w:r>
-        <w:t>empID</w:t>
-      </w:r>
-      <w:proofErr w:type="spellEnd"/>
-      <w:r>
-        <w:t xml:space="preserve">, </w:t>
-      </w:r>
-      <w:proofErr w:type="spellStart"/>
-      <w:r>
-        <w:t>empName</w:t>
-      </w:r>
-      <w:proofErr w:type="spellEnd"/>
-      <w:r>
-        <w:t xml:space="preserve">, </w:t>
-      </w:r>
-      <w:r>
-        <w:rPr>
-          <w:rStyle w:val="Strong"/>
-        </w:rPr>
-        <w:t xml:space="preserve">final String </w:t>
-      </w:r>
-      <w:proofErr w:type="spellStart"/>
-      <w:r>
-        <w:rPr>
-          <w:rStyle w:val="Strong"/>
-        </w:rPr>
-        <w:t>companyName</w:t>
-      </w:r>
-      <w:proofErr w:type="spellEnd"/>
-    </w:p>
-    <w:p>
-      <w:pPr>
-        <w:pStyle w:val="NormalWeb"/>
-        <w:numPr>
-          <w:ilvl w:val="0"/>
-          <w:numId w:val="17"/>
-        </w:numPr>
-      </w:pPr>
-      <w:r>
-        <w:rPr>
-          <w:rStyle w:val="Strong"/>
-        </w:rPr>
-        <w:t>Constructor:</w:t>
-      </w:r>
-      <w:r>
-        <w:t xml:space="preserve"> initialize </w:t>
-      </w:r>
-      <w:proofErr w:type="spellStart"/>
-      <w:r>
-        <w:t>empID</w:t>
-      </w:r>
-      <w:proofErr w:type="spellEnd"/>
-      <w:r>
-        <w:t xml:space="preserve">, </w:t>
-      </w:r>
-      <w:proofErr w:type="spellStart"/>
-      <w:r>
-        <w:t>empName</w:t>
-      </w:r>
-      <w:proofErr w:type="spellEnd"/>
-    </w:p>
-    <w:p>
-      <w:pPr>
-        <w:pStyle w:val="NormalWeb"/>
-        <w:numPr>
-          <w:ilvl w:val="0"/>
-          <w:numId w:val="17"/>
-        </w:numPr>
-      </w:pPr>
-      <w:r>
-        <w:rPr>
-          <w:rStyle w:val="Strong"/>
-        </w:rPr>
-        <w:t>Methods:</w:t>
-      </w:r>
-    </w:p>
-    <w:p>
-      <w:pPr>
-        <w:pStyle w:val="NormalWeb"/>
-        <w:numPr>
-          <w:ilvl w:val="1"/>
-          <w:numId w:val="17"/>
-        </w:numPr>
-      </w:pPr>
-      <w:proofErr w:type="spellStart"/>
-      <w:r>
-        <w:rPr>
-          <w:rStyle w:val="HTMLCode"/>
-        </w:rPr>
-        <w:t>displaySalary</w:t>
-      </w:r>
-      <w:proofErr w:type="spellEnd"/>
-      <w:r>
-        <w:rPr>
-          <w:rStyle w:val="HTMLCode"/>
-        </w:rPr>
-        <w:t>()</w:t>
-      </w:r>
-      <w:r>
-        <w:t xml:space="preserve"> – final method</w:t>
-      </w:r>
-    </w:p>
-    <w:p>
-      <w:pPr>
-        <w:pStyle w:val="NormalWeb"/>
-        <w:numPr>
-          <w:ilvl w:val="1"/>
-          <w:numId w:val="17"/>
-        </w:numPr>
-      </w:pPr>
-      <w:proofErr w:type="spellStart"/>
-      <w:r>
-        <w:rPr>
-          <w:rStyle w:val="HTMLCode"/>
-        </w:rPr>
-        <w:t>calculateBonus</w:t>
-      </w:r>
-      <w:proofErr w:type="spellEnd"/>
-      <w:r>
-        <w:rPr>
-          <w:rStyle w:val="HTMLCode"/>
-        </w:rPr>
-        <w:t>()</w:t>
-      </w:r>
-      <w:r>
-        <w:t xml:space="preserve"> – abstract method</w:t>
-      </w:r>
-    </w:p>
-    <w:p>
-      <w:pPr>
-        <w:pStyle w:val="NormalWeb"/>
-      </w:pPr>
-      <w:r>
-        <w:rPr>
-          <w:rStyle w:val="Strong"/>
-        </w:rPr>
-        <w:t>Intermediate Class:</w:t>
-      </w:r>
-      <w:r>
-        <w:t xml:space="preserve"> Manager</w:t>
-      </w:r>
-    </w:p>
-    <w:p>
-      <w:pPr>
-        <w:pStyle w:val="NormalWeb"/>
-        <w:numPr>
-          <w:ilvl w:val="0"/>
-          <w:numId w:val="18"/>
-        </w:numPr>
-      </w:pPr>
-      <w:r>
-        <w:rPr>
-          <w:rStyle w:val="Strong"/>
-        </w:rPr>
-        <w:t>Inherits Employee</w:t>
-      </w:r>
-    </w:p>
-    <w:p>
-      <w:pPr>
-        <w:pStyle w:val="NormalWeb"/>
-        <w:numPr>
-          <w:ilvl w:val="0"/>
-          <w:numId w:val="18"/>
-        </w:numPr>
-      </w:pPr>
-      <w:r>
-        <w:rPr>
-          <w:rStyle w:val="Strong"/>
-        </w:rPr>
-        <w:t>Variable:</w:t>
-      </w:r>
-      <w:r>
-        <w:t xml:space="preserve"> department</w:t>
-      </w:r>
-    </w:p>
-    <w:p>
-      <w:pPr>
-        <w:pStyle w:val="NormalWeb"/>
-        <w:numPr>
-          <w:ilvl w:val="0"/>
-          <w:numId w:val="18"/>
-        </w:numPr>
-      </w:pPr>
-      <w:r>
-        <w:rPr>
-          <w:rStyle w:val="Strong"/>
-        </w:rPr>
-        <w:t>Constructor:</w:t>
-      </w:r>
-      <w:r>
-        <w:t xml:space="preserve"> uses </w:t>
-      </w:r>
-      <w:r>
-        <w:rPr>
-          <w:rStyle w:val="Strong"/>
-        </w:rPr>
-        <w:t>super keyword</w:t>
-      </w:r>
-    </w:p>
-    <w:p>
-      <w:pPr>
-        <w:pStyle w:val="NormalWeb"/>
-        <w:numPr>
-          <w:ilvl w:val="0"/>
-          <w:numId w:val="18"/>
-        </w:numPr>
-      </w:pPr>
-      <w:r>
-        <w:rPr>
-          <w:rStyle w:val="Strong"/>
-        </w:rPr>
-        <w:t>Method:</w:t>
-      </w:r>
-      <w:r>
-        <w:t xml:space="preserve"> implements </w:t>
-      </w:r>
-      <w:proofErr w:type="spellStart"/>
-      <w:r>
-        <w:t>calculateBonus</w:t>
-      </w:r>
-      <w:proofErr w:type="spellEnd"/>
-      <w:r>
-        <w:t>()</w:t>
-      </w:r>
-    </w:p>
-    <w:p>
-      <w:pPr>
-        <w:pStyle w:val="NormalWeb"/>
-      </w:pPr>
-      <w:r>
-        <w:rPr>
-          <w:rStyle w:val="Strong"/>
-        </w:rPr>
-        <w:t>Derived Class:</w:t>
-      </w:r>
-      <w:r>
-        <w:t xml:space="preserve"> </w:t>
-      </w:r>
-      <w:proofErr w:type="spellStart"/>
-      <w:r>
-        <w:t>ProjectManager</w:t>
-      </w:r>
-      <w:proofErr w:type="spellEnd"/>
-    </w:p>
-    <w:p>
-      <w:pPr>
-        <w:pStyle w:val="NormalWeb"/>
-        <w:numPr>
-          <w:ilvl w:val="0"/>
-          <w:numId w:val="19"/>
-        </w:numPr>
-      </w:pPr>
-      <w:r>
-        <w:rPr>
-          <w:rStyle w:val="Strong"/>
-        </w:rPr>
-        <w:t>Variable:</w:t>
-      </w:r>
-      <w:r>
-        <w:t xml:space="preserve"> </w:t>
-      </w:r>
-      <w:proofErr w:type="spellStart"/>
-      <w:r>
-        <w:t>projectName</w:t>
-      </w:r>
-      <w:proofErr w:type="spellEnd"/>
-    </w:p>
-    <w:p>
-      <w:pPr>
-        <w:pStyle w:val="NormalWeb"/>
-        <w:numPr>
-          <w:ilvl w:val="0"/>
-          <w:numId w:val="19"/>
-        </w:numPr>
-      </w:pPr>
-      <w:r>
-        <w:rPr>
-          <w:rStyle w:val="Strong"/>
-        </w:rPr>
-        <w:t>Constructor:</w:t>
-      </w:r>
-      <w:r>
-        <w:t xml:space="preserve"> uses </w:t>
-      </w:r>
-      <w:r>
-        <w:rPr>
-          <w:rStyle w:val="Strong"/>
-        </w:rPr>
-        <w:t>super keyword</w:t>
-      </w:r>
-    </w:p>
-    <w:p>
-      <w:pPr>
-        <w:pStyle w:val="NormalWeb"/>
-        <w:numPr>
-          <w:ilvl w:val="0"/>
-          <w:numId w:val="19"/>
-        </w:numPr>
-      </w:pPr>
-      <w:r>
-        <w:rPr>
-          <w:rStyle w:val="Strong"/>
-        </w:rPr>
-        <w:t>Method:</w:t>
-      </w:r>
-      <w:r>
-        <w:t xml:space="preserve"> overrides </w:t>
-      </w:r>
-      <w:proofErr w:type="spellStart"/>
-      <w:r>
-        <w:t>calculateBonus</w:t>
-      </w:r>
-      <w:proofErr w:type="spellEnd"/>
-      <w:r>
-        <w:t>() for project-specific bonus</w:t>
-      </w:r>
-    </w:p>
-    <w:p>
-      <w:pPr>
-        <w:pStyle w:val="NormalWeb"/>
-      </w:pPr>
-      <w:r>
-        <w:rPr>
-          <w:rStyle w:val="Strong"/>
-        </w:rPr>
-        <w:t>Main Method:</w:t>
-      </w:r>
-    </w:p>
-    <w:p>
-      <w:pPr>
-        <w:pStyle w:val="NormalWeb"/>
-        <w:numPr>
-          <w:ilvl w:val="0"/>
-          <w:numId w:val="20"/>
-        </w:numPr>
-      </w:pPr>
-      <w:r>
-        <w:t xml:space="preserve">Create object of </w:t>
-      </w:r>
-      <w:proofErr w:type="spellStart"/>
-      <w:r>
-        <w:t>ProjectManager</w:t>
-      </w:r>
-      <w:proofErr w:type="spellEnd"/>
-    </w:p>
-    <w:p>
-      <w:pPr>
-        <w:pStyle w:val="NormalWeb"/>
-        <w:numPr>
-          <w:ilvl w:val="0"/>
-          <w:numId w:val="20"/>
-        </w:numPr>
-      </w:pPr>
-      <w:r>
-        <w:t xml:space="preserve">Call </w:t>
-      </w:r>
-      <w:proofErr w:type="spellStart"/>
-      <w:r>
-        <w:t>displaySalary</w:t>
-      </w:r>
-      <w:proofErr w:type="spellEnd"/>
-      <w:r>
-        <w:t xml:space="preserve">(), </w:t>
-      </w:r>
-      <w:proofErr w:type="spellStart"/>
-      <w:r>
-        <w:t>calculateBonus</w:t>
-      </w:r>
-      <w:proofErr w:type="spellEnd"/>
-      <w:r>
-        <w:t>(), display project info</w:t>
-      </w:r>
-    </w:p>
-    <w:p>
-      <w:pPr>
-        <w:pStyle w:val="NormalWeb"/>
-      </w:pPr>
-      <w:r>
-        <w:rPr>
-          <w:rStyle w:val="Strong"/>
-        </w:rPr>
-        <w:t>Expected Output:</w:t>
-      </w:r>
-    </w:p>
-    <w:p>
-      <w:pPr>
-        <w:pStyle w:val="HTMLPreformatted"/>
-        <w:rPr>
-          <w:rStyle w:val="HTMLCode"/>
-        </w:rPr>
-      </w:pPr>
-      <w:r>
-        <w:rPr>
-          <w:rStyle w:val="hljs-attr"/>
-        </w:rPr>
-        <w:lastRenderedPageBreak/>
-        <w:t>Company:</w:t>
-      </w:r>
-      <w:r>
-        <w:rPr>
-          <w:rStyle w:val="HTMLCode"/>
-        </w:rPr>
-        <w:t xml:space="preserve"> </w:t>
-      </w:r>
-      <w:proofErr w:type="spellStart"/>
-      <w:r>
-        <w:rPr>
-          <w:rStyle w:val="hljs-string"/>
-        </w:rPr>
-        <w:t>TechSoft</w:t>
-      </w:r>
-      <w:proofErr w:type="spellEnd"/>
-    </w:p>
-    <w:p>
-      <w:pPr>
-        <w:pStyle w:val="HTMLPreformatted"/>
-        <w:rPr>
-          <w:rStyle w:val="HTMLCode"/>
-        </w:rPr>
-      </w:pPr>
-      <w:r>
-        <w:rPr>
-          <w:rStyle w:val="hljs-attr"/>
-        </w:rPr>
-        <w:t>Employee ID:</w:t>
-      </w:r>
-      <w:r>
-        <w:rPr>
-          <w:rStyle w:val="HTMLCode"/>
-        </w:rPr>
-        <w:t xml:space="preserve"> </w:t>
-      </w:r>
-      <w:r>
-        <w:rPr>
-          <w:rStyle w:val="hljs-number"/>
-        </w:rPr>
-        <w:t>101</w:t>
-      </w:r>
-    </w:p>
-    <w:p>
-      <w:pPr>
-        <w:pStyle w:val="HTMLPreformatted"/>
-        <w:rPr>
-          <w:rStyle w:val="HTMLCode"/>
-        </w:rPr>
-      </w:pPr>
-      <w:r>
-        <w:rPr>
-          <w:rStyle w:val="hljs-attr"/>
-        </w:rPr>
-        <w:t>Name:</w:t>
-      </w:r>
-      <w:r>
-        <w:rPr>
-          <w:rStyle w:val="HTMLCode"/>
-        </w:rPr>
-        <w:t xml:space="preserve"> </w:t>
-      </w:r>
-      <w:r>
-        <w:rPr>
-          <w:rStyle w:val="hljs-string"/>
-        </w:rPr>
-        <w:t>John</w:t>
-      </w:r>
-    </w:p>
-    <w:p>
-      <w:pPr>
-        <w:pStyle w:val="HTMLPreformatted"/>
-        <w:rPr>
-          <w:rStyle w:val="HTMLCode"/>
-        </w:rPr>
-      </w:pPr>
-      <w:r>
-        <w:rPr>
-          <w:rStyle w:val="hljs-attr"/>
-        </w:rPr>
-        <w:t>Salary:</w:t>
-      </w:r>
-      <w:r>
-        <w:rPr>
-          <w:rStyle w:val="HTMLCode"/>
-        </w:rPr>
-        <w:t xml:space="preserve"> </w:t>
-      </w:r>
-      <w:r>
-        <w:rPr>
-          <w:rStyle w:val="hljs-number"/>
-        </w:rPr>
-        <w:t>70000</w:t>
-      </w:r>
-    </w:p>
-    <w:p>
-      <w:pPr>
-        <w:pStyle w:val="HTMLPreformatted"/>
-        <w:rPr>
-          <w:rStyle w:val="HTMLCode"/>
-        </w:rPr>
-      </w:pPr>
-      <w:r>
-        <w:rPr>
-          <w:rStyle w:val="hljs-attr"/>
-        </w:rPr>
-        <w:t>Bonus:</w:t>
-      </w:r>
-      <w:r>
-        <w:rPr>
-          <w:rStyle w:val="HTMLCode"/>
-        </w:rPr>
-        <w:t xml:space="preserve"> </w:t>
-      </w:r>
-      <w:r>
-        <w:rPr>
-          <w:rStyle w:val="hljs-number"/>
-        </w:rPr>
-        <w:t>7000</w:t>
-      </w:r>
-    </w:p>
-    <w:p>
-      <w:pPr>
-        <w:pStyle w:val="HTMLPreformatted"/>
-      </w:pPr>
-      <w:r>
-        <w:rPr>
-          <w:rStyle w:val="hljs-attr"/>
-        </w:rPr>
-        <w:t>Project:</w:t>
-      </w:r>
-      <w:r>
-        <w:rPr>
-          <w:rStyle w:val="HTMLCode"/>
-        </w:rPr>
-        <w:t xml:space="preserve"> </w:t>
-      </w:r>
-      <w:r>
-        <w:rPr>
-          <w:rStyle w:val="hljs-string"/>
-        </w:rPr>
-        <w:t>AI</w:t>
-      </w:r>
-      <w:r>
-        <w:rPr>
-          <w:rStyle w:val="HTMLCode"/>
-        </w:rPr>
-        <w:t xml:space="preserve"> </w:t>
-      </w:r>
-      <w:r>
-        <w:rPr>
-          <w:rStyle w:val="hljs-string"/>
-        </w:rPr>
-        <w:t>Development</w:t>
-      </w:r>
-    </w:p>
-    <w:p/>
-    <w:p>
-      <w:pPr>
-        <w:pStyle w:val="Heading2"/>
-      </w:pPr>
-      <w:proofErr w:type="gramStart"/>
-      <w:r>
-        <w:rPr>
-          <w:rStyle w:val="Strong"/>
-          <w:b w:val="0"/>
-          <w:bCs w:val="0"/>
-        </w:rPr>
-        <w:t>Program :</w:t>
-      </w:r>
-      <w:proofErr w:type="gramEnd"/>
-      <w:r>
-        <w:rPr>
-          <w:rStyle w:val="Strong"/>
-          <w:b w:val="0"/>
-          <w:bCs w:val="0"/>
-        </w:rPr>
-        <w:t xml:space="preserve"> 7 Student → </w:t>
-      </w:r>
-      <w:proofErr w:type="spellStart"/>
-      <w:r>
-        <w:rPr>
-          <w:rStyle w:val="Strong"/>
-          <w:b w:val="0"/>
-          <w:bCs w:val="0"/>
-        </w:rPr>
-        <w:t>ScienceStudent</w:t>
-      </w:r>
-      <w:proofErr w:type="spellEnd"/>
-      <w:r>
-        <w:rPr>
-          <w:rStyle w:val="Strong"/>
-          <w:b w:val="0"/>
-          <w:bCs w:val="0"/>
-        </w:rPr>
-        <w:t xml:space="preserve"> → </w:t>
-      </w:r>
-      <w:proofErr w:type="spellStart"/>
-      <w:r>
-        <w:rPr>
-          <w:rStyle w:val="Strong"/>
-          <w:b w:val="0"/>
-          <w:bCs w:val="0"/>
-        </w:rPr>
-        <w:t>ComputerScienceStudent</w:t>
-      </w:r>
-      <w:proofErr w:type="spellEnd"/>
-    </w:p>
-    <w:p>
-      <w:pPr>
-        <w:pStyle w:val="NormalWeb"/>
-      </w:pPr>
-      <w:r>
-        <w:rPr>
-          <w:rStyle w:val="Strong"/>
-        </w:rPr>
-        <w:t>Base Class:</w:t>
-      </w:r>
-      <w:r>
-        <w:t xml:space="preserve"> Student</w:t>
-      </w:r>
-    </w:p>
-    <w:p>
-      <w:pPr>
-        <w:pStyle w:val="NormalWeb"/>
-        <w:numPr>
-          <w:ilvl w:val="0"/>
-          <w:numId w:val="21"/>
-        </w:numPr>
-      </w:pPr>
-      <w:r>
-        <w:rPr>
-          <w:rStyle w:val="Strong"/>
-        </w:rPr>
-        <w:t>Variables:</w:t>
-      </w:r>
-      <w:r>
-        <w:t xml:space="preserve"> </w:t>
-      </w:r>
-      <w:proofErr w:type="spellStart"/>
-      <w:r>
-        <w:t>studentID</w:t>
-      </w:r>
-      <w:proofErr w:type="spellEnd"/>
-      <w:r>
-        <w:t xml:space="preserve">, name, </w:t>
-      </w:r>
-      <w:r>
-        <w:rPr>
-          <w:rStyle w:val="Strong"/>
-        </w:rPr>
-        <w:t xml:space="preserve">final String </w:t>
-      </w:r>
-      <w:proofErr w:type="spellStart"/>
-      <w:r>
-        <w:rPr>
-          <w:rStyle w:val="Strong"/>
-        </w:rPr>
-        <w:t>schoolName</w:t>
-      </w:r>
-      <w:proofErr w:type="spellEnd"/>
-    </w:p>
-    <w:p>
-      <w:pPr>
-        <w:pStyle w:val="NormalWeb"/>
-        <w:numPr>
-          <w:ilvl w:val="0"/>
-          <w:numId w:val="21"/>
-        </w:numPr>
-      </w:pPr>
-      <w:r>
-        <w:rPr>
-          <w:rStyle w:val="Strong"/>
-        </w:rPr>
-        <w:t>Constructor:</w:t>
-      </w:r>
-      <w:r>
-        <w:t xml:space="preserve"> initialize </w:t>
-      </w:r>
-      <w:proofErr w:type="spellStart"/>
-      <w:r>
-        <w:t>studentID</w:t>
-      </w:r>
-      <w:proofErr w:type="spellEnd"/>
-      <w:r>
-        <w:t>, name</w:t>
-      </w:r>
-    </w:p>
-    <w:p>
-      <w:pPr>
-        <w:pStyle w:val="NormalWeb"/>
-        <w:numPr>
-          <w:ilvl w:val="0"/>
-          <w:numId w:val="21"/>
-        </w:numPr>
-      </w:pPr>
-      <w:r>
-        <w:rPr>
-          <w:rStyle w:val="Strong"/>
-        </w:rPr>
-        <w:t>Methods:</w:t>
-      </w:r>
-    </w:p>
-    <w:p>
-      <w:pPr>
-        <w:pStyle w:val="NormalWeb"/>
-        <w:numPr>
-          <w:ilvl w:val="1"/>
-          <w:numId w:val="21"/>
-        </w:numPr>
-      </w:pPr>
-      <w:proofErr w:type="spellStart"/>
-      <w:r>
-        <w:rPr>
-          <w:rStyle w:val="HTMLCode"/>
-        </w:rPr>
-        <w:t>displayInfo</w:t>
-      </w:r>
-      <w:proofErr w:type="spellEnd"/>
-      <w:r>
-        <w:rPr>
-          <w:rStyle w:val="HTMLCode"/>
-        </w:rPr>
-        <w:t>()</w:t>
-      </w:r>
-      <w:r>
-        <w:t xml:space="preserve"> – final method</w:t>
-      </w:r>
-    </w:p>
-    <w:p>
-      <w:pPr>
-        <w:pStyle w:val="NormalWeb"/>
-        <w:numPr>
-          <w:ilvl w:val="1"/>
-          <w:numId w:val="21"/>
-        </w:numPr>
-      </w:pPr>
-      <w:proofErr w:type="spellStart"/>
-      <w:r>
-        <w:rPr>
-          <w:rStyle w:val="HTMLCode"/>
-        </w:rPr>
-        <w:t>calculateGrade</w:t>
-      </w:r>
-      <w:proofErr w:type="spellEnd"/>
-      <w:r>
-        <w:rPr>
-          <w:rStyle w:val="HTMLCode"/>
-        </w:rPr>
-        <w:t>()</w:t>
-      </w:r>
-      <w:r>
-        <w:t xml:space="preserve"> – abstract method</w:t>
-      </w:r>
-    </w:p>
-    <w:p>
-      <w:pPr>
-        <w:pStyle w:val="NormalWeb"/>
-      </w:pPr>
-      <w:r>
-        <w:rPr>
-          <w:rStyle w:val="Strong"/>
-        </w:rPr>
-        <w:t>Intermediate Class:</w:t>
-      </w:r>
-      <w:r>
-        <w:t xml:space="preserve"> </w:t>
-      </w:r>
-      <w:proofErr w:type="spellStart"/>
-      <w:r>
-        <w:t>ScienceStudent</w:t>
-      </w:r>
-      <w:proofErr w:type="spellEnd"/>
-    </w:p>
-    <w:p>
-      <w:pPr>
-        <w:pStyle w:val="NormalWeb"/>
-        <w:numPr>
-          <w:ilvl w:val="0"/>
-          <w:numId w:val="22"/>
-        </w:numPr>
-      </w:pPr>
-      <w:r>
-        <w:rPr>
-          <w:rStyle w:val="Strong"/>
-        </w:rPr>
-        <w:t>Variable:</w:t>
-      </w:r>
-      <w:r>
-        <w:t xml:space="preserve"> </w:t>
-      </w:r>
-      <w:proofErr w:type="spellStart"/>
-      <w:r>
-        <w:t>marksInScience</w:t>
-      </w:r>
-      <w:proofErr w:type="spellEnd"/>
-    </w:p>
-    <w:p>
-      <w:pPr>
-        <w:pStyle w:val="NormalWeb"/>
-        <w:numPr>
-          <w:ilvl w:val="0"/>
-          <w:numId w:val="22"/>
-        </w:numPr>
-      </w:pPr>
-      <w:r>
-        <w:rPr>
-          <w:rStyle w:val="Strong"/>
-        </w:rPr>
-        <w:t>Constructor:</w:t>
-      </w:r>
-      <w:r>
-        <w:t xml:space="preserve"> super keyword</w:t>
-      </w:r>
-    </w:p>
-    <w:p>
-      <w:pPr>
-        <w:pStyle w:val="NormalWeb"/>
-        <w:numPr>
-          <w:ilvl w:val="0"/>
-          <w:numId w:val="22"/>
-        </w:numPr>
-      </w:pPr>
-      <w:r>
-        <w:rPr>
-          <w:rStyle w:val="Strong"/>
-        </w:rPr>
-        <w:t>Method:</w:t>
-      </w:r>
-      <w:r>
-        <w:t xml:space="preserve"> implements </w:t>
-      </w:r>
-      <w:proofErr w:type="spellStart"/>
-      <w:r>
-        <w:t>calculateGrade</w:t>
-      </w:r>
-      <w:proofErr w:type="spellEnd"/>
-      <w:r>
-        <w:t>() for science subjects</w:t>
-      </w:r>
-    </w:p>
-    <w:p>
-      <w:pPr>
-        <w:pStyle w:val="NormalWeb"/>
-      </w:pPr>
-      <w:r>
-        <w:rPr>
-          <w:rStyle w:val="Strong"/>
-        </w:rPr>
-        <w:t>Derived Class:</w:t>
-      </w:r>
-      <w:r>
-        <w:t xml:space="preserve"> </w:t>
-      </w:r>
-      <w:proofErr w:type="spellStart"/>
-      <w:r>
-        <w:t>ComputerScienceStudent</w:t>
-      </w:r>
-      <w:proofErr w:type="spellEnd"/>
-    </w:p>
-    <w:p>
-      <w:pPr>
-        <w:pStyle w:val="NormalWeb"/>
-        <w:numPr>
-          <w:ilvl w:val="0"/>
-          <w:numId w:val="23"/>
-        </w:numPr>
-      </w:pPr>
-      <w:r>
-        <w:rPr>
-          <w:rStyle w:val="Strong"/>
-        </w:rPr>
-        <w:t>Variable:</w:t>
-      </w:r>
-      <w:r>
-        <w:t xml:space="preserve"> </w:t>
-      </w:r>
-      <w:proofErr w:type="spellStart"/>
-      <w:r>
-        <w:t>marksInCS</w:t>
-      </w:r>
-      <w:proofErr w:type="spellEnd"/>
-    </w:p>
-    <w:p>
-      <w:pPr>
-        <w:pStyle w:val="NormalWeb"/>
-        <w:numPr>
-          <w:ilvl w:val="0"/>
-          <w:numId w:val="23"/>
-        </w:numPr>
-      </w:pPr>
-      <w:r>
-        <w:rPr>
-          <w:rStyle w:val="Strong"/>
-        </w:rPr>
-        <w:t>Constructor:</w:t>
-      </w:r>
-      <w:r>
-        <w:t xml:space="preserve"> super keyword</w:t>
-      </w:r>
-    </w:p>
-    <w:p>
-      <w:pPr>
-        <w:pStyle w:val="NormalWeb"/>
-        <w:numPr>
-          <w:ilvl w:val="0"/>
-          <w:numId w:val="23"/>
-        </w:numPr>
-      </w:pPr>
-      <w:r>
-        <w:rPr>
-          <w:rStyle w:val="Strong"/>
-        </w:rPr>
-        <w:t>Method:</w:t>
-      </w:r>
-      <w:r>
-        <w:t xml:space="preserve"> overrides </w:t>
-      </w:r>
-      <w:proofErr w:type="spellStart"/>
-      <w:r>
-        <w:t>calculateGrade</w:t>
-      </w:r>
-      <w:proofErr w:type="spellEnd"/>
-      <w:r>
-        <w:t>() considering both science and CS marks</w:t>
-      </w:r>
-    </w:p>
-    <w:p>
-      <w:pPr>
-        <w:pStyle w:val="NormalWeb"/>
-      </w:pPr>
-      <w:r>
-        <w:rPr>
-          <w:rStyle w:val="Strong"/>
-        </w:rPr>
-        <w:t>Main Method:</w:t>
-      </w:r>
-    </w:p>
-    <w:p>
-      <w:pPr>
-        <w:pStyle w:val="NormalWeb"/>
-        <w:numPr>
-          <w:ilvl w:val="0"/>
-          <w:numId w:val="24"/>
-        </w:numPr>
-      </w:pPr>
-      <w:r>
-        <w:t xml:space="preserve">Create object of </w:t>
-      </w:r>
-      <w:proofErr w:type="spellStart"/>
-      <w:r>
-        <w:t>ComputerScienceStudent</w:t>
-      </w:r>
-      <w:proofErr w:type="spellEnd"/>
-    </w:p>
-    <w:p>
-      <w:pPr>
-        <w:pStyle w:val="NormalWeb"/>
-        <w:numPr>
-          <w:ilvl w:val="0"/>
-          <w:numId w:val="24"/>
-        </w:numPr>
-      </w:pPr>
-      <w:r>
-        <w:t xml:space="preserve">Call </w:t>
-      </w:r>
-      <w:proofErr w:type="spellStart"/>
-      <w:r>
-        <w:t>displayInfo</w:t>
-      </w:r>
-      <w:proofErr w:type="spellEnd"/>
-      <w:r>
-        <w:t xml:space="preserve">(), </w:t>
-      </w:r>
-      <w:proofErr w:type="spellStart"/>
-      <w:r>
-        <w:t>calculateGrade</w:t>
-      </w:r>
-      <w:proofErr w:type="spellEnd"/>
-      <w:r>
-        <w:t>()</w:t>
-      </w:r>
-    </w:p>
-    <w:p>
-      <w:pPr>
-        <w:pStyle w:val="NormalWeb"/>
-      </w:pPr>
-      <w:r>
-        <w:rPr>
-          <w:rStyle w:val="Strong"/>
-        </w:rPr>
-        <w:t>Expected Output:</w:t>
-      </w:r>
-    </w:p>
-    <w:p>
-      <w:pPr>
-        <w:pStyle w:val="HTMLPreformatted"/>
-        <w:rPr>
-          <w:rStyle w:val="HTMLCode"/>
-        </w:rPr>
-      </w:pPr>
-      <w:r>
-        <w:rPr>
-          <w:rStyle w:val="hljs-attr"/>
-        </w:rPr>
-        <w:t>School:</w:t>
-      </w:r>
-      <w:r>
-        <w:rPr>
-          <w:rStyle w:val="HTMLCode"/>
-        </w:rPr>
-        <w:t xml:space="preserve"> </w:t>
-      </w:r>
-      <w:r>
-        <w:rPr>
-          <w:rStyle w:val="hljs-string"/>
-        </w:rPr>
-        <w:t>Bright</w:t>
-      </w:r>
-      <w:r>
-        <w:rPr>
-          <w:rStyle w:val="HTMLCode"/>
-        </w:rPr>
-        <w:t xml:space="preserve"> </w:t>
-      </w:r>
-      <w:r>
-        <w:rPr>
-          <w:rStyle w:val="hljs-string"/>
-        </w:rPr>
-        <w:t>School</w:t>
-      </w:r>
-    </w:p>
-    <w:p>
-      <w:pPr>
-        <w:pStyle w:val="HTMLPreformatted"/>
-        <w:rPr>
-          <w:rStyle w:val="HTMLCode"/>
-        </w:rPr>
-      </w:pPr>
-      <w:r>
-        <w:rPr>
-          <w:rStyle w:val="hljs-attr"/>
-        </w:rPr>
-        <w:t>Student ID:</w:t>
-      </w:r>
-      <w:r>
-        <w:rPr>
-          <w:rStyle w:val="HTMLCode"/>
-        </w:rPr>
-        <w:t xml:space="preserve"> </w:t>
-      </w:r>
-      <w:r>
-        <w:rPr>
-          <w:rStyle w:val="hljs-number"/>
-        </w:rPr>
-        <w:t>101</w:t>
-      </w:r>
-    </w:p>
-    <w:p>
-      <w:pPr>
-        <w:pStyle w:val="HTMLPreformatted"/>
-        <w:rPr>
-          <w:rStyle w:val="HTMLCode"/>
-        </w:rPr>
-      </w:pPr>
-      <w:r>
-        <w:rPr>
-          <w:rStyle w:val="hljs-attr"/>
-        </w:rPr>
-        <w:t>Name:</w:t>
-      </w:r>
-      <w:r>
-        <w:rPr>
-          <w:rStyle w:val="HTMLCode"/>
-        </w:rPr>
-        <w:t xml:space="preserve"> </w:t>
-      </w:r>
-      <w:r>
-        <w:rPr>
-          <w:rStyle w:val="hljs-string"/>
-        </w:rPr>
-        <w:t>John</w:t>
-      </w:r>
-    </w:p>
-    <w:p>
-      <w:pPr>
-        <w:pStyle w:val="HTMLPreformatted"/>
-        <w:rPr>
-          <w:rStyle w:val="HTMLCode"/>
-        </w:rPr>
-      </w:pPr>
-      <w:r>
-        <w:rPr>
-          <w:rStyle w:val="hljs-attr"/>
-        </w:rPr>
-        <w:t>Grade:</w:t>
-      </w:r>
-      <w:r>
-        <w:rPr>
-          <w:rStyle w:val="HTMLCode"/>
-        </w:rPr>
-        <w:t xml:space="preserve"> </w:t>
-      </w:r>
-      <w:r>
-        <w:rPr>
-          <w:rStyle w:val="hljs-string"/>
-        </w:rPr>
-        <w:t>A</w:t>
-      </w:r>
-    </w:p>
-    <w:p>
-      <w:r>
-        <w:pict>
-          <v:rect id="_x0000_i1030" style="width:0;height:1.5pt" o:hralign="center" o:hrstd="t" o:hr="t" fillcolor="#a0a0a0" stroked="f"/>
-        </w:pict>
-      </w:r>
-    </w:p>
-    <w:p>
-      <w:pPr>
-        <w:pStyle w:val="Heading2"/>
-      </w:pPr>
-      <w:r>
-        <w:rPr>
-          <w:rStyle w:val="Strong"/>
-          <w:b w:val="0"/>
-          <w:bCs w:val="0"/>
-        </w:rPr>
-        <w:t xml:space="preserve">Program 8: </w:t>
-      </w:r>
-      <w:proofErr w:type="spellStart"/>
-      <w:r>
-        <w:rPr>
-          <w:rStyle w:val="Strong"/>
-          <w:b w:val="0"/>
-          <w:bCs w:val="0"/>
-        </w:rPr>
-        <w:t>LibraryItem</w:t>
-      </w:r>
-      <w:proofErr w:type="spellEnd"/>
-      <w:r>
-        <w:rPr>
-          <w:rStyle w:val="Strong"/>
-          <w:b w:val="0"/>
-          <w:bCs w:val="0"/>
-        </w:rPr>
-        <w:t xml:space="preserve"> → Book → EBook</w:t>
-      </w:r>
-    </w:p>
-    <w:p>
-      <w:pPr>
-        <w:pStyle w:val="NormalWeb"/>
-      </w:pPr>
-      <w:r>
-        <w:rPr>
-          <w:rStyle w:val="Strong"/>
-        </w:rPr>
-        <w:t>Base Class:</w:t>
-      </w:r>
-      <w:r>
-        <w:t xml:space="preserve"> </w:t>
-      </w:r>
-      <w:proofErr w:type="spellStart"/>
-      <w:r>
-        <w:t>LibraryItem</w:t>
-      </w:r>
-      <w:proofErr w:type="spellEnd"/>
-    </w:p>
-    <w:p>
-      <w:pPr>
-        <w:pStyle w:val="NormalWeb"/>
-        <w:numPr>
-          <w:ilvl w:val="0"/>
-          <w:numId w:val="25"/>
-        </w:numPr>
-      </w:pPr>
-      <w:r>
-        <w:rPr>
-          <w:rStyle w:val="Strong"/>
-        </w:rPr>
-        <w:t>Variables:</w:t>
-      </w:r>
-      <w:r>
-        <w:t xml:space="preserve"> </w:t>
-      </w:r>
-      <w:proofErr w:type="spellStart"/>
-      <w:r>
-        <w:t>itemID</w:t>
-      </w:r>
-      <w:proofErr w:type="spellEnd"/>
-      <w:r>
-        <w:t xml:space="preserve">, title, </w:t>
-      </w:r>
-      <w:r>
-        <w:rPr>
-          <w:rStyle w:val="Strong"/>
-        </w:rPr>
-        <w:t xml:space="preserve">final String </w:t>
-      </w:r>
-      <w:proofErr w:type="spellStart"/>
-      <w:r>
-        <w:rPr>
-          <w:rStyle w:val="Strong"/>
-        </w:rPr>
-        <w:t>libraryName</w:t>
-      </w:r>
-      <w:proofErr w:type="spellEnd"/>
-    </w:p>
-    <w:p>
-      <w:pPr>
-        <w:pStyle w:val="NormalWeb"/>
-        <w:numPr>
-          <w:ilvl w:val="0"/>
-          <w:numId w:val="25"/>
-        </w:numPr>
-      </w:pPr>
-      <w:r>
-        <w:rPr>
-          <w:rStyle w:val="Strong"/>
-        </w:rPr>
-        <w:lastRenderedPageBreak/>
-        <w:t>Constructor:</w:t>
-      </w:r>
-      <w:r>
-        <w:t xml:space="preserve"> initialize </w:t>
-      </w:r>
-      <w:proofErr w:type="spellStart"/>
-      <w:r>
-        <w:t>itemID</w:t>
-      </w:r>
-      <w:proofErr w:type="spellEnd"/>
-      <w:r>
-        <w:t>, title</w:t>
-      </w:r>
-    </w:p>
-    <w:p>
-      <w:pPr>
-        <w:pStyle w:val="NormalWeb"/>
-        <w:numPr>
-          <w:ilvl w:val="0"/>
-          <w:numId w:val="25"/>
-        </w:numPr>
-      </w:pPr>
-      <w:r>
-        <w:rPr>
-          <w:rStyle w:val="Strong"/>
-        </w:rPr>
-        <w:t>Methods:</w:t>
-      </w:r>
-    </w:p>
-    <w:p>
-      <w:pPr>
-        <w:pStyle w:val="NormalWeb"/>
-        <w:numPr>
-          <w:ilvl w:val="1"/>
-          <w:numId w:val="25"/>
-        </w:numPr>
-      </w:pPr>
-      <w:proofErr w:type="spellStart"/>
-      <w:r>
-        <w:rPr>
-          <w:rStyle w:val="HTMLCode"/>
-        </w:rPr>
-        <w:t>displayItem</w:t>
-      </w:r>
-      <w:proofErr w:type="spellEnd"/>
-      <w:r>
-        <w:rPr>
-          <w:rStyle w:val="HTMLCode"/>
-        </w:rPr>
-        <w:t>()</w:t>
-      </w:r>
-      <w:r>
-        <w:t xml:space="preserve"> – final method</w:t>
-      </w:r>
-    </w:p>
-    <w:p>
-      <w:pPr>
-        <w:pStyle w:val="NormalWeb"/>
-        <w:numPr>
-          <w:ilvl w:val="1"/>
-          <w:numId w:val="25"/>
-        </w:numPr>
-      </w:pPr>
-      <w:proofErr w:type="spellStart"/>
-      <w:r>
-        <w:rPr>
-          <w:rStyle w:val="HTMLCode"/>
-        </w:rPr>
-        <w:t>calculateLateFee</w:t>
-      </w:r>
-      <w:proofErr w:type="spellEnd"/>
-      <w:r>
-        <w:rPr>
-          <w:rStyle w:val="HTMLCode"/>
-        </w:rPr>
-        <w:t>()</w:t>
-      </w:r>
-      <w:r>
-        <w:t xml:space="preserve"> – abstract method</w:t>
-      </w:r>
-    </w:p>
-    <w:p>
-      <w:pPr>
-        <w:pStyle w:val="NormalWeb"/>
-      </w:pPr>
-      <w:r>
-        <w:rPr>
-          <w:rStyle w:val="Strong"/>
-        </w:rPr>
-        <w:t>Intermediate Class:</w:t>
-      </w:r>
-      <w:r>
-        <w:t xml:space="preserve"> Book</w:t>
-      </w:r>
-    </w:p>
-    <w:p>
-      <w:pPr>
-        <w:pStyle w:val="NormalWeb"/>
-        <w:numPr>
-          <w:ilvl w:val="0"/>
-          <w:numId w:val="26"/>
-        </w:numPr>
-      </w:pPr>
-      <w:r>
-        <w:rPr>
-          <w:rStyle w:val="Strong"/>
-        </w:rPr>
-        <w:t>Variable:</w:t>
-      </w:r>
-      <w:r>
-        <w:t xml:space="preserve"> author</w:t>
-      </w:r>
-    </w:p>
-    <w:p>
-      <w:pPr>
-        <w:pStyle w:val="NormalWeb"/>
-        <w:numPr>
-          <w:ilvl w:val="0"/>
-          <w:numId w:val="26"/>
-        </w:numPr>
-      </w:pPr>
-      <w:r>
-        <w:rPr>
-          <w:rStyle w:val="Strong"/>
-        </w:rPr>
-        <w:t>Constructor:</w:t>
-      </w:r>
-      <w:r>
-        <w:t xml:space="preserve"> super keyword</w:t>
-      </w:r>
-    </w:p>
-    <w:p>
-      <w:pPr>
-        <w:pStyle w:val="NormalWeb"/>
-        <w:numPr>
-          <w:ilvl w:val="0"/>
-          <w:numId w:val="26"/>
-        </w:numPr>
-      </w:pPr>
-      <w:r>
-        <w:rPr>
-          <w:rStyle w:val="Strong"/>
-        </w:rPr>
-        <w:t>Method:</w:t>
-      </w:r>
-      <w:r>
-        <w:t xml:space="preserve"> implements </w:t>
-      </w:r>
-      <w:proofErr w:type="spellStart"/>
-      <w:r>
-        <w:t>calculateLateFee</w:t>
-      </w:r>
-      <w:proofErr w:type="spellEnd"/>
-      <w:r>
-        <w:t>()</w:t>
-      </w:r>
-    </w:p>
-    <w:p>
-      <w:pPr>
-        <w:pStyle w:val="NormalWeb"/>
-      </w:pPr>
-      <w:r>
-        <w:rPr>
-          <w:rStyle w:val="Strong"/>
-        </w:rPr>
-        <w:t>Derived Class:</w:t>
-      </w:r>
-      <w:r>
-        <w:t xml:space="preserve"> EBook</w:t>
-      </w:r>
-    </w:p>
-    <w:p>
-      <w:pPr>
-        <w:pStyle w:val="NormalWeb"/>
-        <w:numPr>
-          <w:ilvl w:val="0"/>
-          <w:numId w:val="27"/>
-        </w:numPr>
-      </w:pPr>
-      <w:r>
-        <w:rPr>
-          <w:rStyle w:val="Strong"/>
-        </w:rPr>
-        <w:t>Variable:</w:t>
-      </w:r>
-      <w:r>
-        <w:t xml:space="preserve"> </w:t>
-      </w:r>
-      <w:proofErr w:type="spellStart"/>
-      <w:r>
-        <w:t>fileSize</w:t>
-      </w:r>
-      <w:proofErr w:type="spellEnd"/>
-    </w:p>
-    <w:p>
-      <w:pPr>
-        <w:pStyle w:val="NormalWeb"/>
-        <w:numPr>
-          <w:ilvl w:val="0"/>
-          <w:numId w:val="27"/>
-        </w:numPr>
-      </w:pPr>
-      <w:r>
-        <w:rPr>
-          <w:rStyle w:val="Strong"/>
-        </w:rPr>
-        <w:t>Constructor:</w:t>
-      </w:r>
-      <w:r>
-        <w:t xml:space="preserve"> super keyword</w:t>
-      </w:r>
-    </w:p>
-    <w:p>
-      <w:pPr>
-        <w:pStyle w:val="NormalWeb"/>
-        <w:numPr>
-          <w:ilvl w:val="0"/>
-          <w:numId w:val="27"/>
-        </w:numPr>
-      </w:pPr>
-      <w:r>
-        <w:rPr>
-          <w:rStyle w:val="Strong"/>
-        </w:rPr>
-        <w:t>Method:</w:t>
-      </w:r>
-      <w:r>
-        <w:t xml:space="preserve"> overrides </w:t>
-      </w:r>
-      <w:proofErr w:type="spellStart"/>
-      <w:r>
-        <w:t>calculateLateFee</w:t>
-      </w:r>
-      <w:proofErr w:type="spellEnd"/>
-      <w:r>
-        <w:t xml:space="preserve">() for </w:t>
-      </w:r>
-      <w:proofErr w:type="spellStart"/>
-      <w:r>
-        <w:t>ebooks</w:t>
-      </w:r>
-      <w:proofErr w:type="spellEnd"/>
-    </w:p>
-    <w:p>
-      <w:pPr>
-        <w:pStyle w:val="NormalWeb"/>
-      </w:pPr>
-      <w:r>
-        <w:rPr>
-          <w:rStyle w:val="Strong"/>
-        </w:rPr>
-        <w:t>Main Method:</w:t>
-      </w:r>
-    </w:p>
-    <w:p>
-      <w:pPr>
-        <w:pStyle w:val="NormalWeb"/>
-        <w:numPr>
-          <w:ilvl w:val="0"/>
-          <w:numId w:val="28"/>
-        </w:numPr>
-      </w:pPr>
-      <w:r>
-        <w:t>Create object of EBook</w:t>
-      </w:r>
-    </w:p>
-    <w:p>
-      <w:pPr>
-        <w:pStyle w:val="NormalWeb"/>
-        <w:numPr>
-          <w:ilvl w:val="0"/>
-          <w:numId w:val="28"/>
-        </w:numPr>
-      </w:pPr>
-      <w:r>
-        <w:t xml:space="preserve">Call </w:t>
-      </w:r>
-      <w:proofErr w:type="spellStart"/>
-      <w:r>
-        <w:t>displayItem</w:t>
-      </w:r>
-      <w:proofErr w:type="spellEnd"/>
-      <w:r>
-        <w:t xml:space="preserve">(), </w:t>
-      </w:r>
-      <w:proofErr w:type="spellStart"/>
-      <w:r>
-        <w:t>calculateLateFee</w:t>
-      </w:r>
-      <w:proofErr w:type="spellEnd"/>
-      <w:r>
-        <w:t>()</w:t>
-      </w:r>
-    </w:p>
-    <w:p>
-      <w:pPr>
-        <w:pStyle w:val="NormalWeb"/>
-      </w:pPr>
-      <w:r>
-        <w:rPr>
-          <w:rStyle w:val="Strong"/>
-        </w:rPr>
-        <w:t>Expected Output:</w:t>
-      </w:r>
-    </w:p>
-    <w:p>
-      <w:pPr>
-        <w:pStyle w:val="HTMLPreformatted"/>
-        <w:rPr>
-          <w:rStyle w:val="HTMLCode"/>
-        </w:rPr>
-      </w:pPr>
-      <w:r>
-        <w:rPr>
-          <w:rStyle w:val="hljs-attr"/>
-        </w:rPr>
-        <w:t>Library Name:</w:t>
-      </w:r>
-      <w:r>
-        <w:rPr>
-          <w:rStyle w:val="HTMLCode"/>
-        </w:rPr>
-        <w:t xml:space="preserve"> </w:t>
-      </w:r>
-      <w:r>
-        <w:rPr>
-          <w:rStyle w:val="hljs-string"/>
-        </w:rPr>
-        <w:t>City</w:t>
-      </w:r>
-      <w:r>
-        <w:rPr>
-          <w:rStyle w:val="HTMLCode"/>
-        </w:rPr>
-        <w:t xml:space="preserve"> </w:t>
-      </w:r>
-      <w:r>
-        <w:rPr>
-          <w:rStyle w:val="hljs-string"/>
-        </w:rPr>
-        <w:t>Library</w:t>
-      </w:r>
-    </w:p>
-    <w:p>
-      <w:pPr>
-        <w:pStyle w:val="HTMLPreformatted"/>
-        <w:rPr>
-          <w:rStyle w:val="HTMLCode"/>
-        </w:rPr>
-      </w:pPr>
-      <w:r>
-        <w:rPr>
-          <w:rStyle w:val="hljs-attr"/>
-        </w:rPr>
-        <w:t>Item ID:</w:t>
-      </w:r>
-      <w:r>
-        <w:rPr>
-          <w:rStyle w:val="HTMLCode"/>
-        </w:rPr>
-        <w:t xml:space="preserve"> </w:t>
-      </w:r>
-      <w:r>
-        <w:rPr>
-          <w:rStyle w:val="hljs-string"/>
-        </w:rPr>
-        <w:t>EB101</w:t>
-      </w:r>
-    </w:p>
-    <w:p>
-      <w:pPr>
-        <w:pStyle w:val="HTMLPreformatted"/>
-        <w:rPr>
-          <w:rStyle w:val="HTMLCode"/>
-        </w:rPr>
-      </w:pPr>
-      <w:r>
-        <w:rPr>
-          <w:rStyle w:val="hljs-attr"/>
-        </w:rPr>
-        <w:t>Title:</w:t>
-      </w:r>
-      <w:r>
-        <w:rPr>
-          <w:rStyle w:val="HTMLCode"/>
-        </w:rPr>
-        <w:t xml:space="preserve"> </w:t>
-      </w:r>
-      <w:r>
-        <w:rPr>
-          <w:rStyle w:val="hljs-string"/>
-        </w:rPr>
-        <w:t>Java</w:t>
-      </w:r>
-      <w:r>
-        <w:rPr>
-          <w:rStyle w:val="HTMLCode"/>
-        </w:rPr>
-        <w:t xml:space="preserve"> </w:t>
-      </w:r>
-      <w:r>
-        <w:rPr>
-          <w:rStyle w:val="hljs-string"/>
-        </w:rPr>
-        <w:t>Programming</w:t>
-      </w:r>
-    </w:p>
-    <w:p>
-      <w:pPr>
-        <w:pStyle w:val="HTMLPreformatted"/>
-        <w:rPr>
-          <w:rStyle w:val="HTMLCode"/>
-        </w:rPr>
-      </w:pPr>
-      <w:r>
-        <w:rPr>
-          <w:rStyle w:val="hljs-attr"/>
-        </w:rPr>
-        <w:t>Author:</w:t>
-      </w:r>
-      <w:r>
-        <w:rPr>
-          <w:rStyle w:val="HTMLCode"/>
-        </w:rPr>
-        <w:t xml:space="preserve"> </w:t>
-      </w:r>
-      <w:r>
-        <w:rPr>
-          <w:rStyle w:val="hljs-string"/>
-        </w:rPr>
-        <w:t>John</w:t>
-      </w:r>
-      <w:r>
-        <w:rPr>
-          <w:rStyle w:val="HTMLCode"/>
-        </w:rPr>
-        <w:t xml:space="preserve"> </w:t>
-      </w:r>
-      <w:r>
-        <w:rPr>
-          <w:rStyle w:val="hljs-string"/>
-        </w:rPr>
-        <w:t>Smith</w:t>
-      </w:r>
-    </w:p>
-    <w:p>
-      <w:pPr>
-        <w:pStyle w:val="HTMLPreformatted"/>
-        <w:rPr>
-          <w:rStyle w:val="HTMLCode"/>
-        </w:rPr>
-      </w:pPr>
-      <w:r>
-        <w:rPr>
-          <w:rStyle w:val="hljs-attr"/>
-        </w:rPr>
-        <w:t>File Size:</w:t>
-      </w:r>
-      <w:r>
-        <w:rPr>
-          <w:rStyle w:val="HTMLCode"/>
-        </w:rPr>
-        <w:t xml:space="preserve"> </w:t>
-      </w:r>
-      <w:r>
-        <w:rPr>
-          <w:rStyle w:val="hljs-number"/>
-        </w:rPr>
-        <w:t>5</w:t>
-      </w:r>
-      <w:r>
-        <w:rPr>
-          <w:rStyle w:val="HTMLCode"/>
-        </w:rPr>
-        <w:t xml:space="preserve"> </w:t>
-      </w:r>
-      <w:r>
-        <w:rPr>
-          <w:rStyle w:val="hljs-string"/>
-        </w:rPr>
-        <w:t>MB</w:t>
-      </w:r>
-    </w:p>
-    <w:p>
-      <w:pPr>
-        <w:pStyle w:val="HTMLPreformatted"/>
-        <w:rPr>
-          <w:rStyle w:val="HTMLCode"/>
-        </w:rPr>
-      </w:pPr>
-      <w:r>
-        <w:rPr>
-          <w:rStyle w:val="hljs-attr"/>
-        </w:rPr>
-        <w:t>Late Fee:</w:t>
-      </w:r>
-      <w:r>
-        <w:rPr>
-          <w:rStyle w:val="HTMLCode"/>
-        </w:rPr>
-        <w:t xml:space="preserve"> </w:t>
-      </w:r>
-      <w:r>
-        <w:rPr>
-          <w:rStyle w:val="hljs-number"/>
-        </w:rPr>
-        <w:t>10</w:t>
-      </w:r>
-    </w:p>
-    <w:p>
-      <w:r>
-        <w:pict>
-          <v:rect id="_x0000_i1031" style="width:0;height:1.5pt" o:hralign="center" o:hrstd="t" o:hr="t" fillcolor="#a0a0a0" stroked="f"/>
-        </w:pict>
-      </w:r>
-    </w:p>
-    <w:p>
-      <w:pPr>
-        <w:pStyle w:val="Heading2"/>
-      </w:pPr>
-      <w:r>
-        <w:rPr>
-          <w:rStyle w:val="Strong"/>
-          <w:b w:val="0"/>
-          <w:bCs w:val="0"/>
-        </w:rPr>
-        <w:t xml:space="preserve">Program 9: Vehicle → </w:t>
-      </w:r>
-      <w:proofErr w:type="spellStart"/>
-      <w:r>
-        <w:rPr>
-          <w:rStyle w:val="Strong"/>
-          <w:b w:val="0"/>
-          <w:bCs w:val="0"/>
-        </w:rPr>
-        <w:t>TwoWheeler</w:t>
-      </w:r>
-      <w:proofErr w:type="spellEnd"/>
-      <w:r>
-        <w:rPr>
-          <w:rStyle w:val="Strong"/>
-          <w:b w:val="0"/>
-          <w:bCs w:val="0"/>
-        </w:rPr>
-        <w:t xml:space="preserve"> → Bike</w:t>
-      </w:r>
-    </w:p>
-    <w:p>
-      <w:pPr>
-        <w:pStyle w:val="NormalWeb"/>
-      </w:pPr>
-      <w:r>
-        <w:rPr>
-          <w:rStyle w:val="Strong"/>
-        </w:rPr>
-        <w:t>Base Class:</w:t>
-      </w:r>
-      <w:r>
-        <w:t xml:space="preserve"> Vehicle</w:t>
-      </w:r>
-    </w:p>
-    <w:p>
-      <w:pPr>
-        <w:pStyle w:val="NormalWeb"/>
-        <w:numPr>
-          <w:ilvl w:val="0"/>
-          <w:numId w:val="29"/>
-        </w:numPr>
-      </w:pPr>
-      <w:r>
-        <w:rPr>
-          <w:rStyle w:val="Strong"/>
-        </w:rPr>
-        <w:t>Variables:</w:t>
-      </w:r>
-      <w:r>
-        <w:t xml:space="preserve"> </w:t>
-      </w:r>
-      <w:proofErr w:type="spellStart"/>
-      <w:r>
-        <w:t>vehicleNumber</w:t>
-      </w:r>
-      <w:proofErr w:type="spellEnd"/>
-      <w:r>
-        <w:t xml:space="preserve">, model, </w:t>
-      </w:r>
-      <w:r>
-        <w:rPr>
-          <w:rStyle w:val="Strong"/>
-        </w:rPr>
-        <w:t xml:space="preserve">final String </w:t>
-      </w:r>
-      <w:proofErr w:type="spellStart"/>
-      <w:r>
-        <w:rPr>
-          <w:rStyle w:val="Strong"/>
-        </w:rPr>
-        <w:t>companyName</w:t>
-      </w:r>
-      <w:proofErr w:type="spellEnd"/>
-    </w:p>
-    <w:p>
-      <w:pPr>
-        <w:pStyle w:val="NormalWeb"/>
-        <w:numPr>
-          <w:ilvl w:val="0"/>
-          <w:numId w:val="29"/>
-        </w:numPr>
-      </w:pPr>
-      <w:r>
-        <w:rPr>
-          <w:rStyle w:val="Strong"/>
-        </w:rPr>
-        <w:t>Constructor:</w:t>
-      </w:r>
-      <w:r>
-        <w:t xml:space="preserve"> initialize </w:t>
-      </w:r>
-      <w:proofErr w:type="spellStart"/>
-      <w:r>
-        <w:t>vehicleNumber</w:t>
-      </w:r>
-      <w:proofErr w:type="spellEnd"/>
-      <w:r>
-        <w:t>, model</w:t>
-      </w:r>
-    </w:p>
-    <w:p>
-      <w:pPr>
-        <w:pStyle w:val="NormalWeb"/>
-        <w:numPr>
-          <w:ilvl w:val="0"/>
-          <w:numId w:val="29"/>
-        </w:numPr>
-      </w:pPr>
-      <w:r>
-        <w:rPr>
-          <w:rStyle w:val="Strong"/>
-        </w:rPr>
-        <w:t>Methods:</w:t>
-      </w:r>
-    </w:p>
-    <w:p>
-      <w:pPr>
-        <w:pStyle w:val="NormalWeb"/>
-        <w:numPr>
-          <w:ilvl w:val="1"/>
-          <w:numId w:val="29"/>
-        </w:numPr>
-      </w:pPr>
-      <w:proofErr w:type="spellStart"/>
-      <w:r>
-        <w:rPr>
-          <w:rStyle w:val="HTMLCode"/>
-        </w:rPr>
-        <w:t>startEngine</w:t>
-      </w:r>
-      <w:proofErr w:type="spellEnd"/>
-      <w:r>
-        <w:rPr>
-          <w:rStyle w:val="HTMLCode"/>
-        </w:rPr>
-        <w:t>()</w:t>
-      </w:r>
-      <w:r>
-        <w:t xml:space="preserve"> – final method</w:t>
-      </w:r>
-    </w:p>
-    <w:p>
-      <w:pPr>
-        <w:pStyle w:val="NormalWeb"/>
-        <w:numPr>
-          <w:ilvl w:val="1"/>
-          <w:numId w:val="29"/>
-        </w:numPr>
-      </w:pPr>
-      <w:proofErr w:type="spellStart"/>
-      <w:r>
-        <w:rPr>
-          <w:rStyle w:val="HTMLCode"/>
-        </w:rPr>
-        <w:t>calculateMileage</w:t>
-      </w:r>
-      <w:proofErr w:type="spellEnd"/>
-      <w:r>
-        <w:rPr>
-          <w:rStyle w:val="HTMLCode"/>
-        </w:rPr>
-        <w:t>()</w:t>
-      </w:r>
-      <w:r>
-        <w:t xml:space="preserve"> – abstract method</w:t>
-      </w:r>
-    </w:p>
-    <w:p>
-      <w:pPr>
-        <w:pStyle w:val="NormalWeb"/>
-      </w:pPr>
-      <w:r>
-        <w:rPr>
-          <w:rStyle w:val="Strong"/>
-        </w:rPr>
-        <w:t>Intermediate Class:</w:t>
-      </w:r>
-      <w:r>
-        <w:t xml:space="preserve"> </w:t>
-      </w:r>
-      <w:proofErr w:type="spellStart"/>
-      <w:r>
-        <w:t>TwoWheeler</w:t>
-      </w:r>
-      <w:proofErr w:type="spellEnd"/>
-    </w:p>
-    <w:p>
-      <w:pPr>
-        <w:pStyle w:val="NormalWeb"/>
-        <w:numPr>
-          <w:ilvl w:val="0"/>
-          <w:numId w:val="30"/>
-        </w:numPr>
-      </w:pPr>
-      <w:r>
-        <w:rPr>
-          <w:rStyle w:val="Strong"/>
-        </w:rPr>
-        <w:t>Variable:</w:t>
-      </w:r>
-      <w:r>
-        <w:t xml:space="preserve"> type (Sports/Standard)</w:t>
-      </w:r>
-    </w:p>
-    <w:p>
-      <w:pPr>
-        <w:pStyle w:val="NormalWeb"/>
-        <w:numPr>
-          <w:ilvl w:val="0"/>
-          <w:numId w:val="30"/>
-        </w:numPr>
-      </w:pPr>
-      <w:r>
-        <w:rPr>
-          <w:rStyle w:val="Strong"/>
-        </w:rPr>
-        <w:t>Constructor:</w:t>
-      </w:r>
-      <w:r>
-        <w:t xml:space="preserve"> super keyword</w:t>
-      </w:r>
-    </w:p>
-    <w:p>
-      <w:pPr>
-        <w:pStyle w:val="NormalWeb"/>
-        <w:numPr>
-          <w:ilvl w:val="0"/>
-          <w:numId w:val="30"/>
-        </w:numPr>
-      </w:pPr>
-      <w:r>
-        <w:rPr>
-          <w:rStyle w:val="Strong"/>
-        </w:rPr>
-        <w:t>Method:</w:t>
-      </w:r>
-      <w:r>
-        <w:t xml:space="preserve"> implements </w:t>
-      </w:r>
-      <w:proofErr w:type="spellStart"/>
-      <w:r>
-        <w:t>calculateMileage</w:t>
-      </w:r>
-      <w:proofErr w:type="spellEnd"/>
-      <w:r>
-        <w:t>()</w:t>
-      </w:r>
-    </w:p>
-    <w:p>
-      <w:pPr>
-        <w:pStyle w:val="NormalWeb"/>
-      </w:pPr>
-      <w:r>
-        <w:rPr>
-          <w:rStyle w:val="Strong"/>
-        </w:rPr>
-        <w:lastRenderedPageBreak/>
-        <w:t>Derived Class:</w:t>
-      </w:r>
-      <w:r>
-        <w:t xml:space="preserve"> Bike</w:t>
-      </w:r>
-    </w:p>
-    <w:p>
-      <w:pPr>
-        <w:pStyle w:val="NormalWeb"/>
-        <w:numPr>
-          <w:ilvl w:val="0"/>
-          <w:numId w:val="31"/>
-        </w:numPr>
-      </w:pPr>
-      <w:r>
-        <w:rPr>
-          <w:rStyle w:val="Strong"/>
-        </w:rPr>
-        <w:t>Variable:</w:t>
-      </w:r>
-      <w:r>
-        <w:t xml:space="preserve"> </w:t>
-      </w:r>
-      <w:proofErr w:type="spellStart"/>
-      <w:r>
-        <w:t>fuelCapacity</w:t>
-      </w:r>
-      <w:proofErr w:type="spellEnd"/>
-    </w:p>
-    <w:p>
-      <w:pPr>
-        <w:pStyle w:val="NormalWeb"/>
-        <w:numPr>
-          <w:ilvl w:val="0"/>
-          <w:numId w:val="31"/>
-        </w:numPr>
-      </w:pPr>
-      <w:r>
-        <w:rPr>
-          <w:rStyle w:val="Strong"/>
-        </w:rPr>
-        <w:t>Constructor:</w:t>
-      </w:r>
-      <w:r>
-        <w:t xml:space="preserve"> super keyword</w:t>
-      </w:r>
-    </w:p>
-    <w:p>
-      <w:pPr>
-        <w:pStyle w:val="NormalWeb"/>
-        <w:numPr>
-          <w:ilvl w:val="0"/>
-          <w:numId w:val="31"/>
-        </w:numPr>
-      </w:pPr>
-      <w:r>
-        <w:rPr>
-          <w:rStyle w:val="Strong"/>
-        </w:rPr>
-        <w:t>Method:</w:t>
-      </w:r>
-      <w:r>
-        <w:t xml:space="preserve"> overrides </w:t>
-      </w:r>
-      <w:proofErr w:type="spellStart"/>
-      <w:r>
-        <w:t>calculateMileage</w:t>
-      </w:r>
-      <w:proofErr w:type="spellEnd"/>
-      <w:r>
-        <w:t>() based on fuel capacity</w:t>
-      </w:r>
-    </w:p>
-    <w:p>
-      <w:pPr>
-        <w:pStyle w:val="NormalWeb"/>
-      </w:pPr>
-      <w:r>
-        <w:rPr>
-          <w:rStyle w:val="Strong"/>
-        </w:rPr>
-        <w:t>Main Method:</w:t>
-      </w:r>
-    </w:p>
-    <w:p>
-      <w:pPr>
-        <w:pStyle w:val="NormalWeb"/>
-        <w:numPr>
-          <w:ilvl w:val="0"/>
-          <w:numId w:val="32"/>
-        </w:numPr>
-      </w:pPr>
-      <w:r>
-        <w:t>Create Bike object</w:t>
-      </w:r>
-    </w:p>
-    <w:p>
-      <w:pPr>
-        <w:pStyle w:val="NormalWeb"/>
-        <w:numPr>
-          <w:ilvl w:val="0"/>
-          <w:numId w:val="32"/>
-        </w:numPr>
-      </w:pPr>
-      <w:r>
-        <w:t xml:space="preserve">Call </w:t>
-      </w:r>
-      <w:proofErr w:type="spellStart"/>
-      <w:r>
-        <w:t>startEngine</w:t>
-      </w:r>
-      <w:proofErr w:type="spellEnd"/>
-      <w:r>
-        <w:t xml:space="preserve">(), </w:t>
-      </w:r>
-      <w:proofErr w:type="spellStart"/>
-      <w:r>
-        <w:t>calculateMileage</w:t>
-      </w:r>
-      <w:proofErr w:type="spellEnd"/>
-      <w:r>
-        <w:t>()</w:t>
-      </w:r>
-    </w:p>
-    <w:p>
-      <w:pPr>
-        <w:pStyle w:val="NormalWeb"/>
-      </w:pPr>
-      <w:r>
-        <w:rPr>
-          <w:rStyle w:val="Strong"/>
-        </w:rPr>
-        <w:t>Expected Output:</w:t>
-      </w:r>
-    </w:p>
-    <w:p>
-      <w:pPr>
-        <w:pStyle w:val="HTMLPreformatted"/>
-        <w:rPr>
-          <w:rStyle w:val="HTMLCode"/>
-        </w:rPr>
-      </w:pPr>
-      <w:r>
-        <w:rPr>
-          <w:rStyle w:val="hljs-attr"/>
-        </w:rPr>
-        <w:t>Vehicle Company:</w:t>
-      </w:r>
-      <w:r>
-        <w:rPr>
-          <w:rStyle w:val="HTMLCode"/>
-        </w:rPr>
-        <w:t xml:space="preserve"> </w:t>
-      </w:r>
-      <w:proofErr w:type="spellStart"/>
-      <w:r>
-        <w:rPr>
-          <w:rStyle w:val="hljs-string"/>
-        </w:rPr>
-        <w:t>MotoCorp</w:t>
-      </w:r>
-      <w:proofErr w:type="spellEnd"/>
-    </w:p>
-    <w:p>
-      <w:pPr>
-        <w:pStyle w:val="HTMLPreformatted"/>
-        <w:rPr>
-          <w:rStyle w:val="HTMLCode"/>
-        </w:rPr>
-      </w:pPr>
-      <w:r>
-        <w:rPr>
-          <w:rStyle w:val="hljs-attr"/>
-        </w:rPr>
-        <w:t>Vehicle Number:</w:t>
-      </w:r>
-      <w:r>
-        <w:rPr>
-          <w:rStyle w:val="HTMLCode"/>
-        </w:rPr>
-        <w:t xml:space="preserve"> </w:t>
-      </w:r>
-      <w:r>
-        <w:rPr>
-          <w:rStyle w:val="hljs-string"/>
-        </w:rPr>
-        <w:t>B101</w:t>
-      </w:r>
-    </w:p>
-    <w:p>
-      <w:pPr>
-        <w:pStyle w:val="HTMLPreformatted"/>
-        <w:rPr>
-          <w:rStyle w:val="HTMLCode"/>
-        </w:rPr>
-      </w:pPr>
-      <w:r>
-        <w:rPr>
-          <w:rStyle w:val="hljs-attr"/>
-        </w:rPr>
-        <w:t>Model:</w:t>
-      </w:r>
-      <w:r>
-        <w:rPr>
-          <w:rStyle w:val="HTMLCode"/>
-        </w:rPr>
-        <w:t xml:space="preserve"> </w:t>
-      </w:r>
-      <w:r>
-        <w:rPr>
-          <w:rStyle w:val="hljs-string"/>
-        </w:rPr>
-        <w:t>Sports</w:t>
-      </w:r>
-    </w:p>
-    <w:p>
-      <w:pPr>
-        <w:pStyle w:val="HTMLPreformatted"/>
-        <w:rPr>
-          <w:rStyle w:val="HTMLCode"/>
-        </w:rPr>
-      </w:pPr>
-      <w:r>
-        <w:rPr>
-          <w:rStyle w:val="hljs-string"/>
-        </w:rPr>
-        <w:t>Engine</w:t>
-      </w:r>
-      <w:r>
-        <w:rPr>
-          <w:rStyle w:val="HTMLCode"/>
-        </w:rPr>
-        <w:t xml:space="preserve"> </w:t>
-      </w:r>
-      <w:r>
-        <w:rPr>
-          <w:rStyle w:val="hljs-string"/>
-        </w:rPr>
-        <w:t>Started</w:t>
-      </w:r>
-    </w:p>
-    <w:p>
-      <w:pPr>
-        <w:pStyle w:val="HTMLPreformatted"/>
-        <w:rPr>
-          <w:rStyle w:val="HTMLCode"/>
-        </w:rPr>
-      </w:pPr>
-      <w:r>
-        <w:rPr>
-          <w:rStyle w:val="hljs-attr"/>
-        </w:rPr>
-        <w:t>Type:</w:t>
-      </w:r>
-      <w:r>
-        <w:rPr>
-          <w:rStyle w:val="HTMLCode"/>
-        </w:rPr>
-        <w:t xml:space="preserve"> </w:t>
-      </w:r>
-      <w:r>
-        <w:rPr>
-          <w:rStyle w:val="hljs-string"/>
-        </w:rPr>
-        <w:t>Sports</w:t>
-      </w:r>
-    </w:p>
-    <w:p>
-      <w:pPr>
-        <w:pStyle w:val="HTMLPreformatted"/>
-        <w:rPr>
-          <w:rStyle w:val="HTMLCode"/>
-        </w:rPr>
-      </w:pPr>
-      <w:r>
-        <w:rPr>
-          <w:rStyle w:val="hljs-attr"/>
-        </w:rPr>
-        <w:t>Fuel Capacity:</w:t>
-      </w:r>
-      <w:r>
-        <w:rPr>
-          <w:rStyle w:val="HTMLCode"/>
-        </w:rPr>
-        <w:t xml:space="preserve"> </w:t>
-      </w:r>
-      <w:r>
-        <w:rPr>
-          <w:rStyle w:val="hljs-number"/>
-        </w:rPr>
-        <w:t>15</w:t>
-      </w:r>
-      <w:r>
-        <w:rPr>
-          <w:rStyle w:val="HTMLCode"/>
-        </w:rPr>
-        <w:t xml:space="preserve"> </w:t>
-      </w:r>
-      <w:r>
-        <w:rPr>
-          <w:rStyle w:val="hljs-string"/>
-        </w:rPr>
-        <w:t>L</w:t>
-      </w:r>
-    </w:p>
-    <w:p>
-      <w:pPr>
-        <w:pStyle w:val="HTMLPreformatted"/>
-        <w:pBdr>
-          <w:bottom w:val="single" w:sz="6" w:space="1" w:color="auto"/>
-        </w:pBdr>
-      </w:pPr>
-      <w:r>
-        <w:rPr>
-          <w:rStyle w:val="hljs-attr"/>
-        </w:rPr>
-        <w:t>Mileage:</w:t>
-      </w:r>
-      <w:r>
-        <w:rPr>
-          <w:rStyle w:val="HTMLCode"/>
-        </w:rPr>
-        <w:t xml:space="preserve"> </w:t>
-      </w:r>
-      <w:r>
-        <w:rPr>
-          <w:rStyle w:val="hljs-number"/>
-        </w:rPr>
-        <w:t>35</w:t>
-      </w:r>
-      <w:r>
-        <w:rPr>
-          <w:rStyle w:val="HTMLCode"/>
-        </w:rPr>
-        <w:t xml:space="preserve"> </w:t>
-      </w:r>
-      <w:r>
-        <w:rPr>
-          <w:rStyle w:val="hljs-string"/>
-        </w:rPr>
-        <w:t>km/l</w:t>
-      </w:r>
-    </w:p>
     <w:p/>
     <w:p>
       <w:pPr>
@@ -6608,7 +5433,7 @@
     <w:p>
       <w:r>
         <w:pict>
-          <v:rect id="_x0000_i1032" style="width:0;height:1.5pt" o:hralign="center" o:hrstd="t" o:hr="t" fillcolor="#a0a0a0" stroked="f"/>
+          <v:rect id="_x0000_i1031" style="width:0;height:1.5pt" o:hralign="center" o:hrstd="t" o:hr="t" fillcolor="#a0a0a0" stroked="f"/>
         </w:pict>
       </w:r>
     </w:p>
@@ -6686,7 +5511,6 @@
         </w:numPr>
       </w:pPr>
       <w:r>
-        <w:lastRenderedPageBreak/>
         <w:t>Final Method: eat()</w:t>
       </w:r>
     </w:p>
@@ -6858,7 +5682,7 @@
     <w:p>
       <w:r>
         <w:pict>
-          <v:rect id="_x0000_i1033" style="width:0;height:1.5pt" o:hralign="center" o:hrstd="t" o:hr="t" fillcolor="#a0a0a0" stroked="f"/>
+          <v:rect id="_x0000_i1032" style="width:0;height:1.5pt" o:hralign="center" o:hrstd="t" o:hr="t" fillcolor="#a0a0a0" stroked="f"/>
         </w:pict>
       </w:r>
     </w:p>
@@ -6956,6 +5780,7 @@
         </w:numPr>
       </w:pPr>
       <w:r>
+        <w:lastRenderedPageBreak/>
         <w:t xml:space="preserve">Abstract Method: </w:t>
       </w:r>
       <w:proofErr w:type="spellStart"/>
@@ -7138,7 +5963,7 @@
     <w:p>
       <w:r>
         <w:pict>
-          <v:rect id="_x0000_i1034" style="width:0;height:1.5pt" o:hralign="center" o:hrstd="t" o:hr="t" fillcolor="#a0a0a0" stroked="f"/>
+          <v:rect id="_x0000_i1033" style="width:0;height:1.5pt" o:hralign="center" o:hrstd="t" o:hr="t" fillcolor="#a0a0a0" stroked="f"/>
         </w:pict>
       </w:r>
     </w:p>
@@ -7363,7 +6188,6 @@
         <w:rPr>
           <w:rStyle w:val="Strong"/>
         </w:rPr>
-        <w:lastRenderedPageBreak/>
         <w:t>Main Method</w:t>
       </w:r>
       <w:proofErr w:type="gramStart"/>
@@ -7398,7 +6222,7 @@
     <w:p>
       <w:r>
         <w:pict>
-          <v:rect id="_x0000_i1035" style="width:0;height:1.5pt" o:hralign="center" o:hrstd="t" o:hr="t" fillcolor="#a0a0a0" stroked="f"/>
+          <v:rect id="_x0000_i1034" style="width:0;height:1.5pt" o:hralign="center" o:hrstd="t" o:hr="t" fillcolor="#a0a0a0" stroked="f"/>
         </w:pict>
       </w:r>
     </w:p>
@@ -7631,7 +6455,7 @@
     <w:p/>
     <w:sectPr>
       <w:pgSz w:w="12240" w:h="15840"/>
-      <w:pgMar w:top="1440" w:right="1440" w:bottom="1440" w:left="1440" w:header="720" w:footer="720" w:gutter="0"/>
+      <w:pgMar w:top="990" w:right="1440" w:bottom="1440" w:left="1440" w:header="720" w:footer="720" w:gutter="0"/>
       <w:cols w:space="720"/>
       <w:docGrid w:linePitch="360"/>
     </w:sectPr>
@@ -8089,6 +6913,268 @@
     </w:lvl>
   </w:abstractNum>
   <w:abstractNum w:abstractNumId="3">
+    <w:nsid w:val="0B5B5B98"/>
+    <w:multiLevelType w:val="hybridMultilevel"/>
+    <w:tmpl w:val="490498D6"/>
+    <w:lvl w:ilvl="0" w:tplc="04090003">
+      <w:start w:val="1"/>
+      <w:numFmt w:val="bullet"/>
+      <w:lvlText w:val="o"/>
+      <w:lvlJc w:val="left"/>
+      <w:pPr>
+        <w:ind w:left="1440" w:hanging="360"/>
+      </w:pPr>
+      <w:rPr>
+        <w:rFonts w:ascii="Courier New" w:hAnsi="Courier New" w:cs="Courier New" w:hint="default"/>
+      </w:rPr>
+    </w:lvl>
+    <w:lvl w:ilvl="1" w:tplc="04090003" w:tentative="1">
+      <w:start w:val="1"/>
+      <w:numFmt w:val="bullet"/>
+      <w:lvlText w:val="o"/>
+      <w:lvlJc w:val="left"/>
+      <w:pPr>
+        <w:ind w:left="2160" w:hanging="360"/>
+      </w:pPr>
+      <w:rPr>
+        <w:rFonts w:ascii="Courier New" w:hAnsi="Courier New" w:cs="Courier New" w:hint="default"/>
+      </w:rPr>
+    </w:lvl>
+    <w:lvl w:ilvl="2" w:tplc="04090005" w:tentative="1">
+      <w:start w:val="1"/>
+      <w:numFmt w:val="bullet"/>
+      <w:lvlText w:val=""/>
+      <w:lvlJc w:val="left"/>
+      <w:pPr>
+        <w:ind w:left="2880" w:hanging="360"/>
+      </w:pPr>
+      <w:rPr>
+        <w:rFonts w:ascii="Wingdings" w:hAnsi="Wingdings" w:hint="default"/>
+      </w:rPr>
+    </w:lvl>
+    <w:lvl w:ilvl="3" w:tplc="04090001" w:tentative="1">
+      <w:start w:val="1"/>
+      <w:numFmt w:val="bullet"/>
+      <w:lvlText w:val=""/>
+      <w:lvlJc w:val="left"/>
+      <w:pPr>
+        <w:ind w:left="3600" w:hanging="360"/>
+      </w:pPr>
+      <w:rPr>
+        <w:rFonts w:ascii="Symbol" w:hAnsi="Symbol" w:hint="default"/>
+      </w:rPr>
+    </w:lvl>
+    <w:lvl w:ilvl="4" w:tplc="04090003" w:tentative="1">
+      <w:start w:val="1"/>
+      <w:numFmt w:val="bullet"/>
+      <w:lvlText w:val="o"/>
+      <w:lvlJc w:val="left"/>
+      <w:pPr>
+        <w:ind w:left="4320" w:hanging="360"/>
+      </w:pPr>
+      <w:rPr>
+        <w:rFonts w:ascii="Courier New" w:hAnsi="Courier New" w:cs="Courier New" w:hint="default"/>
+      </w:rPr>
+    </w:lvl>
+    <w:lvl w:ilvl="5" w:tplc="04090005" w:tentative="1">
+      <w:start w:val="1"/>
+      <w:numFmt w:val="bullet"/>
+      <w:lvlText w:val=""/>
+      <w:lvlJc w:val="left"/>
+      <w:pPr>
+        <w:ind w:left="5040" w:hanging="360"/>
+      </w:pPr>
+      <w:rPr>
+        <w:rFonts w:ascii="Wingdings" w:hAnsi="Wingdings" w:hint="default"/>
+      </w:rPr>
+    </w:lvl>
+    <w:lvl w:ilvl="6" w:tplc="04090001" w:tentative="1">
+      <w:start w:val="1"/>
+      <w:numFmt w:val="bullet"/>
+      <w:lvlText w:val=""/>
+      <w:lvlJc w:val="left"/>
+      <w:pPr>
+        <w:ind w:left="5760" w:hanging="360"/>
+      </w:pPr>
+      <w:rPr>
+        <w:rFonts w:ascii="Symbol" w:hAnsi="Symbol" w:hint="default"/>
+      </w:rPr>
+    </w:lvl>
+    <w:lvl w:ilvl="7" w:tplc="04090003" w:tentative="1">
+      <w:start w:val="1"/>
+      <w:numFmt w:val="bullet"/>
+      <w:lvlText w:val="o"/>
+      <w:lvlJc w:val="left"/>
+      <w:pPr>
+        <w:ind w:left="6480" w:hanging="360"/>
+      </w:pPr>
+      <w:rPr>
+        <w:rFonts w:ascii="Courier New" w:hAnsi="Courier New" w:cs="Courier New" w:hint="default"/>
+      </w:rPr>
+    </w:lvl>
+    <w:lvl w:ilvl="8" w:tplc="04090005" w:tentative="1">
+      <w:start w:val="1"/>
+      <w:numFmt w:val="bullet"/>
+      <w:lvlText w:val=""/>
+      <w:lvlJc w:val="left"/>
+      <w:pPr>
+        <w:ind w:left="7200" w:hanging="360"/>
+      </w:pPr>
+      <w:rPr>
+        <w:rFonts w:ascii="Wingdings" w:hAnsi="Wingdings" w:hint="default"/>
+      </w:rPr>
+    </w:lvl>
+  </w:abstractNum>
+  <w:abstractNum w:abstractNumId="4">
+    <w:nsid w:val="0E43638D"/>
+    <w:multiLevelType w:val="multilevel"/>
+    <w:tmpl w:val="B872A4FA"/>
+    <w:lvl w:ilvl="0">
+      <w:start w:val="1"/>
+      <w:numFmt w:val="bullet"/>
+      <w:lvlText w:val=""/>
+      <w:lvlJc w:val="left"/>
+      <w:pPr>
+        <w:tabs>
+          <w:tab w:val="num" w:pos="720"/>
+        </w:tabs>
+        <w:ind w:left="720" w:hanging="360"/>
+      </w:pPr>
+      <w:rPr>
+        <w:rFonts w:ascii="Symbol" w:hAnsi="Symbol" w:hint="default"/>
+        <w:sz w:val="20"/>
+      </w:rPr>
+    </w:lvl>
+    <w:lvl w:ilvl="1" w:tentative="1">
+      <w:start w:val="1"/>
+      <w:numFmt w:val="bullet"/>
+      <w:lvlText w:val="o"/>
+      <w:lvlJc w:val="left"/>
+      <w:pPr>
+        <w:tabs>
+          <w:tab w:val="num" w:pos="1440"/>
+        </w:tabs>
+        <w:ind w:left="1440" w:hanging="360"/>
+      </w:pPr>
+      <w:rPr>
+        <w:rFonts w:ascii="Courier New" w:hAnsi="Courier New" w:hint="default"/>
+        <w:sz w:val="20"/>
+      </w:rPr>
+    </w:lvl>
+    <w:lvl w:ilvl="2" w:tentative="1">
+      <w:start w:val="1"/>
+      <w:numFmt w:val="bullet"/>
+      <w:lvlText w:val=""/>
+      <w:lvlJc w:val="left"/>
+      <w:pPr>
+        <w:tabs>
+          <w:tab w:val="num" w:pos="2160"/>
+        </w:tabs>
+        <w:ind w:left="2160" w:hanging="360"/>
+      </w:pPr>
+      <w:rPr>
+        <w:rFonts w:ascii="Wingdings" w:hAnsi="Wingdings" w:hint="default"/>
+        <w:sz w:val="20"/>
+      </w:rPr>
+    </w:lvl>
+    <w:lvl w:ilvl="3" w:tentative="1">
+      <w:start w:val="1"/>
+      <w:numFmt w:val="bullet"/>
+      <w:lvlText w:val=""/>
+      <w:lvlJc w:val="left"/>
+      <w:pPr>
+        <w:tabs>
+          <w:tab w:val="num" w:pos="2880"/>
+        </w:tabs>
+        <w:ind w:left="2880" w:hanging="360"/>
+      </w:pPr>
+      <w:rPr>
+        <w:rFonts w:ascii="Wingdings" w:hAnsi="Wingdings" w:hint="default"/>
+        <w:sz w:val="20"/>
+      </w:rPr>
+    </w:lvl>
+    <w:lvl w:ilvl="4" w:tentative="1">
+      <w:start w:val="1"/>
+      <w:numFmt w:val="bullet"/>
+      <w:lvlText w:val=""/>
+      <w:lvlJc w:val="left"/>
+      <w:pPr>
+        <w:tabs>
+          <w:tab w:val="num" w:pos="3600"/>
+        </w:tabs>
+        <w:ind w:left="3600" w:hanging="360"/>
+      </w:pPr>
+      <w:rPr>
+        <w:rFonts w:ascii="Wingdings" w:hAnsi="Wingdings" w:hint="default"/>
+        <w:sz w:val="20"/>
+      </w:rPr>
+    </w:lvl>
+    <w:lvl w:ilvl="5" w:tentative="1">
+      <w:start w:val="1"/>
+      <w:numFmt w:val="bullet"/>
+      <w:lvlText w:val=""/>
+      <w:lvlJc w:val="left"/>
+      <w:pPr>
+        <w:tabs>
+          <w:tab w:val="num" w:pos="4320"/>
+        </w:tabs>
+        <w:ind w:left="4320" w:hanging="360"/>
+      </w:pPr>
+      <w:rPr>
+        <w:rFonts w:ascii="Wingdings" w:hAnsi="Wingdings" w:hint="default"/>
+        <w:sz w:val="20"/>
+      </w:rPr>
+    </w:lvl>
+    <w:lvl w:ilvl="6" w:tentative="1">
+      <w:start w:val="1"/>
+      <w:numFmt w:val="bullet"/>
+      <w:lvlText w:val=""/>
+      <w:lvlJc w:val="left"/>
+      <w:pPr>
+        <w:tabs>
+          <w:tab w:val="num" w:pos="5040"/>
+        </w:tabs>
+        <w:ind w:left="5040" w:hanging="360"/>
+      </w:pPr>
+      <w:rPr>
+        <w:rFonts w:ascii="Wingdings" w:hAnsi="Wingdings" w:hint="default"/>
+        <w:sz w:val="20"/>
+      </w:rPr>
+    </w:lvl>
+    <w:lvl w:ilvl="7" w:tentative="1">
+      <w:start w:val="1"/>
+      <w:numFmt w:val="bullet"/>
+      <w:lvlText w:val=""/>
+      <w:lvlJc w:val="left"/>
+      <w:pPr>
+        <w:tabs>
+          <w:tab w:val="num" w:pos="5760"/>
+        </w:tabs>
+        <w:ind w:left="5760" w:hanging="360"/>
+      </w:pPr>
+      <w:rPr>
+        <w:rFonts w:ascii="Wingdings" w:hAnsi="Wingdings" w:hint="default"/>
+        <w:sz w:val="20"/>
+      </w:rPr>
+    </w:lvl>
+    <w:lvl w:ilvl="8" w:tentative="1">
+      <w:start w:val="1"/>
+      <w:numFmt w:val="bullet"/>
+      <w:lvlText w:val=""/>
+      <w:lvlJc w:val="left"/>
+      <w:pPr>
+        <w:tabs>
+          <w:tab w:val="num" w:pos="6480"/>
+        </w:tabs>
+        <w:ind w:left="6480" w:hanging="360"/>
+      </w:pPr>
+      <w:rPr>
+        <w:rFonts w:ascii="Wingdings" w:hAnsi="Wingdings" w:hint="default"/>
+        <w:sz w:val="20"/>
+      </w:rPr>
+    </w:lvl>
+  </w:abstractNum>
+  <w:abstractNum w:abstractNumId="5">
     <w:nsid w:val="10F24D12"/>
     <w:multiLevelType w:val="multilevel"/>
     <w:tmpl w:val="BCB4FBD2"/>
@@ -8237,7 +7323,7 @@
       </w:rPr>
     </w:lvl>
   </w:abstractNum>
-  <w:abstractNum w:abstractNumId="4">
+  <w:abstractNum w:abstractNumId="6">
     <w:nsid w:val="11E95E41"/>
     <w:multiLevelType w:val="multilevel"/>
     <w:tmpl w:val="6200151A"/>
@@ -8386,7 +7472,7 @@
       </w:rPr>
     </w:lvl>
   </w:abstractNum>
-  <w:abstractNum w:abstractNumId="5">
+  <w:abstractNum w:abstractNumId="7">
     <w:nsid w:val="14EB35D7"/>
     <w:multiLevelType w:val="multilevel"/>
     <w:tmpl w:val="5538D560"/>
@@ -8535,7 +7621,7 @@
       </w:rPr>
     </w:lvl>
   </w:abstractNum>
-  <w:abstractNum w:abstractNumId="6">
+  <w:abstractNum w:abstractNumId="8">
     <w:nsid w:val="175131D6"/>
     <w:multiLevelType w:val="multilevel"/>
     <w:tmpl w:val="1AA8EC4E"/>
@@ -8684,7 +7770,7 @@
       </w:rPr>
     </w:lvl>
   </w:abstractNum>
-  <w:abstractNum w:abstractNumId="7">
+  <w:abstractNum w:abstractNumId="9">
     <w:nsid w:val="19DC484B"/>
     <w:multiLevelType w:val="multilevel"/>
     <w:tmpl w:val="3A7E5414"/>
@@ -8833,7 +7919,7 @@
       </w:rPr>
     </w:lvl>
   </w:abstractNum>
-  <w:abstractNum w:abstractNumId="8">
+  <w:abstractNum w:abstractNumId="10">
     <w:nsid w:val="20EE7741"/>
     <w:multiLevelType w:val="multilevel"/>
     <w:tmpl w:val="989C3F72"/>
@@ -8982,7 +8068,7 @@
       </w:rPr>
     </w:lvl>
   </w:abstractNum>
-  <w:abstractNum w:abstractNumId="9">
+  <w:abstractNum w:abstractNumId="11">
     <w:nsid w:val="21213437"/>
     <w:multiLevelType w:val="multilevel"/>
     <w:tmpl w:val="AC0491F4"/>
@@ -9131,7 +8217,7 @@
       </w:rPr>
     </w:lvl>
   </w:abstractNum>
-  <w:abstractNum w:abstractNumId="10">
+  <w:abstractNum w:abstractNumId="12">
     <w:nsid w:val="21305EAA"/>
     <w:multiLevelType w:val="multilevel"/>
     <w:tmpl w:val="C14AE01C"/>
@@ -9280,7 +8366,7 @@
       </w:rPr>
     </w:lvl>
   </w:abstractNum>
-  <w:abstractNum w:abstractNumId="11">
+  <w:abstractNum w:abstractNumId="13">
     <w:nsid w:val="22E32534"/>
     <w:multiLevelType w:val="multilevel"/>
     <w:tmpl w:val="EF809F8E"/>
@@ -9429,7 +8515,7 @@
       </w:rPr>
     </w:lvl>
   </w:abstractNum>
-  <w:abstractNum w:abstractNumId="12">
+  <w:abstractNum w:abstractNumId="14">
     <w:nsid w:val="24546853"/>
     <w:multiLevelType w:val="multilevel"/>
     <w:tmpl w:val="EF4A6BB0"/>
@@ -9578,7 +8664,7 @@
       </w:rPr>
     </w:lvl>
   </w:abstractNum>
-  <w:abstractNum w:abstractNumId="13">
+  <w:abstractNum w:abstractNumId="15">
     <w:nsid w:val="2AB63211"/>
     <w:multiLevelType w:val="multilevel"/>
     <w:tmpl w:val="EFFC39C8"/>
@@ -9727,7 +8813,7 @@
       </w:rPr>
     </w:lvl>
   </w:abstractNum>
-  <w:abstractNum w:abstractNumId="14">
+  <w:abstractNum w:abstractNumId="16">
     <w:nsid w:val="392759D3"/>
     <w:multiLevelType w:val="multilevel"/>
     <w:tmpl w:val="8612C432"/>
@@ -9876,7 +8962,7 @@
       </w:rPr>
     </w:lvl>
   </w:abstractNum>
-  <w:abstractNum w:abstractNumId="15">
+  <w:abstractNum w:abstractNumId="17">
     <w:nsid w:val="3F712589"/>
     <w:multiLevelType w:val="multilevel"/>
     <w:tmpl w:val="6C1843DE"/>
@@ -10025,7 +9111,7 @@
       </w:rPr>
     </w:lvl>
   </w:abstractNum>
-  <w:abstractNum w:abstractNumId="16">
+  <w:abstractNum w:abstractNumId="18">
     <w:nsid w:val="4005507C"/>
     <w:multiLevelType w:val="multilevel"/>
     <w:tmpl w:val="B0A8A0B0"/>
@@ -10174,7 +9260,7 @@
       </w:rPr>
     </w:lvl>
   </w:abstractNum>
-  <w:abstractNum w:abstractNumId="17">
+  <w:abstractNum w:abstractNumId="19">
     <w:nsid w:val="433B6951"/>
     <w:multiLevelType w:val="multilevel"/>
     <w:tmpl w:val="4F3ACCEA"/>
@@ -10323,7 +9409,156 @@
       </w:rPr>
     </w:lvl>
   </w:abstractNum>
-  <w:abstractNum w:abstractNumId="18">
+  <w:abstractNum w:abstractNumId="20">
+    <w:nsid w:val="43C2321D"/>
+    <w:multiLevelType w:val="multilevel"/>
+    <w:tmpl w:val="5BA68698"/>
+    <w:lvl w:ilvl="0">
+      <w:start w:val="1"/>
+      <w:numFmt w:val="bullet"/>
+      <w:lvlText w:val=""/>
+      <w:lvlJc w:val="left"/>
+      <w:pPr>
+        <w:tabs>
+          <w:tab w:val="num" w:pos="720"/>
+        </w:tabs>
+        <w:ind w:left="720" w:hanging="360"/>
+      </w:pPr>
+      <w:rPr>
+        <w:rFonts w:ascii="Symbol" w:hAnsi="Symbol" w:hint="default"/>
+        <w:sz w:val="20"/>
+      </w:rPr>
+    </w:lvl>
+    <w:lvl w:ilvl="1" w:tentative="1">
+      <w:start w:val="1"/>
+      <w:numFmt w:val="bullet"/>
+      <w:lvlText w:val="o"/>
+      <w:lvlJc w:val="left"/>
+      <w:pPr>
+        <w:tabs>
+          <w:tab w:val="num" w:pos="1440"/>
+        </w:tabs>
+        <w:ind w:left="1440" w:hanging="360"/>
+      </w:pPr>
+      <w:rPr>
+        <w:rFonts w:ascii="Courier New" w:hAnsi="Courier New" w:hint="default"/>
+        <w:sz w:val="20"/>
+      </w:rPr>
+    </w:lvl>
+    <w:lvl w:ilvl="2" w:tentative="1">
+      <w:start w:val="1"/>
+      <w:numFmt w:val="bullet"/>
+      <w:lvlText w:val=""/>
+      <w:lvlJc w:val="left"/>
+      <w:pPr>
+        <w:tabs>
+          <w:tab w:val="num" w:pos="2160"/>
+        </w:tabs>
+        <w:ind w:left="2160" w:hanging="360"/>
+      </w:pPr>
+      <w:rPr>
+        <w:rFonts w:ascii="Wingdings" w:hAnsi="Wingdings" w:hint="default"/>
+        <w:sz w:val="20"/>
+      </w:rPr>
+    </w:lvl>
+    <w:lvl w:ilvl="3" w:tentative="1">
+      <w:start w:val="1"/>
+      <w:numFmt w:val="bullet"/>
+      <w:lvlText w:val=""/>
+      <w:lvlJc w:val="left"/>
+      <w:pPr>
+        <w:tabs>
+          <w:tab w:val="num" w:pos="2880"/>
+        </w:tabs>
+        <w:ind w:left="2880" w:hanging="360"/>
+      </w:pPr>
+      <w:rPr>
+        <w:rFonts w:ascii="Wingdings" w:hAnsi="Wingdings" w:hint="default"/>
+        <w:sz w:val="20"/>
+      </w:rPr>
+    </w:lvl>
+    <w:lvl w:ilvl="4" w:tentative="1">
+      <w:start w:val="1"/>
+      <w:numFmt w:val="bullet"/>
+      <w:lvlText w:val=""/>
+      <w:lvlJc w:val="left"/>
+      <w:pPr>
+        <w:tabs>
+          <w:tab w:val="num" w:pos="3600"/>
+        </w:tabs>
+        <w:ind w:left="3600" w:hanging="360"/>
+      </w:pPr>
+      <w:rPr>
+        <w:rFonts w:ascii="Wingdings" w:hAnsi="Wingdings" w:hint="default"/>
+        <w:sz w:val="20"/>
+      </w:rPr>
+    </w:lvl>
+    <w:lvl w:ilvl="5" w:tentative="1">
+      <w:start w:val="1"/>
+      <w:numFmt w:val="bullet"/>
+      <w:lvlText w:val=""/>
+      <w:lvlJc w:val="left"/>
+      <w:pPr>
+        <w:tabs>
+          <w:tab w:val="num" w:pos="4320"/>
+        </w:tabs>
+        <w:ind w:left="4320" w:hanging="360"/>
+      </w:pPr>
+      <w:rPr>
+        <w:rFonts w:ascii="Wingdings" w:hAnsi="Wingdings" w:hint="default"/>
+        <w:sz w:val="20"/>
+      </w:rPr>
+    </w:lvl>
+    <w:lvl w:ilvl="6" w:tentative="1">
+      <w:start w:val="1"/>
+      <w:numFmt w:val="bullet"/>
+      <w:lvlText w:val=""/>
+      <w:lvlJc w:val="left"/>
+      <w:pPr>
+        <w:tabs>
+          <w:tab w:val="num" w:pos="5040"/>
+        </w:tabs>
+        <w:ind w:left="5040" w:hanging="360"/>
+      </w:pPr>
+      <w:rPr>
+        <w:rFonts w:ascii="Wingdings" w:hAnsi="Wingdings" w:hint="default"/>
+        <w:sz w:val="20"/>
+      </w:rPr>
+    </w:lvl>
+    <w:lvl w:ilvl="7" w:tentative="1">
+      <w:start w:val="1"/>
+      <w:numFmt w:val="bullet"/>
+      <w:lvlText w:val=""/>
+      <w:lvlJc w:val="left"/>
+      <w:pPr>
+        <w:tabs>
+          <w:tab w:val="num" w:pos="5760"/>
+        </w:tabs>
+        <w:ind w:left="5760" w:hanging="360"/>
+      </w:pPr>
+      <w:rPr>
+        <w:rFonts w:ascii="Wingdings" w:hAnsi="Wingdings" w:hint="default"/>
+        <w:sz w:val="20"/>
+      </w:rPr>
+    </w:lvl>
+    <w:lvl w:ilvl="8" w:tentative="1">
+      <w:start w:val="1"/>
+      <w:numFmt w:val="bullet"/>
+      <w:lvlText w:val=""/>
+      <w:lvlJc w:val="left"/>
+      <w:pPr>
+        <w:tabs>
+          <w:tab w:val="num" w:pos="6480"/>
+        </w:tabs>
+        <w:ind w:left="6480" w:hanging="360"/>
+      </w:pPr>
+      <w:rPr>
+        <w:rFonts w:ascii="Wingdings" w:hAnsi="Wingdings" w:hint="default"/>
+        <w:sz w:val="20"/>
+      </w:rPr>
+    </w:lvl>
+  </w:abstractNum>
+  <w:abstractNum w:abstractNumId="21">
     <w:nsid w:val="45CF47CB"/>
     <w:multiLevelType w:val="multilevel"/>
     <w:tmpl w:val="DD5239AE"/>
@@ -10472,7 +9707,7 @@
       </w:rPr>
     </w:lvl>
   </w:abstractNum>
-  <w:abstractNum w:abstractNumId="19">
+  <w:abstractNum w:abstractNumId="22">
     <w:nsid w:val="45E06F91"/>
     <w:multiLevelType w:val="multilevel"/>
     <w:tmpl w:val="AC2A3C5E"/>
@@ -10621,7 +9856,7 @@
       </w:rPr>
     </w:lvl>
   </w:abstractNum>
-  <w:abstractNum w:abstractNumId="20">
+  <w:abstractNum w:abstractNumId="23">
     <w:nsid w:val="480C395C"/>
     <w:multiLevelType w:val="multilevel"/>
     <w:tmpl w:val="605C1940"/>
@@ -10770,7 +10005,7 @@
       </w:rPr>
     </w:lvl>
   </w:abstractNum>
-  <w:abstractNum w:abstractNumId="21">
+  <w:abstractNum w:abstractNumId="24">
     <w:nsid w:val="50A046C0"/>
     <w:multiLevelType w:val="multilevel"/>
     <w:tmpl w:val="F6A0FBF4"/>
@@ -10919,7 +10154,7 @@
       </w:rPr>
     </w:lvl>
   </w:abstractNum>
-  <w:abstractNum w:abstractNumId="22">
+  <w:abstractNum w:abstractNumId="25">
     <w:nsid w:val="526C46B4"/>
     <w:multiLevelType w:val="multilevel"/>
     <w:tmpl w:val="453CA44C"/>
@@ -11068,7 +10303,7 @@
       </w:rPr>
     </w:lvl>
   </w:abstractNum>
-  <w:abstractNum w:abstractNumId="23">
+  <w:abstractNum w:abstractNumId="26">
     <w:nsid w:val="532F689F"/>
     <w:multiLevelType w:val="multilevel"/>
     <w:tmpl w:val="BBC8967A"/>
@@ -11088,7 +10323,7 @@
         <w:sz w:val="20"/>
       </w:rPr>
     </w:lvl>
-    <w:lvl w:ilvl="1" w:tentative="1">
+    <w:lvl w:ilvl="1">
       <w:start w:val="1"/>
       <w:numFmt w:val="bullet"/>
       <w:lvlText w:val="o"/>
@@ -11217,7 +10452,7 @@
       </w:rPr>
     </w:lvl>
   </w:abstractNum>
-  <w:abstractNum w:abstractNumId="24">
+  <w:abstractNum w:abstractNumId="27">
     <w:nsid w:val="563A46C3"/>
     <w:multiLevelType w:val="multilevel"/>
     <w:tmpl w:val="D5D4ABF6"/>
@@ -11366,7 +10601,7 @@
       </w:rPr>
     </w:lvl>
   </w:abstractNum>
-  <w:abstractNum w:abstractNumId="25">
+  <w:abstractNum w:abstractNumId="28">
     <w:nsid w:val="57157C93"/>
     <w:multiLevelType w:val="multilevel"/>
     <w:tmpl w:val="EDE2831E"/>
@@ -11515,7 +10750,7 @@
       </w:rPr>
     </w:lvl>
   </w:abstractNum>
-  <w:abstractNum w:abstractNumId="26">
+  <w:abstractNum w:abstractNumId="29">
     <w:nsid w:val="60446083"/>
     <w:multiLevelType w:val="multilevel"/>
     <w:tmpl w:val="B64068B0"/>
@@ -11664,7 +10899,7 @@
       </w:rPr>
     </w:lvl>
   </w:abstractNum>
-  <w:abstractNum w:abstractNumId="27">
+  <w:abstractNum w:abstractNumId="30">
     <w:nsid w:val="62355EA9"/>
     <w:multiLevelType w:val="multilevel"/>
     <w:tmpl w:val="99F03628"/>
@@ -11813,7 +11048,7 @@
       </w:rPr>
     </w:lvl>
   </w:abstractNum>
-  <w:abstractNum w:abstractNumId="28">
+  <w:abstractNum w:abstractNumId="31">
     <w:nsid w:val="63737E52"/>
     <w:multiLevelType w:val="multilevel"/>
     <w:tmpl w:val="C7C6866E"/>
@@ -11833,7 +11068,7 @@
         <w:sz w:val="20"/>
       </w:rPr>
     </w:lvl>
-    <w:lvl w:ilvl="1" w:tentative="1">
+    <w:lvl w:ilvl="1">
       <w:start w:val="1"/>
       <w:numFmt w:val="bullet"/>
       <w:lvlText w:val="o"/>
@@ -11962,7 +11197,7 @@
       </w:rPr>
     </w:lvl>
   </w:abstractNum>
-  <w:abstractNum w:abstractNumId="29">
+  <w:abstractNum w:abstractNumId="32">
     <w:nsid w:val="6A2B4631"/>
     <w:multiLevelType w:val="multilevel"/>
     <w:tmpl w:val="F676D13C"/>
@@ -12111,7 +11346,7 @@
       </w:rPr>
     </w:lvl>
   </w:abstractNum>
-  <w:abstractNum w:abstractNumId="30">
+  <w:abstractNum w:abstractNumId="33">
     <w:nsid w:val="6BED42D6"/>
     <w:multiLevelType w:val="multilevel"/>
     <w:tmpl w:val="AE708DA0"/>
@@ -12260,7 +11495,7 @@
       </w:rPr>
     </w:lvl>
   </w:abstractNum>
-  <w:abstractNum w:abstractNumId="31">
+  <w:abstractNum w:abstractNumId="34">
     <w:nsid w:val="70AF3A97"/>
     <w:multiLevelType w:val="multilevel"/>
     <w:tmpl w:val="C4C2FE60"/>
@@ -12409,7 +11644,7 @@
       </w:rPr>
     </w:lvl>
   </w:abstractNum>
-  <w:abstractNum w:abstractNumId="32">
+  <w:abstractNum w:abstractNumId="35">
     <w:nsid w:val="723E1071"/>
     <w:multiLevelType w:val="multilevel"/>
     <w:tmpl w:val="FB408384"/>
@@ -12558,7 +11793,7 @@
       </w:rPr>
     </w:lvl>
   </w:abstractNum>
-  <w:abstractNum w:abstractNumId="33">
+  <w:abstractNum w:abstractNumId="36">
     <w:nsid w:val="73BA0680"/>
     <w:multiLevelType w:val="multilevel"/>
     <w:tmpl w:val="130C02B6"/>
@@ -12707,7 +11942,7 @@
       </w:rPr>
     </w:lvl>
   </w:abstractNum>
-  <w:abstractNum w:abstractNumId="34">
+  <w:abstractNum w:abstractNumId="37">
     <w:nsid w:val="76DA6377"/>
     <w:multiLevelType w:val="multilevel"/>
     <w:tmpl w:val="0AEA18D4"/>
@@ -12856,7 +12091,7 @@
       </w:rPr>
     </w:lvl>
   </w:abstractNum>
-  <w:abstractNum w:abstractNumId="35">
+  <w:abstractNum w:abstractNumId="38">
     <w:nsid w:val="76E512C0"/>
     <w:multiLevelType w:val="multilevel"/>
     <w:tmpl w:val="2574440A"/>
@@ -13005,7 +12240,7 @@
       </w:rPr>
     </w:lvl>
   </w:abstractNum>
-  <w:abstractNum w:abstractNumId="36">
+  <w:abstractNum w:abstractNumId="39">
     <w:nsid w:val="788B4394"/>
     <w:multiLevelType w:val="multilevel"/>
     <w:tmpl w:val="881AF78C"/>
@@ -13155,115 +12390,124 @@
     </w:lvl>
   </w:abstractNum>
   <w:num w:numId="1">
-    <w:abstractNumId w:val="8"/>
+    <w:abstractNumId w:val="10"/>
   </w:num>
   <w:num w:numId="2">
-    <w:abstractNumId w:val="17"/>
+    <w:abstractNumId w:val="19"/>
   </w:num>
   <w:num w:numId="3">
-    <w:abstractNumId w:val="21"/>
+    <w:abstractNumId w:val="24"/>
   </w:num>
   <w:num w:numId="4">
-    <w:abstractNumId w:val="16"/>
+    <w:abstractNumId w:val="18"/>
   </w:num>
   <w:num w:numId="5">
-    <w:abstractNumId w:val="33"/>
+    <w:abstractNumId w:val="36"/>
   </w:num>
   <w:num w:numId="6">
-    <w:abstractNumId w:val="12"/>
+    <w:abstractNumId w:val="14"/>
   </w:num>
   <w:num w:numId="7">
-    <w:abstractNumId w:val="31"/>
+    <w:abstractNumId w:val="34"/>
   </w:num>
   <w:num w:numId="8">
     <w:abstractNumId w:val="0"/>
   </w:num>
   <w:num w:numId="9">
-    <w:abstractNumId w:val="9"/>
+    <w:abstractNumId w:val="11"/>
   </w:num>
   <w:num w:numId="10">
-    <w:abstractNumId w:val="22"/>
+    <w:abstractNumId w:val="25"/>
   </w:num>
   <w:num w:numId="11">
-    <w:abstractNumId w:val="15"/>
+    <w:abstractNumId w:val="17"/>
   </w:num>
   <w:num w:numId="12">
-    <w:abstractNumId w:val="36"/>
+    <w:abstractNumId w:val="39"/>
   </w:num>
   <w:num w:numId="13">
-    <w:abstractNumId w:val="11"/>
+    <w:abstractNumId w:val="13"/>
   </w:num>
   <w:num w:numId="14">
-    <w:abstractNumId w:val="26"/>
+    <w:abstractNumId w:val="29"/>
   </w:num>
   <w:num w:numId="15">
-    <w:abstractNumId w:val="24"/>
+    <w:abstractNumId w:val="27"/>
   </w:num>
   <w:num w:numId="16">
-    <w:abstractNumId w:val="19"/>
+    <w:abstractNumId w:val="22"/>
   </w:num>
   <w:num w:numId="17">
     <w:abstractNumId w:val="1"/>
   </w:num>
   <w:num w:numId="18">
-    <w:abstractNumId w:val="6"/>
+    <w:abstractNumId w:val="8"/>
   </w:num>
   <w:num w:numId="19">
     <w:abstractNumId w:val="2"/>
   </w:num>
   <w:num w:numId="20">
-    <w:abstractNumId w:val="14"/>
+    <w:abstractNumId w:val="16"/>
   </w:num>
   <w:num w:numId="21">
-    <w:abstractNumId w:val="3"/>
+    <w:abstractNumId w:val="5"/>
   </w:num>
   <w:num w:numId="22">
-    <w:abstractNumId w:val="5"/>
+    <w:abstractNumId w:val="7"/>
   </w:num>
   <w:num w:numId="23">
-    <w:abstractNumId w:val="10"/>
+    <w:abstractNumId w:val="12"/>
   </w:num>
   <w:num w:numId="24">
-    <w:abstractNumId w:val="13"/>
+    <w:abstractNumId w:val="15"/>
   </w:num>
   <w:num w:numId="25">
-    <w:abstractNumId w:val="34"/>
+    <w:abstractNumId w:val="37"/>
   </w:num>
   <w:num w:numId="26">
-    <w:abstractNumId w:val="27"/>
+    <w:abstractNumId w:val="30"/>
   </w:num>
   <w:num w:numId="27">
+    <w:abstractNumId w:val="38"/>
+  </w:num>
+  <w:num w:numId="28">
+    <w:abstractNumId w:val="28"/>
+  </w:num>
+  <w:num w:numId="29">
+    <w:abstractNumId w:val="23"/>
+  </w:num>
+  <w:num w:numId="30">
+    <w:abstractNumId w:val="6"/>
+  </w:num>
+  <w:num w:numId="31">
+    <w:abstractNumId w:val="31"/>
+  </w:num>
+  <w:num w:numId="32">
+    <w:abstractNumId w:val="26"/>
+  </w:num>
+  <w:num w:numId="33">
+    <w:abstractNumId w:val="32"/>
+  </w:num>
+  <w:num w:numId="34">
+    <w:abstractNumId w:val="21"/>
+  </w:num>
+  <w:num w:numId="35">
+    <w:abstractNumId w:val="9"/>
+  </w:num>
+  <w:num w:numId="36">
     <w:abstractNumId w:val="35"/>
   </w:num>
-  <w:num w:numId="28">
-    <w:abstractNumId w:val="25"/>
+  <w:num w:numId="37">
+    <w:abstractNumId w:val="33"/>
   </w:num>
-  <w:num w:numId="29">
+  <w:num w:numId="38">
     <w:abstractNumId w:val="20"/>
   </w:num>
-  <w:num w:numId="30">
+  <w:num w:numId="39">
     <w:abstractNumId w:val="4"/>
   </w:num>
-  <w:num w:numId="31">
-    <w:abstractNumId w:val="28"/>
-  </w:num>
-  <w:num w:numId="32">
-    <w:abstractNumId w:val="23"/>
-  </w:num>
-  <w:num w:numId="33">
-    <w:abstractNumId w:val="29"/>
-  </w:num>
-  <w:num w:numId="34">
-    <w:abstractNumId w:val="18"/>
-  </w:num>
-  <w:num w:numId="35">
-    <w:abstractNumId w:val="7"/>
-  </w:num>
-  <w:num w:numId="36">
-    <w:abstractNumId w:val="32"/>
-  </w:num>
-  <w:num w:numId="37">
-    <w:abstractNumId w:val="30"/>
+  <w:num w:numId="40">
+    <w:abstractNumId w:val="3"/>
   </w:num>
 </w:numbering>
 </file>
@@ -13705,6 +12949,29 @@
       <w:szCs w:val="26"/>
     </w:rPr>
   </w:style>
+  <w:style w:type="paragraph" w:styleId="Heading3">
+    <w:name w:val="heading 3"/>
+    <w:basedOn w:val="Normal"/>
+    <w:next w:val="Normal"/>
+    <w:link w:val="Heading3Char"/>
+    <w:uiPriority w:val="9"/>
+    <w:semiHidden/>
+    <w:unhideWhenUsed/>
+    <w:qFormat/>
+    <w:rsid w:val="00A12F66"/>
+    <w:pPr>
+      <w:keepNext/>
+      <w:keepLines/>
+      <w:spacing w:before="40" w:after="0"/>
+      <w:outlineLvl w:val="2"/>
+    </w:pPr>
+    <w:rPr>
+      <w:rFonts w:asciiTheme="majorHAnsi" w:eastAsiaTheme="majorEastAsia" w:hAnsiTheme="majorHAnsi" w:cstheme="majorBidi"/>
+      <w:color w:val="1F4D78" w:themeColor="accent1" w:themeShade="7F"/>
+      <w:sz w:val="24"/>
+      <w:szCs w:val="24"/>
+    </w:rPr>
+  </w:style>
   <w:style w:type="character" w:default="1" w:styleId="DefaultParagraphFont">
     <w:name w:val="Default Paragraph Font"/>
     <w:uiPriority w:val="1"/>
@@ -13863,6 +13130,31 @@
       <w:sz w:val="26"/>
       <w:szCs w:val="26"/>
     </w:rPr>
+  </w:style>
+  <w:style w:type="character" w:customStyle="1" w:styleId="Heading3Char">
+    <w:name w:val="Heading 3 Char"/>
+    <w:basedOn w:val="DefaultParagraphFont"/>
+    <w:link w:val="Heading3"/>
+    <w:uiPriority w:val="9"/>
+    <w:semiHidden/>
+    <w:rsid w:val="00A12F66"/>
+    <w:rPr>
+      <w:rFonts w:asciiTheme="majorHAnsi" w:eastAsiaTheme="majorEastAsia" w:hAnsiTheme="majorHAnsi" w:cstheme="majorBidi"/>
+      <w:color w:val="1F4D78" w:themeColor="accent1" w:themeShade="7F"/>
+      <w:sz w:val="24"/>
+      <w:szCs w:val="24"/>
+    </w:rPr>
+  </w:style>
+  <w:style w:type="paragraph" w:styleId="ListParagraph">
+    <w:name w:val="List Paragraph"/>
+    <w:basedOn w:val="Normal"/>
+    <w:uiPriority w:val="34"/>
+    <w:qFormat/>
+    <w:rsid w:val="000926FB"/>
+    <w:pPr>
+      <w:ind w:left="720"/>
+      <w:contextualSpacing/>
+    </w:pPr>
   </w:style>
 </w:styles>
 </file>
